--- a/public/templates/first-report-template.docx
+++ b/public/templates/first-report-template.docx
@@ -562,7 +562,7 @@
     <w:tbl>
       <w:tblPr>
         <w:tblpPr w:leftFromText="142" w:rightFromText="142" w:vertAnchor="text" w:horzAnchor="margin" w:tblpXSpec="center" w:tblpY="37"/>
-        <w:tblW w:w="0" w:type="auto"/>
+        <w:tblW w:w="9211" w:type="dxa"/>
         <w:tblBorders>
           <w:top w:val="single" w:sz="2" w:space="0" w:color="000000"/>
           <w:left w:val="single" w:sz="2" w:space="0" w:color="000000"/>
@@ -581,7 +581,7 @@
         <w:gridCol w:w="2148"/>
         <w:gridCol w:w="2181"/>
         <w:gridCol w:w="2402"/>
-        <w:gridCol w:w="2289"/>
+        <w:gridCol w:w="2480"/>
       </w:tblGrid>
       <w:tr>
         <w:trPr>
@@ -589,7 +589,7 @@
         </w:trPr>
         <w:tc>
           <w:tcPr>
-            <w:tcW w:w="2148" w:type="dxa"/>
+            <w:tcW w:w="2122" w:type="dxa"/>
             <w:tcBorders>
               <w:top w:val="single" w:sz="2" w:space="0" w:color="000000"/>
               <w:left w:val="single" w:sz="2" w:space="0" w:color="000000"/>
@@ -635,7 +635,7 @@
         </w:tc>
         <w:tc>
           <w:tcPr>
-            <w:tcW w:w="2181" w:type="dxa"/>
+            <w:tcW w:w="2154" w:type="dxa"/>
             <w:tcBorders>
               <w:top w:val="single" w:sz="2" w:space="0" w:color="000000"/>
               <w:left w:val="single" w:sz="2" w:space="0" w:color="000000"/>
@@ -679,7 +679,7 @@
         </w:tc>
         <w:tc>
           <w:tcPr>
-            <w:tcW w:w="2402" w:type="dxa"/>
+            <w:tcW w:w="2372" w:type="dxa"/>
             <w:tcBorders>
               <w:top w:val="single" w:sz="2" w:space="0" w:color="000000"/>
               <w:left w:val="single" w:sz="2" w:space="0" w:color="000000"/>
@@ -745,7 +745,7 @@
         </w:tc>
         <w:tc>
           <w:tcPr>
-            <w:tcW w:w="2289" w:type="dxa"/>
+            <w:tcW w:w="2563" w:type="dxa"/>
             <w:tcBorders>
               <w:top w:val="single" w:sz="2" w:space="0" w:color="000000"/>
               <w:left w:val="single" w:sz="2" w:space="0" w:color="000000"/>
@@ -786,7 +786,7 @@
         </w:trPr>
         <w:tc>
           <w:tcPr>
-            <w:tcW w:w="2148" w:type="dxa"/>
+            <w:tcW w:w="2122" w:type="dxa"/>
             <w:tcBorders>
               <w:top w:val="single" w:sz="2" w:space="0" w:color="000000"/>
               <w:left w:val="single" w:sz="2" w:space="0" w:color="000000"/>
@@ -826,7 +826,7 @@
         </w:tc>
         <w:tc>
           <w:tcPr>
-            <w:tcW w:w="2181" w:type="dxa"/>
+            <w:tcW w:w="2154" w:type="dxa"/>
             <w:tcBorders>
               <w:top w:val="single" w:sz="2" w:space="0" w:color="000000"/>
               <w:left w:val="single" w:sz="2" w:space="0" w:color="000000"/>
@@ -867,7 +867,7 @@
         </w:tc>
         <w:tc>
           <w:tcPr>
-            <w:tcW w:w="2402" w:type="dxa"/>
+            <w:tcW w:w="2372" w:type="dxa"/>
             <w:tcBorders>
               <w:top w:val="single" w:sz="2" w:space="0" w:color="000000"/>
               <w:left w:val="single" w:sz="2" w:space="0" w:color="000000"/>
@@ -908,7 +908,7 @@
         </w:tc>
         <w:tc>
           <w:tcPr>
-            <w:tcW w:w="2289" w:type="dxa"/>
+            <w:tcW w:w="2563" w:type="dxa"/>
             <w:tcBorders>
               <w:top w:val="single" w:sz="2" w:space="0" w:color="000000"/>
               <w:left w:val="single" w:sz="2" w:space="0" w:color="000000"/>
@@ -936,7 +936,7 @@
                 <w:kern w:val="0"/>
                 <w:szCs w:val="20"/>
               </w:rPr>
-              <w:t>{{QA_SIGNATURE}}</w:t>
+              <w:t>{{QA_SIGNATURE_IMAGE}}</w:t>
             </w:r>
           </w:p>
         </w:tc>
@@ -1426,10 +1426,10 @@
         <w:tblLook w:val="04A0" w:firstRow="1" w:lastRow="0" w:firstColumn="1" w:lastColumn="0" w:noHBand="0" w:noVBand="1"/>
       </w:tblPr>
       <w:tblGrid>
-        <w:gridCol w:w="841"/>
-        <w:gridCol w:w="3590"/>
-        <w:gridCol w:w="724"/>
-        <w:gridCol w:w="3841"/>
+        <w:gridCol w:w="848"/>
+        <w:gridCol w:w="3626"/>
+        <w:gridCol w:w="729"/>
+        <w:gridCol w:w="3793"/>
       </w:tblGrid>
       <w:tr>
         <w:trPr>
@@ -1670,7 +1670,43 @@
                 <w:kern w:val="0"/>
                 <w:szCs w:val="20"/>
               </w:rPr>
-              <w:t>{{/IS_DGA_X}} DGA-X</w:t>
+              <w:t>{{/IS_DGA_X}} DGA-X            {{#IS_DSM_XG}}</w:t>
+            </w:r>
+            <w:r>
+              <w:rPr>
+                <w:rFonts w:ascii="Segoe UI Symbol" w:eastAsiaTheme="minorHAnsi" w:hAnsi="Segoe UI Symbol" w:cs="Segoe UI Symbol"/>
+                <w:color w:val="404040" w:themeColor="text1" w:themeTint="BF"/>
+                <w:kern w:val="0"/>
+                <w:szCs w:val="20"/>
+              </w:rPr>
+              <w:t>☑</w:t>
+            </w:r>
+            <w:r>
+              <w:rPr>
+                <w:rFonts w:eastAsiaTheme="minorHAnsi" w:cs="굴림"/>
+                <w:color w:val="404040" w:themeColor="text1" w:themeTint="BF"/>
+                <w:kern w:val="0"/>
+                <w:szCs w:val="20"/>
+              </w:rPr>
+              <w:t>{{/IS_DSM_XG}}{{^IS_DSM_XG}}</w:t>
+            </w:r>
+            <w:r>
+              <w:rPr>
+                <w:rFonts w:ascii="Segoe UI Symbol" w:eastAsiaTheme="minorHAnsi" w:hAnsi="Segoe UI Symbol" w:cs="Segoe UI Symbol"/>
+                <w:color w:val="404040" w:themeColor="text1" w:themeTint="BF"/>
+                <w:kern w:val="0"/>
+                <w:szCs w:val="20"/>
+              </w:rPr>
+              <w:t>☐</w:t>
+            </w:r>
+            <w:r>
+              <w:rPr>
+                <w:rFonts w:eastAsiaTheme="minorHAnsi" w:cs="굴림"/>
+                <w:color w:val="404040" w:themeColor="text1" w:themeTint="BF"/>
+                <w:kern w:val="0"/>
+                <w:szCs w:val="20"/>
+              </w:rPr>
+              <w:t>{{/IS_DSM_XG}} DSM-XG</w:t>
             </w:r>
           </w:p>
           <w:p>
@@ -1691,7 +1727,7 @@
                 <w:kern w:val="0"/>
                 <w:szCs w:val="20"/>
               </w:rPr>
-              <w:t>{{#IS_DSM_XG</w:t>
+              <w:t>{{#IS_RGA_60</w:t>
             </w:r>
             <w:proofErr w:type="gramStart"/>
             <w:r>
@@ -1720,7 +1756,7 @@
                 <w:kern w:val="0"/>
                 <w:szCs w:val="20"/>
               </w:rPr>
-              <w:t>{{/IS_DSM_XG}}{{^IS_DSM_XG}}</w:t>
+              <w:t>{{/IS_RGA_60}}{{^IS_RGA_60}}</w:t>
             </w:r>
             <w:r>
               <w:rPr>
@@ -1738,7 +1774,43 @@
                 <w:kern w:val="0"/>
                 <w:szCs w:val="20"/>
               </w:rPr>
-              <w:t>{{/IS_DSM_XG}} DSM-XG</w:t>
+              <w:t>{{/IS_RGA_60}} RGA-60          {{#IS_RSM_61}}</w:t>
+            </w:r>
+            <w:r>
+              <w:rPr>
+                <w:rFonts w:ascii="Segoe UI Symbol" w:eastAsiaTheme="minorHAnsi" w:hAnsi="Segoe UI Symbol" w:cs="Segoe UI Symbol"/>
+                <w:color w:val="404040" w:themeColor="text1" w:themeTint="BF"/>
+                <w:kern w:val="0"/>
+                <w:szCs w:val="20"/>
+              </w:rPr>
+              <w:t>☑</w:t>
+            </w:r>
+            <w:r>
+              <w:rPr>
+                <w:rFonts w:eastAsiaTheme="minorHAnsi" w:cs="굴림"/>
+                <w:color w:val="404040" w:themeColor="text1" w:themeTint="BF"/>
+                <w:kern w:val="0"/>
+                <w:szCs w:val="20"/>
+              </w:rPr>
+              <w:t>{{/IS_RSM_61}}{{^IS_RSM_61}}</w:t>
+            </w:r>
+            <w:r>
+              <w:rPr>
+                <w:rFonts w:ascii="Segoe UI Symbol" w:eastAsiaTheme="minorHAnsi" w:hAnsi="Segoe UI Symbol" w:cs="Segoe UI Symbol"/>
+                <w:color w:val="404040" w:themeColor="text1" w:themeTint="BF"/>
+                <w:kern w:val="0"/>
+                <w:szCs w:val="20"/>
+              </w:rPr>
+              <w:t>☐</w:t>
+            </w:r>
+            <w:r>
+              <w:rPr>
+                <w:rFonts w:eastAsiaTheme="minorHAnsi" w:cs="굴림"/>
+                <w:color w:val="404040" w:themeColor="text1" w:themeTint="BF"/>
+                <w:kern w:val="0"/>
+                <w:szCs w:val="20"/>
+              </w:rPr>
+              <w:t>{{/IS_RSM_61}} RSM-61</w:t>
             </w:r>
           </w:p>
           <w:p>
@@ -1752,6 +1824,98 @@
                 <w:szCs w:val="20"/>
               </w:rPr>
             </w:pPr>
+            <w:r>
+              <w:rPr>
+                <w:rFonts w:eastAsiaTheme="minorHAnsi" w:cs="굴림"/>
+                <w:color w:val="404040" w:themeColor="text1" w:themeTint="BF"/>
+                <w:kern w:val="0"/>
+                <w:szCs w:val="20"/>
+              </w:rPr>
+              <w:t>{{#IS_TGA_50</w:t>
+            </w:r>
+            <w:proofErr w:type="gramStart"/>
+            <w:r>
+              <w:rPr>
+                <w:rFonts w:eastAsiaTheme="minorHAnsi" w:cs="굴림"/>
+                <w:color w:val="404040" w:themeColor="text1" w:themeTint="BF"/>
+                <w:kern w:val="0"/>
+                <w:szCs w:val="20"/>
+              </w:rPr>
+              <w:t>}}</w:t>
+            </w:r>
+            <w:r>
+              <w:rPr>
+                <w:rFonts w:ascii="Segoe UI Symbol" w:eastAsiaTheme="minorHAnsi" w:hAnsi="Segoe UI Symbol" w:cs="Segoe UI Symbol"/>
+                <w:color w:val="404040" w:themeColor="text1" w:themeTint="BF"/>
+                <w:kern w:val="0"/>
+                <w:szCs w:val="20"/>
+              </w:rPr>
+              <w:t>☑</w:t>
+            </w:r>
+            <w:proofErr w:type="gramEnd"/>
+            <w:r>
+              <w:rPr>
+                <w:rFonts w:eastAsiaTheme="minorHAnsi" w:cs="굴림"/>
+                <w:color w:val="404040" w:themeColor="text1" w:themeTint="BF"/>
+                <w:kern w:val="0"/>
+                <w:szCs w:val="20"/>
+              </w:rPr>
+              <w:t>{{/IS_TGA_50}}{{^IS_TGA_50}}</w:t>
+            </w:r>
+            <w:r>
+              <w:rPr>
+                <w:rFonts w:ascii="Segoe UI Symbol" w:eastAsiaTheme="minorHAnsi" w:hAnsi="Segoe UI Symbol" w:cs="Segoe UI Symbol"/>
+                <w:color w:val="404040" w:themeColor="text1" w:themeTint="BF"/>
+                <w:kern w:val="0"/>
+                <w:szCs w:val="20"/>
+              </w:rPr>
+              <w:t>☐</w:t>
+            </w:r>
+            <w:r>
+              <w:rPr>
+                <w:rFonts w:eastAsiaTheme="minorHAnsi" w:cs="굴림"/>
+                <w:color w:val="404040" w:themeColor="text1" w:themeTint="BF"/>
+                <w:kern w:val="0"/>
+                <w:szCs w:val="20"/>
+              </w:rPr>
+              <w:t>{{/IS_TGA_50}} TGA-50          {{#IS_LSM_30}}</w:t>
+            </w:r>
+            <w:r>
+              <w:rPr>
+                <w:rFonts w:ascii="Segoe UI Symbol" w:eastAsiaTheme="minorHAnsi" w:hAnsi="Segoe UI Symbol" w:cs="Segoe UI Symbol"/>
+                <w:color w:val="404040" w:themeColor="text1" w:themeTint="BF"/>
+                <w:kern w:val="0"/>
+                <w:szCs w:val="20"/>
+              </w:rPr>
+              <w:t>☑</w:t>
+            </w:r>
+            <w:r>
+              <w:rPr>
+                <w:rFonts w:eastAsiaTheme="minorHAnsi" w:cs="굴림"/>
+                <w:color w:val="404040" w:themeColor="text1" w:themeTint="BF"/>
+                <w:kern w:val="0"/>
+                <w:szCs w:val="20"/>
+              </w:rPr>
+              <w:t>{{/IS_LSM_30}}{{^IS_LSM_30}}</w:t>
+            </w:r>
+            <w:r>
+              <w:rPr>
+                <w:rFonts w:ascii="Segoe UI Symbol" w:eastAsiaTheme="minorHAnsi" w:hAnsi="Segoe UI Symbol" w:cs="Segoe UI Symbol"/>
+                <w:color w:val="404040" w:themeColor="text1" w:themeTint="BF"/>
+                <w:kern w:val="0"/>
+                <w:szCs w:val="20"/>
+              </w:rPr>
+              <w:t>☐</w:t>
+            </w:r>
+            <w:r>
+              <w:rPr>
+                <w:rFonts w:eastAsiaTheme="minorHAnsi" w:cs="굴림"/>
+                <w:color w:val="404040" w:themeColor="text1" w:themeTint="BF"/>
+                <w:kern w:val="0"/>
+                <w:szCs w:val="20"/>
+              </w:rPr>
+              <w:t>{{/IS_LSM_30}} LSM-30</w:t>
+            </w:r>
           </w:p>
           <w:p>
             <w:pPr>
@@ -1771,7 +1935,7 @@
                 <w:kern w:val="0"/>
                 <w:szCs w:val="20"/>
               </w:rPr>
-              <w:t>{{#IS_RGA_60</w:t>
+              <w:t>{{#IS_GGA_70_1</w:t>
             </w:r>
             <w:proofErr w:type="gramStart"/>
             <w:r>
@@ -1800,7 +1964,7 @@
                 <w:kern w:val="0"/>
                 <w:szCs w:val="20"/>
               </w:rPr>
-              <w:t>{{/IS_RGA_60}}{{^IS_RGA_60}}</w:t>
+              <w:t>{{/IS_GGA_70_1}}{{^IS_GGA_70_1}}</w:t>
             </w:r>
             <w:r>
               <w:rPr>
@@ -1818,38 +1982,7 @@
                 <w:kern w:val="0"/>
                 <w:szCs w:val="20"/>
               </w:rPr>
-              <w:t>{{/IS_RGA_60}} RGA-60</w:t>
-            </w:r>
-          </w:p>
-          <w:p>
-            <w:pPr>
-              <w:jc w:val="left"/>
-              <w:textAlignment w:val="baseline"/>
-              <w:rPr>
-                <w:rFonts w:eastAsiaTheme="minorHAnsi" w:cs="굴림"/>
-                <w:color w:val="404040" w:themeColor="text1" w:themeTint="BF"/>
-                <w:kern w:val="0"/>
-                <w:szCs w:val="20"/>
-              </w:rPr>
-            </w:pPr>
-            <w:r>
-              <w:rPr>
-                <w:rFonts w:eastAsiaTheme="minorHAnsi" w:cs="굴림"/>
-                <w:color w:val="404040" w:themeColor="text1" w:themeTint="BF"/>
-                <w:kern w:val="0"/>
-                <w:szCs w:val="20"/>
-              </w:rPr>
-              <w:t>{{#IS_RSM_61</w:t>
-            </w:r>
-            <w:proofErr w:type="gramStart"/>
-            <w:r>
-              <w:rPr>
-                <w:rFonts w:eastAsiaTheme="minorHAnsi" w:cs="굴림"/>
-                <w:color w:val="404040" w:themeColor="text1" w:themeTint="BF"/>
-                <w:kern w:val="0"/>
-                <w:szCs w:val="20"/>
-              </w:rPr>
-              <w:t>}}</w:t>
+              <w:t>{{/IS_GGA_70_1}} GGA-70-1      {{#IS_PGA_91}}</w:t>
             </w:r>
             <w:r>
               <w:rPr>
@@ -1860,15 +1993,14 @@
               </w:rPr>
               <w:t>☑</w:t>
             </w:r>
-            <w:proofErr w:type="gramEnd"/>
-            <w:r>
-              <w:rPr>
-                <w:rFonts w:eastAsiaTheme="minorHAnsi" w:cs="굴림"/>
-                <w:color w:val="404040" w:themeColor="text1" w:themeTint="BF"/>
-                <w:kern w:val="0"/>
-                <w:szCs w:val="20"/>
-              </w:rPr>
-              <w:t>{{/IS_RSM_61}}{{^IS_RSM_61}}</w:t>
+            <w:r>
+              <w:rPr>
+                <w:rFonts w:eastAsiaTheme="minorHAnsi" w:cs="굴림"/>
+                <w:color w:val="404040" w:themeColor="text1" w:themeTint="BF"/>
+                <w:kern w:val="0"/>
+                <w:szCs w:val="20"/>
+              </w:rPr>
+              <w:t>{{/IS_PGA_91}}{{^IS_PGA_91}}</w:t>
             </w:r>
             <w:r>
               <w:rPr>
@@ -1886,294 +2018,8 @@
                 <w:kern w:val="0"/>
                 <w:szCs w:val="20"/>
               </w:rPr>
-              <w:t>{{/IS_RSM_61}} RSM-61</w:t>
-            </w:r>
-          </w:p>
-          <w:p>
-            <w:pPr>
-              <w:jc w:val="left"/>
-              <w:textAlignment w:val="baseline"/>
-              <w:rPr>
-                <w:rFonts w:eastAsiaTheme="minorHAnsi" w:cs="굴림"/>
-                <w:color w:val="404040" w:themeColor="text1" w:themeTint="BF"/>
-                <w:kern w:val="0"/>
-                <w:szCs w:val="20"/>
-              </w:rPr>
-            </w:pPr>
-          </w:p>
-          <w:p>
-            <w:pPr>
-              <w:jc w:val="left"/>
-              <w:textAlignment w:val="baseline"/>
-              <w:rPr>
-                <w:rFonts w:eastAsiaTheme="minorHAnsi" w:cs="굴림"/>
-                <w:color w:val="404040" w:themeColor="text1" w:themeTint="BF"/>
-                <w:kern w:val="0"/>
-                <w:szCs w:val="20"/>
-              </w:rPr>
-            </w:pPr>
-            <w:r>
-              <w:rPr>
-                <w:rFonts w:eastAsiaTheme="minorHAnsi" w:cs="굴림"/>
-                <w:color w:val="404040" w:themeColor="text1" w:themeTint="BF"/>
-                <w:kern w:val="0"/>
-                <w:szCs w:val="20"/>
-              </w:rPr>
-              <w:t>{{#IS_TGA_50</w:t>
-            </w:r>
-            <w:proofErr w:type="gramStart"/>
-            <w:r>
-              <w:rPr>
-                <w:rFonts w:eastAsiaTheme="minorHAnsi" w:cs="굴림"/>
-                <w:color w:val="404040" w:themeColor="text1" w:themeTint="BF"/>
-                <w:kern w:val="0"/>
-                <w:szCs w:val="20"/>
-              </w:rPr>
-              <w:t>}}</w:t>
-            </w:r>
-            <w:r>
-              <w:rPr>
-                <w:rFonts w:ascii="Segoe UI Symbol" w:eastAsiaTheme="minorHAnsi" w:hAnsi="Segoe UI Symbol" w:cs="Segoe UI Symbol"/>
-                <w:color w:val="404040" w:themeColor="text1" w:themeTint="BF"/>
-                <w:kern w:val="0"/>
-                <w:szCs w:val="20"/>
-              </w:rPr>
-              <w:t>☑</w:t>
-            </w:r>
-            <w:proofErr w:type="gramEnd"/>
-            <w:r>
-              <w:rPr>
-                <w:rFonts w:eastAsiaTheme="minorHAnsi" w:cs="굴림"/>
-                <w:color w:val="404040" w:themeColor="text1" w:themeTint="BF"/>
-                <w:kern w:val="0"/>
-                <w:szCs w:val="20"/>
-              </w:rPr>
-              <w:t>{{/IS_TGA_50}}{{^IS_TGA_50}}</w:t>
-            </w:r>
-            <w:r>
-              <w:rPr>
-                <w:rFonts w:ascii="Segoe UI Symbol" w:eastAsiaTheme="minorHAnsi" w:hAnsi="Segoe UI Symbol" w:cs="Segoe UI Symbol"/>
-                <w:color w:val="404040" w:themeColor="text1" w:themeTint="BF"/>
-                <w:kern w:val="0"/>
-                <w:szCs w:val="20"/>
-              </w:rPr>
-              <w:t>☐</w:t>
-            </w:r>
-            <w:r>
-              <w:rPr>
-                <w:rFonts w:eastAsiaTheme="minorHAnsi" w:cs="굴림"/>
-                <w:color w:val="404040" w:themeColor="text1" w:themeTint="BF"/>
-                <w:kern w:val="0"/>
-                <w:szCs w:val="20"/>
-              </w:rPr>
-              <w:t>{{/IS_TGA_50}} TGA-50</w:t>
-            </w:r>
-          </w:p>
-          <w:p>
-            <w:pPr>
-              <w:jc w:val="left"/>
-              <w:textAlignment w:val="baseline"/>
-              <w:rPr>
-                <w:rFonts w:eastAsiaTheme="minorHAnsi" w:cs="굴림"/>
-                <w:color w:val="404040" w:themeColor="text1" w:themeTint="BF"/>
-                <w:kern w:val="0"/>
-                <w:szCs w:val="20"/>
-              </w:rPr>
-            </w:pPr>
-            <w:r>
-              <w:rPr>
-                <w:rFonts w:eastAsiaTheme="minorHAnsi" w:cs="굴림"/>
-                <w:color w:val="404040" w:themeColor="text1" w:themeTint="BF"/>
-                <w:kern w:val="0"/>
-                <w:szCs w:val="20"/>
-              </w:rPr>
-              <w:t>{{#IS_LSM_30</w:t>
-            </w:r>
-            <w:proofErr w:type="gramStart"/>
-            <w:r>
-              <w:rPr>
-                <w:rFonts w:eastAsiaTheme="minorHAnsi" w:cs="굴림"/>
-                <w:color w:val="404040" w:themeColor="text1" w:themeTint="BF"/>
-                <w:kern w:val="0"/>
-                <w:szCs w:val="20"/>
-              </w:rPr>
-              <w:t>}}</w:t>
-            </w:r>
-            <w:r>
-              <w:rPr>
-                <w:rFonts w:ascii="Segoe UI Symbol" w:eastAsiaTheme="minorHAnsi" w:hAnsi="Segoe UI Symbol" w:cs="Segoe UI Symbol"/>
-                <w:color w:val="404040" w:themeColor="text1" w:themeTint="BF"/>
-                <w:kern w:val="0"/>
-                <w:szCs w:val="20"/>
-              </w:rPr>
-              <w:t>☑</w:t>
-            </w:r>
-            <w:proofErr w:type="gramEnd"/>
-            <w:r>
-              <w:rPr>
-                <w:rFonts w:eastAsiaTheme="minorHAnsi" w:cs="굴림"/>
-                <w:color w:val="404040" w:themeColor="text1" w:themeTint="BF"/>
-                <w:kern w:val="0"/>
-                <w:szCs w:val="20"/>
-              </w:rPr>
-              <w:t>{{/IS_LSM_30}}{{^IS_LSM_30}}</w:t>
-            </w:r>
-            <w:r>
-              <w:rPr>
-                <w:rFonts w:ascii="Segoe UI Symbol" w:eastAsiaTheme="minorHAnsi" w:hAnsi="Segoe UI Symbol" w:cs="Segoe UI Symbol"/>
-                <w:color w:val="404040" w:themeColor="text1" w:themeTint="BF"/>
-                <w:kern w:val="0"/>
-                <w:szCs w:val="20"/>
-              </w:rPr>
-              <w:t>☐</w:t>
-            </w:r>
-            <w:r>
-              <w:rPr>
-                <w:rFonts w:eastAsiaTheme="minorHAnsi" w:cs="굴림"/>
-                <w:color w:val="404040" w:themeColor="text1" w:themeTint="BF"/>
-                <w:kern w:val="0"/>
-                <w:szCs w:val="20"/>
-              </w:rPr>
-              <w:t>{{/IS_LSM_30}} LSM-30</w:t>
-            </w:r>
-          </w:p>
-          <w:p>
-            <w:pPr>
-              <w:jc w:val="left"/>
-              <w:textAlignment w:val="baseline"/>
-              <w:rPr>
-                <w:rFonts w:eastAsiaTheme="minorHAnsi" w:cs="굴림"/>
-                <w:color w:val="404040" w:themeColor="text1" w:themeTint="BF"/>
-                <w:kern w:val="0"/>
-                <w:szCs w:val="20"/>
-              </w:rPr>
-            </w:pPr>
-          </w:p>
-          <w:p>
-            <w:pPr>
-              <w:jc w:val="left"/>
-              <w:textAlignment w:val="baseline"/>
-              <w:rPr>
-                <w:rFonts w:eastAsiaTheme="minorHAnsi" w:cs="굴림"/>
-                <w:color w:val="404040" w:themeColor="text1" w:themeTint="BF"/>
-                <w:kern w:val="0"/>
-                <w:szCs w:val="20"/>
-              </w:rPr>
-            </w:pPr>
-            <w:r>
-              <w:rPr>
-                <w:rFonts w:eastAsiaTheme="minorHAnsi" w:cs="굴림"/>
-                <w:color w:val="404040" w:themeColor="text1" w:themeTint="BF"/>
-                <w:kern w:val="0"/>
-                <w:szCs w:val="20"/>
-              </w:rPr>
-              <w:t>{{#IS_GGA_70_1}}</w:t>
-            </w:r>
-            <w:r>
-              <w:rPr>
-                <w:rFonts w:ascii="Segoe UI Symbol" w:eastAsiaTheme="minorHAnsi" w:hAnsi="Segoe UI Symbol" w:cs="Segoe UI Symbol"/>
-                <w:color w:val="404040" w:themeColor="text1" w:themeTint="BF"/>
-                <w:kern w:val="0"/>
-                <w:szCs w:val="20"/>
-              </w:rPr>
-              <w:t>☑</w:t>
-            </w:r>
-            <w:r>
-              <w:rPr>
-                <w:rFonts w:eastAsiaTheme="minorHAnsi" w:cs="굴림"/>
-                <w:color w:val="404040" w:themeColor="text1" w:themeTint="BF"/>
-                <w:kern w:val="0"/>
-                <w:szCs w:val="20"/>
-              </w:rPr>
-              <w:t>{{/IS_GGA_70_1}}{{^IS_GGA_70_1}}</w:t>
-            </w:r>
-            <w:r>
-              <w:rPr>
-                <w:rFonts w:ascii="Segoe UI Symbol" w:eastAsiaTheme="minorHAnsi" w:hAnsi="Segoe UI Symbol" w:cs="Segoe UI Symbol"/>
-                <w:color w:val="404040" w:themeColor="text1" w:themeTint="BF"/>
-                <w:kern w:val="0"/>
-                <w:szCs w:val="20"/>
-              </w:rPr>
-              <w:t>☐</w:t>
-            </w:r>
-            <w:r>
-              <w:rPr>
-                <w:rFonts w:eastAsiaTheme="minorHAnsi" w:cs="굴림"/>
-                <w:color w:val="404040" w:themeColor="text1" w:themeTint="BF"/>
-                <w:kern w:val="0"/>
-                <w:szCs w:val="20"/>
-              </w:rPr>
-              <w:t>{{/IS_GGA_70_1}} GGA-70-1</w:t>
-            </w:r>
-          </w:p>
-          <w:p>
-            <w:pPr>
-              <w:jc w:val="left"/>
-              <w:textAlignment w:val="baseline"/>
-              <w:rPr>
-                <w:rFonts w:eastAsiaTheme="minorHAnsi" w:cs="굴림"/>
-                <w:color w:val="404040" w:themeColor="text1" w:themeTint="BF"/>
-                <w:kern w:val="0"/>
-                <w:szCs w:val="20"/>
-              </w:rPr>
-            </w:pPr>
-            <w:r>
-              <w:rPr>
-                <w:rFonts w:eastAsiaTheme="minorHAnsi" w:cs="굴림"/>
-                <w:color w:val="404040" w:themeColor="text1" w:themeTint="BF"/>
-                <w:kern w:val="0"/>
-                <w:szCs w:val="20"/>
-              </w:rPr>
-              <w:t>{{#IS_PGA_91}}</w:t>
-            </w:r>
-            <w:r>
-              <w:rPr>
-                <w:rFonts w:ascii="Segoe UI Symbol" w:eastAsiaTheme="minorHAnsi" w:hAnsi="Segoe UI Symbol" w:cs="Segoe UI Symbol"/>
-                <w:color w:val="404040" w:themeColor="text1" w:themeTint="BF"/>
-                <w:kern w:val="0"/>
-                <w:szCs w:val="20"/>
-              </w:rPr>
-              <w:t>☑</w:t>
-            </w:r>
-            <w:r>
-              <w:rPr>
-                <w:rFonts w:eastAsiaTheme="minorHAnsi" w:cs="굴림"/>
-                <w:color w:val="404040" w:themeColor="text1" w:themeTint="BF"/>
-                <w:kern w:val="0"/>
-                <w:szCs w:val="20"/>
-              </w:rPr>
-              <w:t>{{/IS_PGA_91}}{{^IS_PGA_91}}</w:t>
-            </w:r>
-            <w:r>
-              <w:rPr>
-                <w:rFonts w:ascii="Segoe UI Symbol" w:eastAsiaTheme="minorHAnsi" w:hAnsi="Segoe UI Symbol" w:cs="Segoe UI Symbol"/>
-                <w:color w:val="404040" w:themeColor="text1" w:themeTint="BF"/>
-                <w:kern w:val="0"/>
-                <w:szCs w:val="20"/>
-              </w:rPr>
-              <w:t>☐</w:t>
-            </w:r>
-            <w:r>
-              <w:rPr>
-                <w:rFonts w:eastAsiaTheme="minorHAnsi" w:cs="굴림"/>
-                <w:color w:val="404040" w:themeColor="text1" w:themeTint="BF"/>
-                <w:kern w:val="0"/>
-                <w:szCs w:val="20"/>
-              </w:rPr>
               <w:t>{{/IS_PGA_91}} PGA-91</w:t>
             </w:r>
-          </w:p>
-          <w:p>
-            <w:pPr>
-              <w:jc w:val="left"/>
-              <w:textAlignment w:val="baseline"/>
-              <w:rPr>
-                <w:rFonts w:eastAsiaTheme="minorHAnsi" w:cs="굴림"/>
-                <w:color w:val="404040" w:themeColor="text1" w:themeTint="BF"/>
-                <w:kern w:val="0"/>
-                <w:szCs w:val="20"/>
-              </w:rPr>
-            </w:pPr>
           </w:p>
           <w:p>
             <w:pPr>
@@ -2284,7 +2130,17 @@
                 <w:kern w:val="0"/>
                 <w:szCs w:val="20"/>
               </w:rPr>
-              <w:t>{{#IS_MAIN_UNIT}}</w:t>
+              <w:t>{{#CHECK_MAIN_UNIT</w:t>
+            </w:r>
+            <w:proofErr w:type="gramStart"/>
+            <w:r>
+              <w:rPr>
+                <w:rFonts w:eastAsiaTheme="minorHAnsi" w:cs="굴림"/>
+                <w:color w:val="404040" w:themeColor="text1" w:themeTint="BF"/>
+                <w:kern w:val="0"/>
+                <w:szCs w:val="20"/>
+              </w:rPr>
+              <w:t>}}</w:t>
             </w:r>
             <w:r>
               <w:rPr>
@@ -2295,14 +2151,15 @@
               </w:rPr>
               <w:t>☑</w:t>
             </w:r>
-            <w:r>
-              <w:rPr>
-                <w:rFonts w:eastAsiaTheme="minorHAnsi" w:cs="굴림"/>
-                <w:color w:val="404040" w:themeColor="text1" w:themeTint="BF"/>
-                <w:kern w:val="0"/>
-                <w:szCs w:val="20"/>
-              </w:rPr>
-              <w:t>{{/IS_MAIN_UNIT}}{{^IS_MAIN_UNIT}}</w:t>
+            <w:proofErr w:type="gramEnd"/>
+            <w:r>
+              <w:rPr>
+                <w:rFonts w:eastAsiaTheme="minorHAnsi" w:cs="굴림"/>
+                <w:color w:val="404040" w:themeColor="text1" w:themeTint="BF"/>
+                <w:kern w:val="0"/>
+                <w:szCs w:val="20"/>
+              </w:rPr>
+              <w:t>{{/CHECK_MAIN_UNIT}}{{^CHECK_MAIN_UNIT}}</w:t>
             </w:r>
             <w:r>
               <w:rPr>
@@ -2320,7 +2177,7 @@
                 <w:kern w:val="0"/>
                 <w:szCs w:val="20"/>
               </w:rPr>
-              <w:t>{{/IS_MAIN_UNIT}} Main Unit</w:t>
+              <w:t>{{/CHECK_MAIN_UNIT}} Main Unit</w:t>
             </w:r>
           </w:p>
           <w:p>
@@ -2341,7 +2198,17 @@
                 <w:kern w:val="0"/>
                 <w:szCs w:val="20"/>
               </w:rPr>
-              <w:t xml:space="preserve">  {{#IS_ACU}}</w:t>
+              <w:t>{{#CHECK_ACU</w:t>
+            </w:r>
+            <w:proofErr w:type="gramStart"/>
+            <w:r>
+              <w:rPr>
+                <w:rFonts w:eastAsiaTheme="minorHAnsi" w:cs="굴림"/>
+                <w:color w:val="404040" w:themeColor="text1" w:themeTint="BF"/>
+                <w:kern w:val="0"/>
+                <w:szCs w:val="20"/>
+              </w:rPr>
+              <w:t>}}</w:t>
             </w:r>
             <w:r>
               <w:rPr>
@@ -2352,14 +2219,15 @@
               </w:rPr>
               <w:t>☑</w:t>
             </w:r>
-            <w:r>
-              <w:rPr>
-                <w:rFonts w:eastAsiaTheme="minorHAnsi" w:cs="굴림"/>
-                <w:color w:val="404040" w:themeColor="text1" w:themeTint="BF"/>
-                <w:kern w:val="0"/>
-                <w:szCs w:val="20"/>
-              </w:rPr>
-              <w:t>{{/IS_ACU}}{{^IS_ACU}}</w:t>
+            <w:proofErr w:type="gramEnd"/>
+            <w:r>
+              <w:rPr>
+                <w:rFonts w:eastAsiaTheme="minorHAnsi" w:cs="굴림"/>
+                <w:color w:val="404040" w:themeColor="text1" w:themeTint="BF"/>
+                <w:kern w:val="0"/>
+                <w:szCs w:val="20"/>
+              </w:rPr>
+              <w:t>{{/CHECK_ACU}}{{^CHECK_ACU}}</w:t>
             </w:r>
             <w:r>
               <w:rPr>
@@ -2377,7 +2245,7 @@
                 <w:kern w:val="0"/>
                 <w:szCs w:val="20"/>
               </w:rPr>
-              <w:t>{{/IS_ACU}} ACU</w:t>
+              <w:t>{{/CHECK_ACU}} ACU</w:t>
             </w:r>
           </w:p>
           <w:p>
@@ -2398,7 +2266,17 @@
                 <w:kern w:val="0"/>
                 <w:szCs w:val="20"/>
               </w:rPr>
-              <w:t xml:space="preserve">  {{#IS_PROBE}}</w:t>
+              <w:t>{{#CHECK_PROBE</w:t>
+            </w:r>
+            <w:proofErr w:type="gramStart"/>
+            <w:r>
+              <w:rPr>
+                <w:rFonts w:eastAsiaTheme="minorHAnsi" w:cs="굴림"/>
+                <w:color w:val="404040" w:themeColor="text1" w:themeTint="BF"/>
+                <w:kern w:val="0"/>
+                <w:szCs w:val="20"/>
+              </w:rPr>
+              <w:t>}}</w:t>
             </w:r>
             <w:r>
               <w:rPr>
@@ -2409,14 +2287,15 @@
               </w:rPr>
               <w:t>☑</w:t>
             </w:r>
-            <w:r>
-              <w:rPr>
-                <w:rFonts w:eastAsiaTheme="minorHAnsi" w:cs="굴림"/>
-                <w:color w:val="404040" w:themeColor="text1" w:themeTint="BF"/>
-                <w:kern w:val="0"/>
-                <w:szCs w:val="20"/>
-              </w:rPr>
-              <w:t>{{/IS_PROBE}}{{^IS_PROBE}}</w:t>
+            <w:proofErr w:type="gramEnd"/>
+            <w:r>
+              <w:rPr>
+                <w:rFonts w:eastAsiaTheme="minorHAnsi" w:cs="굴림"/>
+                <w:color w:val="404040" w:themeColor="text1" w:themeTint="BF"/>
+                <w:kern w:val="0"/>
+                <w:szCs w:val="20"/>
+              </w:rPr>
+              <w:t>{{/CHECK_PROBE}}{{^CHECK_PROBE}}</w:t>
             </w:r>
             <w:r>
               <w:rPr>
@@ -2434,7 +2313,7 @@
                 <w:kern w:val="0"/>
                 <w:szCs w:val="20"/>
               </w:rPr>
-              <w:t>{{/IS_PROBE}} Probe</w:t>
+              <w:t>{{/CHECK_PROBE}} Probe</w:t>
             </w:r>
           </w:p>
           <w:p>
@@ -2455,7 +2334,17 @@
                 <w:kern w:val="0"/>
                 <w:szCs w:val="20"/>
               </w:rPr>
-              <w:t xml:space="preserve">  {{#IS_PURGE_AIR_UNIT}}</w:t>
+              <w:t>{{#CHECK_PURGE</w:t>
+            </w:r>
+            <w:proofErr w:type="gramStart"/>
+            <w:r>
+              <w:rPr>
+                <w:rFonts w:eastAsiaTheme="minorHAnsi" w:cs="굴림"/>
+                <w:color w:val="404040" w:themeColor="text1" w:themeTint="BF"/>
+                <w:kern w:val="0"/>
+                <w:szCs w:val="20"/>
+              </w:rPr>
+              <w:t>}}</w:t>
             </w:r>
             <w:r>
               <w:rPr>
@@ -2466,14 +2355,15 @@
               </w:rPr>
               <w:t>☑</w:t>
             </w:r>
-            <w:r>
-              <w:rPr>
-                <w:rFonts w:eastAsiaTheme="minorHAnsi" w:cs="굴림"/>
-                <w:color w:val="404040" w:themeColor="text1" w:themeTint="BF"/>
-                <w:kern w:val="0"/>
-                <w:szCs w:val="20"/>
-              </w:rPr>
-              <w:t>{{/IS_PURGE_AIR_UNIT}}{{^IS_PURGE_AIR_UNIT}}</w:t>
+            <w:proofErr w:type="gramEnd"/>
+            <w:r>
+              <w:rPr>
+                <w:rFonts w:eastAsiaTheme="minorHAnsi" w:cs="굴림"/>
+                <w:color w:val="404040" w:themeColor="text1" w:themeTint="BF"/>
+                <w:kern w:val="0"/>
+                <w:szCs w:val="20"/>
+              </w:rPr>
+              <w:t>{{/CHECK_PURGE}}{{^CHECK_PURGE}}</w:t>
             </w:r>
             <w:r>
               <w:rPr>
@@ -2491,8 +2381,67 @@
                 <w:kern w:val="0"/>
                 <w:szCs w:val="20"/>
               </w:rPr>
-              <w:t>{{/IS_PURGE_AIR_UNIT}} Purge Air Unit</w:t>
-            </w:r>
+              <w:t>{{/CHECK_PURGE}} Purge Air Unit</w:t>
+            </w:r>
+          </w:p>
+          <w:p>
+            <w:pPr>
+              <w:jc w:val="left"/>
+              <w:textAlignment w:val="baseline"/>
+              <w:rPr>
+                <w:rFonts w:eastAsiaTheme="minorHAnsi" w:cs="굴림"/>
+                <w:color w:val="404040" w:themeColor="text1" w:themeTint="BF"/>
+                <w:kern w:val="0"/>
+                <w:szCs w:val="20"/>
+              </w:rPr>
+            </w:pPr>
+            <w:r>
+              <w:rPr>
+                <w:rFonts w:eastAsiaTheme="minorHAnsi" w:cs="굴림"/>
+                <w:color w:val="404040" w:themeColor="text1" w:themeTint="BF"/>
+                <w:kern w:val="0"/>
+                <w:szCs w:val="20"/>
+              </w:rPr>
+              <w:t>{{#CHECK_ETC}}</w:t>
+            </w:r>
+            <w:r>
+              <w:rPr>
+                <w:rFonts w:ascii="Segoe UI Symbol" w:eastAsiaTheme="minorHAnsi" w:hAnsi="Segoe UI Symbol" w:cs="Segoe UI Symbol"/>
+                <w:color w:val="404040" w:themeColor="text1" w:themeTint="BF"/>
+                <w:kern w:val="0"/>
+                <w:szCs w:val="20"/>
+              </w:rPr>
+              <w:t>☑</w:t>
+            </w:r>
+            <w:r>
+              <w:rPr>
+                <w:rFonts w:eastAsiaTheme="minorHAnsi" w:cs="굴림"/>
+                <w:color w:val="404040" w:themeColor="text1" w:themeTint="BF"/>
+                <w:kern w:val="0"/>
+                <w:szCs w:val="20"/>
+              </w:rPr>
+              <w:t>{{/CHECK_ETC}}{{^CHECK_ETC}}</w:t>
+            </w:r>
+            <w:r>
+              <w:rPr>
+                <w:rFonts w:ascii="Segoe UI Symbol" w:eastAsiaTheme="minorHAnsi" w:hAnsi="Segoe UI Symbol" w:cs="Segoe UI Symbol"/>
+                <w:color w:val="404040" w:themeColor="text1" w:themeTint="BF"/>
+                <w:kern w:val="0"/>
+                <w:szCs w:val="20"/>
+              </w:rPr>
+              <w:t>☐</w:t>
+            </w:r>
+            <w:r>
+              <w:rPr>
+                <w:rFonts w:eastAsiaTheme="minorHAnsi" w:cs="굴림"/>
+                <w:color w:val="404040" w:themeColor="text1" w:themeTint="BF"/>
+                <w:kern w:val="0"/>
+                <w:szCs w:val="20"/>
+              </w:rPr>
+              <w:t>{{/CHECK_ETC}} 기타 ({{INCOMING_ETC_TEXT}})</w:t>
+            </w:r>
+            <w:bookmarkStart w:id="0" w:name="_GoBack"/>
+            <w:bookmarkEnd w:id="0"/>
           </w:p>
           <w:p>
             <w:pPr>
@@ -2506,51 +2455,6 @@
                 <w:szCs w:val="20"/>
               </w:rPr>
             </w:pPr>
-            <w:r>
-              <w:rPr>
-                <w:rFonts w:eastAsiaTheme="minorHAnsi" w:cs="굴림"/>
-                <w:color w:val="404040" w:themeColor="text1" w:themeTint="BF"/>
-                <w:kern w:val="0"/>
-                <w:szCs w:val="20"/>
-              </w:rPr>
-              <w:t xml:space="preserve">  {{#IS_OTHER_UNIT}}</w:t>
-            </w:r>
-            <w:r>
-              <w:rPr>
-                <w:rFonts w:ascii="Segoe UI Symbol" w:eastAsiaTheme="minorHAnsi" w:hAnsi="Segoe UI Symbol" w:cs="Segoe UI Symbol"/>
-                <w:color w:val="404040" w:themeColor="text1" w:themeTint="BF"/>
-                <w:kern w:val="0"/>
-                <w:szCs w:val="20"/>
-              </w:rPr>
-              <w:t>☑</w:t>
-            </w:r>
-            <w:r>
-              <w:rPr>
-                <w:rFonts w:eastAsiaTheme="minorHAnsi" w:cs="굴림"/>
-                <w:color w:val="404040" w:themeColor="text1" w:themeTint="BF"/>
-                <w:kern w:val="0"/>
-                <w:szCs w:val="20"/>
-              </w:rPr>
-              <w:t>{{/IS_OTHER_UNIT}}{{^IS_OTHER_UNIT}}</w:t>
-            </w:r>
-            <w:r>
-              <w:rPr>
-                <w:rFonts w:ascii="Segoe UI Symbol" w:eastAsiaTheme="minorHAnsi" w:hAnsi="Segoe UI Symbol" w:cs="Segoe UI Symbol"/>
-                <w:color w:val="404040" w:themeColor="text1" w:themeTint="BF"/>
-                <w:kern w:val="0"/>
-                <w:szCs w:val="20"/>
-              </w:rPr>
-              <w:t>☐</w:t>
-            </w:r>
-            <w:r>
-              <w:rPr>
-                <w:rFonts w:eastAsiaTheme="minorHAnsi" w:cs="굴림"/>
-                <w:color w:val="404040" w:themeColor="text1" w:themeTint="BF"/>
-                <w:kern w:val="0"/>
-                <w:szCs w:val="20"/>
-              </w:rPr>
-              <w:t>{{/IS_OTHER_UNIT}} 기타 ({{OTHER_UNIT_NAME}})</w:t>
-            </w:r>
           </w:p>
         </w:tc>
       </w:tr>
@@ -2710,7 +2614,6 @@
                 <w:kern w:val="0"/>
                 <w:szCs w:val="20"/>
               </w:rPr>
-              <w:lastRenderedPageBreak/>
               <w:t>{{#IS_REGULAR_INSPECTION}}</w:t>
             </w:r>
             <w:r>
@@ -2747,18 +2650,7 @@
                 <w:kern w:val="0"/>
                 <w:szCs w:val="20"/>
               </w:rPr>
-              <w:t>{{/IS_REGULAR_INSPECTION}} 정</w:t>
-            </w:r>
-            <w:bookmarkStart w:id="0" w:name="_GoBack"/>
-            <w:bookmarkEnd w:id="0"/>
-            <w:r>
-              <w:rPr>
-                <w:rFonts w:eastAsiaTheme="minorHAnsi" w:cs="굴림"/>
-                <w:color w:val="404040" w:themeColor="text1" w:themeTint="BF"/>
-                <w:kern w:val="0"/>
-                <w:szCs w:val="20"/>
-              </w:rPr>
-              <w:t xml:space="preserve">기 반출 점검  </w:t>
+              <w:t xml:space="preserve">{{/IS_REGULAR_INSPECTION}} 정기 반출 점검  </w:t>
             </w:r>
           </w:p>
           <w:p>
@@ -2931,7 +2823,17 @@
                 <w:kern w:val="0"/>
                 <w:szCs w:val="20"/>
               </w:rPr>
-              <w:t xml:space="preserve"> 반출 점검을 위해</w:t>
+              <w:t xml:space="preserve"> 반출 점검을 </w:t>
+            </w:r>
+            <w:r>
+              <w:rPr>
+                <w:rFonts w:eastAsiaTheme="minorHAnsi" w:cs="굴림" w:hint="eastAsia"/>
+                <w:color w:val="404040" w:themeColor="text1" w:themeTint="BF"/>
+                <w:kern w:val="0"/>
+                <w:szCs w:val="20"/>
+              </w:rPr>
+              <w:lastRenderedPageBreak/>
+              <w:t>위해</w:t>
             </w:r>
           </w:p>
           <w:p>
@@ -3002,6 +2904,7 @@
                 <w:kern w:val="0"/>
                 <w:szCs w:val="20"/>
               </w:rPr>
+              <w:lastRenderedPageBreak/>
               <w:t xml:space="preserve">1. </w:t>
             </w:r>
             <w:proofErr w:type="spellStart"/>
@@ -3022,7 +2925,17 @@
                 <w:kern w:val="0"/>
                 <w:szCs w:val="20"/>
               </w:rPr>
-              <w:t xml:space="preserve"> 반출 점검 및 교정 요청</w:t>
+              <w:t xml:space="preserve"> 반출 점검 및 교정 </w:t>
+            </w:r>
+            <w:r>
+              <w:rPr>
+                <w:rFonts w:eastAsiaTheme="minorHAnsi" w:cs="굴림" w:hint="eastAsia"/>
+                <w:color w:val="404040" w:themeColor="text1" w:themeTint="BF"/>
+                <w:kern w:val="0"/>
+                <w:szCs w:val="20"/>
+              </w:rPr>
+              <w:lastRenderedPageBreak/>
+              <w:t>요청</w:t>
             </w:r>
           </w:p>
         </w:tc>
@@ -3719,17 +3632,7 @@
                 <w:kern w:val="0"/>
                 <w:szCs w:val="20"/>
               </w:rPr>
-              <w:t>{{/CH</w:t>
-            </w:r>
-            <w:r>
-              <w:rPr>
-                <w:rFonts w:eastAsiaTheme="minorHAnsi" w:cs="굴림"/>
-                <w:color w:val="404040" w:themeColor="text1" w:themeTint="BF"/>
-                <w:kern w:val="0"/>
-                <w:szCs w:val="20"/>
-              </w:rPr>
-              <w:lastRenderedPageBreak/>
-              <w:t>ECK_GAS_CO}}{{^CHECK_GAS_CO}}</w:t>
+              <w:t>{{/CHECK_GAS_CO}}{{^CHECK_GAS_CO}}</w:t>
             </w:r>
             <w:r>
               <w:rPr>
@@ -3856,7 +3759,17 @@
                 <w:kern w:val="0"/>
                 <w:szCs w:val="20"/>
               </w:rPr>
-              <w:t>{{/CHECK_GAS_O2}}{{^CHECK_GAS_O2}}</w:t>
+              <w:t>{{/CH</w:t>
+            </w:r>
+            <w:r>
+              <w:rPr>
+                <w:rFonts w:eastAsiaTheme="minorHAnsi" w:cs="굴림"/>
+                <w:color w:val="404040" w:themeColor="text1" w:themeTint="BF"/>
+                <w:kern w:val="0"/>
+                <w:szCs w:val="20"/>
+              </w:rPr>
+              <w:lastRenderedPageBreak/>
+              <w:t>ECK_GAS_O2}}{{^CHECK_GAS_O2}}</w:t>
             </w:r>
             <w:r>
               <w:rPr>
@@ -4285,17 +4198,7 @@
                 <w:kern w:val="0"/>
                 <w:szCs w:val="20"/>
               </w:rPr>
-              <w:t>{{/</w:t>
-            </w:r>
-            <w:r>
-              <w:rPr>
-                <w:rFonts w:eastAsiaTheme="minorHAnsi" w:cs="굴림"/>
-                <w:color w:val="404040" w:themeColor="text1" w:themeTint="BF"/>
-                <w:kern w:val="0"/>
-                <w:szCs w:val="20"/>
-              </w:rPr>
-              <w:lastRenderedPageBreak/>
-              <w:t>CHECK_INSTALL_TMS}}{{^CHECK_INSTALL_TMS}}</w:t>
+              <w:t>{{/CHECK_INSTALL_TMS}}{{^CHECK_INSTALL_TMS}}</w:t>
             </w:r>
             <w:r>
               <w:rPr>
@@ -5430,7 +5333,6 @@
                 <w:sz w:val="18"/>
                 <w:szCs w:val="18"/>
               </w:rPr>
-              <w:lastRenderedPageBreak/>
               <w:t>Spectrometer</w:t>
             </w:r>
           </w:p>
@@ -5461,7 +5363,18 @@
                 <w:sz w:val="18"/>
                 <w:szCs w:val="18"/>
               </w:rPr>
-              <w:t>스펙트럼 형상</w:t>
+              <w:t>스펙트럼 형</w:t>
+            </w:r>
+            <w:r>
+              <w:rPr>
+                <w:rFonts w:eastAsiaTheme="minorHAnsi" w:cs="굴림" w:hint="eastAsia"/>
+                <w:color w:val="404040" w:themeColor="text1" w:themeTint="BF"/>
+                <w:kern w:val="0"/>
+                <w:sz w:val="18"/>
+                <w:szCs w:val="18"/>
+              </w:rPr>
+              <w:lastRenderedPageBreak/>
+              <w:t>상</w:t>
             </w:r>
           </w:p>
         </w:tc>
@@ -5488,6 +5401,7 @@
                 <w:kern w:val="0"/>
                 <w:szCs w:val="20"/>
               </w:rPr>
+              <w:lastRenderedPageBreak/>
               <w:t>{{#CHECK_SPECTRUM_OK}}</w:t>
             </w:r>
             <w:r>
@@ -7064,17 +6978,7 @@
                 <w:sz w:val="18"/>
                 <w:szCs w:val="18"/>
               </w:rPr>
-              <w:t>동작 상</w:t>
-            </w:r>
-            <w:r>
-              <w:rPr>
-                <w:rFonts w:asciiTheme="minorHAnsi" w:eastAsiaTheme="minorHAnsi" w:hAnsiTheme="minorHAnsi" w:hint="eastAsia"/>
-                <w:color w:val="404040" w:themeColor="text1" w:themeTint="BF"/>
-                <w:sz w:val="18"/>
-                <w:szCs w:val="18"/>
-              </w:rPr>
-              <w:lastRenderedPageBreak/>
-              <w:t>태</w:t>
+              <w:t>동작 상태</w:t>
             </w:r>
           </w:p>
         </w:tc>
@@ -7100,7 +7004,6 @@
                 <w:kern w:val="0"/>
                 <w:szCs w:val="20"/>
               </w:rPr>
-              <w:lastRenderedPageBreak/>
               <w:t>{{#CHECK_CPU_OK}}</w:t>
             </w:r>
             <w:r>
@@ -7286,7 +7189,6 @@
                 <w:sz w:val="18"/>
                 <w:szCs w:val="18"/>
               </w:rPr>
-              <w:lastRenderedPageBreak/>
               <w:t xml:space="preserve">냉각 </w:t>
             </w:r>
             <w:r>
@@ -7539,6 +7441,7 @@
                 <w:sz w:val="18"/>
                 <w:szCs w:val="18"/>
               </w:rPr>
+              <w:lastRenderedPageBreak/>
               <w:t>프로브</w:t>
             </w:r>
             <w:proofErr w:type="spellEnd"/>
@@ -16262,7 +16165,7 @@
 </file>
 
 <file path=customXml/itemProps1.xml><?xml version="1.0" encoding="utf-8"?>
-<ds:datastoreItem xmlns:ds="http://schemas.openxmlformats.org/officeDocument/2006/customXml" ds:itemID="{D827290C-23E1-47F2-8186-FE48EA38D861}">
+<ds:datastoreItem xmlns:ds="http://schemas.openxmlformats.org/officeDocument/2006/customXml" ds:itemID="{DA5C7F9C-F1A3-4617-944D-3EA9FFC4C8A6}">
   <ds:schemaRefs>
     <ds:schemaRef ds:uri="http://schemas.openxmlformats.org/officeDocument/2006/bibliography"/>
   </ds:schemaRefs>

--- a/public/templates/first-report-template.docx
+++ b/public/templates/first-report-template.docx
@@ -1616,7 +1616,7 @@
                 <w:kern w:val="0"/>
                 <w:szCs w:val="20"/>
               </w:rPr>
-              <w:t>{{#IS_TCA_08}}</w:t>
+              <w:t>{{#IS_DGA_X}}</w:t>
             </w:r>
             <w:r>
               <w:rPr>
@@ -1634,7 +1634,7 @@
                 <w:kern w:val="0"/>
                 <w:szCs w:val="20"/>
               </w:rPr>
-              <w:t>{{/IS_TCA_08}}{{^IS_TCA_08}}</w:t>
+              <w:t>{{/IS_DGA_X}}{{^IS_DGA_X}}</w:t>
             </w:r>
             <w:r>
               <w:rPr>
@@ -1652,7 +1652,7 @@
                 <w:kern w:val="0"/>
                 <w:szCs w:val="20"/>
               </w:rPr>
-              <w:t>{{/IS_TCA_08}} TCA-08</w:t>
+              <w:t>{{/IS_DGA_X}} DGA-X</w:t>
             </w:r>
           </w:p>
           <w:p>
@@ -1667,7 +1667,7 @@
                 <w:kern w:val="0"/>
                 <w:szCs w:val="20"/>
               </w:rPr>
-              <w:t>{{#IS_TCA_11}}</w:t>
+              <w:t>{{#IS_DSM_XG}}</w:t>
             </w:r>
             <w:r>
               <w:rPr>
@@ -1685,7 +1685,7 @@
                 <w:kern w:val="0"/>
                 <w:szCs w:val="20"/>
               </w:rPr>
-              <w:t>{{/IS_TCA_11}}{{^IS_TCA_11}}</w:t>
+              <w:t>{{/IS_DSM_XG}}{{^IS_DSM_XG}}</w:t>
             </w:r>
             <w:r>
               <w:rPr>
@@ -1703,7 +1703,7 @@
                 <w:kern w:val="0"/>
                 <w:szCs w:val="20"/>
               </w:rPr>
-              <w:t>{{/IS_TCA_11}} TCA-11</w:t>
+              <w:t>{{/IS_DSM_XG}} DSM-XG</w:t>
             </w:r>
           </w:p>
           <w:p>
@@ -1718,7 +1718,7 @@
                 <w:kern w:val="0"/>
                 <w:szCs w:val="20"/>
               </w:rPr>
-              <w:t>{{#IS_GD_401}}</w:t>
+              <w:t>{{#IS_RGA_60}}</w:t>
             </w:r>
             <w:r>
               <w:rPr>
@@ -1736,7 +1736,7 @@
                 <w:kern w:val="0"/>
                 <w:szCs w:val="20"/>
               </w:rPr>
-              <w:t>{{/IS_GD_401}}{{^IS_GD_401}}</w:t>
+              <w:t>{{/IS_RGA_60}}{{^IS_RGA_60}}</w:t>
             </w:r>
             <w:r>
               <w:rPr>
@@ -1754,7 +1754,7 @@
                 <w:kern w:val="0"/>
                 <w:szCs w:val="20"/>
               </w:rPr>
-              <w:t>{{/IS_GD_401}} GD-401</w:t>
+              <w:t>{{/IS_RGA_60}} RGA-60</w:t>
             </w:r>
           </w:p>
           <w:p>
@@ -1769,7 +1769,7 @@
                 <w:kern w:val="0"/>
                 <w:szCs w:val="20"/>
               </w:rPr>
-              <w:t>{{#IS_DCS_2N}}</w:t>
+              <w:t>{{#IS_RSM_61}}</w:t>
             </w:r>
             <w:r>
               <w:rPr>
@@ -1787,7 +1787,7 @@
                 <w:kern w:val="0"/>
                 <w:szCs w:val="20"/>
               </w:rPr>
-              <w:t>{{/IS_DCS_2N}}{{^IS_DCS_2N}}</w:t>
+              <w:t>{{/IS_RSM_61}}{{^IS_RSM_61}}</w:t>
             </w:r>
             <w:r>
               <w:rPr>
@@ -1805,7 +1805,262 @@
                 <w:kern w:val="0"/>
                 <w:szCs w:val="20"/>
               </w:rPr>
-              <w:t>{{/IS_DCS_2N}} DCS-2N</w:t>
+              <w:t>{{/IS_RSM_61}} RSM-61</w:t>
+            </w:r>
+          </w:p>
+          <w:p>
+            <w:pPr>
+              <w:jc w:val="left"/>
+              <w:textAlignment w:val="baseline"/>
+            </w:pPr>
+            <w:r>
+              <w:rPr>
+                <w:rFonts w:eastAsiaTheme="minorHAnsi" w:cs="굴림"/>
+                <w:color w:val="404040" w:themeColor="text1" w:themeTint="BF"/>
+                <w:kern w:val="0"/>
+                <w:szCs w:val="20"/>
+              </w:rPr>
+              <w:t>{{#IS_TGA_50}}</w:t>
+            </w:r>
+            <w:r>
+              <w:rPr>
+                <w:rFonts w:ascii="Segoe UI Symbol" w:eastAsiaTheme="minorHAnsi" w:hAnsi="Segoe UI Symbol" w:cs="Segoe UI Symbol"/>
+                <w:color w:val="404040" w:themeColor="text1" w:themeTint="BF"/>
+                <w:kern w:val="0"/>
+                <w:szCs w:val="20"/>
+              </w:rPr>
+              <w:t>☑</w:t>
+            </w:r>
+            <w:r>
+              <w:rPr>
+                <w:rFonts w:eastAsiaTheme="minorHAnsi" w:cs="굴림"/>
+                <w:color w:val="404040" w:themeColor="text1" w:themeTint="BF"/>
+                <w:kern w:val="0"/>
+                <w:szCs w:val="20"/>
+              </w:rPr>
+              <w:t>{{/IS_TGA_50}}{{^IS_TGA_50}}</w:t>
+            </w:r>
+            <w:r>
+              <w:rPr>
+                <w:rFonts w:ascii="Segoe UI Symbol" w:eastAsiaTheme="minorHAnsi" w:hAnsi="Segoe UI Symbol" w:cs="Segoe UI Symbol"/>
+                <w:color w:val="404040" w:themeColor="text1" w:themeTint="BF"/>
+                <w:kern w:val="0"/>
+                <w:szCs w:val="20"/>
+              </w:rPr>
+              <w:t>☐</w:t>
+            </w:r>
+            <w:r>
+              <w:rPr>
+                <w:rFonts w:eastAsiaTheme="minorHAnsi" w:cs="굴림"/>
+                <w:color w:val="404040" w:themeColor="text1" w:themeTint="BF"/>
+                <w:kern w:val="0"/>
+                <w:szCs w:val="20"/>
+              </w:rPr>
+              <w:t>{{/IS_TGA_50}} TGA-50</w:t>
+            </w:r>
+          </w:p>
+          <w:p>
+            <w:pPr>
+              <w:jc w:val="left"/>
+              <w:textAlignment w:val="baseline"/>
+            </w:pPr>
+            <w:r>
+              <w:rPr>
+                <w:rFonts w:eastAsiaTheme="minorHAnsi" w:cs="굴림"/>
+                <w:color w:val="404040" w:themeColor="text1" w:themeTint="BF"/>
+                <w:kern w:val="0"/>
+                <w:szCs w:val="20"/>
+              </w:rPr>
+              <w:t>{{#IS_LSM_30}}</w:t>
+            </w:r>
+            <w:r>
+              <w:rPr>
+                <w:rFonts w:ascii="Segoe UI Symbol" w:eastAsiaTheme="minorHAnsi" w:hAnsi="Segoe UI Symbol" w:cs="Segoe UI Symbol"/>
+                <w:color w:val="404040" w:themeColor="text1" w:themeTint="BF"/>
+                <w:kern w:val="0"/>
+                <w:szCs w:val="20"/>
+              </w:rPr>
+              <w:t>☑</w:t>
+            </w:r>
+            <w:r>
+              <w:rPr>
+                <w:rFonts w:eastAsiaTheme="minorHAnsi" w:cs="굴림"/>
+                <w:color w:val="404040" w:themeColor="text1" w:themeTint="BF"/>
+                <w:kern w:val="0"/>
+                <w:szCs w:val="20"/>
+              </w:rPr>
+              <w:t>{{/IS_LSM_30}}{{^IS_LSM_30}}</w:t>
+            </w:r>
+            <w:r>
+              <w:rPr>
+                <w:rFonts w:ascii="Segoe UI Symbol" w:eastAsiaTheme="minorHAnsi" w:hAnsi="Segoe UI Symbol" w:cs="Segoe UI Symbol"/>
+                <w:color w:val="404040" w:themeColor="text1" w:themeTint="BF"/>
+                <w:kern w:val="0"/>
+                <w:szCs w:val="20"/>
+              </w:rPr>
+              <w:t>☐</w:t>
+            </w:r>
+            <w:r>
+              <w:rPr>
+                <w:rFonts w:eastAsiaTheme="minorHAnsi" w:cs="굴림"/>
+                <w:color w:val="404040" w:themeColor="text1" w:themeTint="BF"/>
+                <w:kern w:val="0"/>
+                <w:szCs w:val="20"/>
+              </w:rPr>
+              <w:t>{{/IS_LSM_30}} LSM-30</w:t>
+            </w:r>
+          </w:p>
+          <w:p>
+            <w:pPr>
+              <w:jc w:val="left"/>
+              <w:textAlignment w:val="baseline"/>
+            </w:pPr>
+            <w:r>
+              <w:rPr>
+                <w:rFonts w:eastAsiaTheme="minorHAnsi" w:cs="굴림"/>
+                <w:color w:val="404040" w:themeColor="text1" w:themeTint="BF"/>
+                <w:kern w:val="0"/>
+                <w:szCs w:val="20"/>
+              </w:rPr>
+              <w:t>{{#IS_GGA_70_1}}</w:t>
+            </w:r>
+            <w:r>
+              <w:rPr>
+                <w:rFonts w:ascii="Segoe UI Symbol" w:eastAsiaTheme="minorHAnsi" w:hAnsi="Segoe UI Symbol" w:cs="Segoe UI Symbol"/>
+                <w:color w:val="404040" w:themeColor="text1" w:themeTint="BF"/>
+                <w:kern w:val="0"/>
+                <w:szCs w:val="20"/>
+              </w:rPr>
+              <w:t>☑</w:t>
+            </w:r>
+            <w:r>
+              <w:rPr>
+                <w:rFonts w:eastAsiaTheme="minorHAnsi" w:cs="굴림"/>
+                <w:color w:val="404040" w:themeColor="text1" w:themeTint="BF"/>
+                <w:kern w:val="0"/>
+                <w:szCs w:val="20"/>
+              </w:rPr>
+              <w:t>{{/IS_GGA_70_1}}{{^IS_GGA_70_1}}</w:t>
+            </w:r>
+            <w:r>
+              <w:rPr>
+                <w:rFonts w:ascii="Segoe UI Symbol" w:eastAsiaTheme="minorHAnsi" w:hAnsi="Segoe UI Symbol" w:cs="Segoe UI Symbol"/>
+                <w:color w:val="404040" w:themeColor="text1" w:themeTint="BF"/>
+                <w:kern w:val="0"/>
+                <w:szCs w:val="20"/>
+              </w:rPr>
+              <w:t>☐</w:t>
+            </w:r>
+            <w:r>
+              <w:rPr>
+                <w:rFonts w:eastAsiaTheme="minorHAnsi" w:cs="굴림"/>
+                <w:color w:val="404040" w:themeColor="text1" w:themeTint="BF"/>
+                <w:kern w:val="0"/>
+                <w:szCs w:val="20"/>
+              </w:rPr>
+              <w:t>{{/IS_GGA_70_1}} GGA-70-1</w:t>
+            </w:r>
+          </w:p>
+          <w:p>
+            <w:pPr>
+              <w:jc w:val="left"/>
+              <w:textAlignment w:val="baseline"/>
+            </w:pPr>
+            <w:r>
+              <w:rPr>
+                <w:rFonts w:eastAsiaTheme="minorHAnsi" w:cs="굴림"/>
+                <w:color w:val="404040" w:themeColor="text1" w:themeTint="BF"/>
+                <w:kern w:val="0"/>
+                <w:szCs w:val="20"/>
+              </w:rPr>
+              <w:t>{{#IS_PGA_91}}</w:t>
+            </w:r>
+            <w:r>
+              <w:rPr>
+                <w:rFonts w:ascii="Segoe UI Symbol" w:eastAsiaTheme="minorHAnsi" w:hAnsi="Segoe UI Symbol" w:cs="Segoe UI Symbol"/>
+                <w:color w:val="404040" w:themeColor="text1" w:themeTint="BF"/>
+                <w:kern w:val="0"/>
+                <w:szCs w:val="20"/>
+              </w:rPr>
+              <w:t>☑</w:t>
+            </w:r>
+            <w:r>
+              <w:rPr>
+                <w:rFonts w:eastAsiaTheme="minorHAnsi" w:cs="굴림"/>
+                <w:color w:val="404040" w:themeColor="text1" w:themeTint="BF"/>
+                <w:kern w:val="0"/>
+                <w:szCs w:val="20"/>
+              </w:rPr>
+              <w:t>{{/IS_PGA_91}}{{^IS_PGA_91}}</w:t>
+            </w:r>
+            <w:r>
+              <w:rPr>
+                <w:rFonts w:ascii="Segoe UI Symbol" w:eastAsiaTheme="minorHAnsi" w:hAnsi="Segoe UI Symbol" w:cs="Segoe UI Symbol"/>
+                <w:color w:val="404040" w:themeColor="text1" w:themeTint="BF"/>
+                <w:kern w:val="0"/>
+                <w:szCs w:val="20"/>
+              </w:rPr>
+              <w:t>☐</w:t>
+            </w:r>
+            <w:r>
+              <w:rPr>
+                <w:rFonts w:eastAsiaTheme="minorHAnsi" w:cs="굴림"/>
+                <w:color w:val="404040" w:themeColor="text1" w:themeTint="BF"/>
+                <w:kern w:val="0"/>
+                <w:szCs w:val="20"/>
+              </w:rPr>
+              <w:t>{{/IS_PGA_91}} PGA-91</w:t>
+            </w:r>
+          </w:p>
+          <w:p>
+            <w:pPr>
+              <w:jc w:val="left"/>
+              <w:textAlignment w:val="baseline"/>
+            </w:pPr>
+            <w:r>
+              <w:rPr>
+                <w:rFonts w:eastAsiaTheme="minorHAnsi" w:cs="굴림"/>
+                <w:color w:val="404040" w:themeColor="text1" w:themeTint="BF"/>
+                <w:kern w:val="0"/>
+                <w:szCs w:val="20"/>
+              </w:rPr>
+              <w:t>{{#IS_OTHER_MODEL}}</w:t>
+            </w:r>
+            <w:r>
+              <w:rPr>
+                <w:rFonts w:ascii="Segoe UI Symbol" w:eastAsiaTheme="minorHAnsi" w:hAnsi="Segoe UI Symbol" w:cs="Segoe UI Symbol"/>
+                <w:color w:val="404040" w:themeColor="text1" w:themeTint="BF"/>
+                <w:kern w:val="0"/>
+                <w:szCs w:val="20"/>
+              </w:rPr>
+              <w:t>☑</w:t>
+            </w:r>
+            <w:r>
+              <w:rPr>
+                <w:rFonts w:eastAsiaTheme="minorHAnsi" w:cs="굴림"/>
+                <w:color w:val="404040" w:themeColor="text1" w:themeTint="BF"/>
+                <w:kern w:val="0"/>
+                <w:szCs w:val="20"/>
+              </w:rPr>
+              <w:t>{{/IS_OTHER_MODEL}}{{^IS_OTHER_MODEL}}</w:t>
+            </w:r>
+            <w:r>
+              <w:rPr>
+                <w:rFonts w:ascii="Segoe UI Symbol" w:eastAsiaTheme="minorHAnsi" w:hAnsi="Segoe UI Symbol" w:cs="Segoe UI Symbol"/>
+                <w:color w:val="404040" w:themeColor="text1" w:themeTint="BF"/>
+                <w:kern w:val="0"/>
+                <w:szCs w:val="20"/>
+              </w:rPr>
+              <w:t>☐</w:t>
+            </w:r>
+            <w:r>
+              <w:rPr>
+                <w:rFonts w:eastAsiaTheme="minorHAnsi" w:cs="굴림"/>
+                <w:color w:val="404040" w:themeColor="text1" w:themeTint="BF"/>
+                <w:kern w:val="0"/>
+                <w:szCs w:val="20"/>
+              </w:rPr>
+              <w:t>{{/IS_OTHER_MODEL}} 기타 ({{OTHER_MODEL_NAME}})</w:t>
             </w:r>
           </w:p>
         </w:tc>

--- a/public/templates/first-report-template.docx
+++ b/public/templates/first-report-template.docx
@@ -10,7 +10,7 @@
         <w:rPr>
           <w:rFonts w:asciiTheme="minorHAnsi" w:eastAsiaTheme="minorHAnsi" w:hAnsiTheme="minorHAnsi"/>
           <w:b/>
-          <w:sz w:val="12"/>
+          <w:sz w:val="2"/>
           <w:szCs w:val="24"/>
         </w:rPr>
       </w:pPr>
@@ -23,7 +23,7 @@
         <w:rPr>
           <w:rFonts w:asciiTheme="minorHAnsi" w:eastAsiaTheme="minorHAnsi" w:hAnsiTheme="minorHAnsi"/>
           <w:b/>
-          <w:sz w:val="12"/>
+          <w:sz w:val="2"/>
           <w:szCs w:val="24"/>
         </w:rPr>
       </w:pPr>
@@ -36,7 +36,7 @@
         <w:rPr>
           <w:rFonts w:asciiTheme="minorHAnsi" w:eastAsiaTheme="minorHAnsi" w:hAnsiTheme="minorHAnsi"/>
           <w:b/>
-          <w:sz w:val="12"/>
+          <w:sz w:val="2"/>
           <w:szCs w:val="24"/>
         </w:rPr>
       </w:pPr>
@@ -49,7 +49,7 @@
         <w:rPr>
           <w:rFonts w:asciiTheme="minorHAnsi" w:eastAsiaTheme="minorHAnsi" w:hAnsiTheme="minorHAnsi"/>
           <w:b/>
-          <w:sz w:val="12"/>
+          <w:sz w:val="2"/>
           <w:szCs w:val="24"/>
         </w:rPr>
       </w:pPr>
@@ -62,7 +62,7 @@
         <w:rPr>
           <w:rFonts w:asciiTheme="minorHAnsi" w:eastAsiaTheme="minorHAnsi" w:hAnsiTheme="minorHAnsi"/>
           <w:b/>
-          <w:sz w:val="12"/>
+          <w:sz w:val="2"/>
           <w:szCs w:val="24"/>
         </w:rPr>
       </w:pPr>
@@ -75,7 +75,7 @@
         <w:rPr>
           <w:rFonts w:asciiTheme="minorHAnsi" w:eastAsiaTheme="minorHAnsi" w:hAnsiTheme="minorHAnsi"/>
           <w:b/>
-          <w:sz w:val="12"/>
+          <w:sz w:val="2"/>
           <w:szCs w:val="24"/>
         </w:rPr>
       </w:pPr>
@@ -88,7 +88,7 @@
         <w:rPr>
           <w:rFonts w:asciiTheme="minorHAnsi" w:eastAsiaTheme="minorHAnsi" w:hAnsiTheme="minorHAnsi"/>
           <w:b/>
-          <w:sz w:val="12"/>
+          <w:sz w:val="2"/>
           <w:szCs w:val="24"/>
         </w:rPr>
       </w:pPr>
@@ -101,7 +101,7 @@
         <w:rPr>
           <w:rFonts w:asciiTheme="minorHAnsi" w:eastAsiaTheme="minorHAnsi" w:hAnsiTheme="minorHAnsi"/>
           <w:b/>
-          <w:sz w:val="12"/>
+          <w:sz w:val="2"/>
           <w:szCs w:val="24"/>
         </w:rPr>
       </w:pPr>
@@ -114,7 +114,7 @@
         <w:rPr>
           <w:rFonts w:asciiTheme="minorHAnsi" w:eastAsiaTheme="minorHAnsi" w:hAnsiTheme="minorHAnsi"/>
           <w:b/>
-          <w:sz w:val="12"/>
+          <w:sz w:val="2"/>
           <w:szCs w:val="24"/>
         </w:rPr>
       </w:pPr>
@@ -127,7 +127,7 @@
         <w:rPr>
           <w:rFonts w:asciiTheme="minorHAnsi" w:eastAsiaTheme="minorHAnsi" w:hAnsiTheme="minorHAnsi"/>
           <w:b/>
-          <w:sz w:val="12"/>
+          <w:sz w:val="2"/>
           <w:szCs w:val="24"/>
         </w:rPr>
       </w:pPr>
@@ -140,7 +140,7 @@
         <w:rPr>
           <w:rFonts w:asciiTheme="minorHAnsi" w:eastAsiaTheme="minorHAnsi" w:hAnsiTheme="minorHAnsi"/>
           <w:b/>
-          <w:sz w:val="12"/>
+          <w:sz w:val="2"/>
           <w:szCs w:val="24"/>
         </w:rPr>
       </w:pPr>
@@ -149,7 +149,7 @@
           <w:rFonts w:asciiTheme="minorHAnsi" w:eastAsiaTheme="minorHAnsi" w:hAnsiTheme="minorHAnsi" w:hint="eastAsia"/>
           <w:b/>
           <w:noProof/>
-          <w:sz w:val="12"/>
+          <w:sz w:val="2"/>
           <w:szCs w:val="24"/>
         </w:rPr>
         <w:drawing>
@@ -219,7 +219,7 @@
         <w:rPr>
           <w:rFonts w:asciiTheme="minorHAnsi" w:eastAsiaTheme="minorHAnsi" w:hAnsiTheme="minorHAnsi"/>
           <w:b/>
-          <w:sz w:val="12"/>
+          <w:sz w:val="2"/>
           <w:szCs w:val="24"/>
         </w:rPr>
         <w:br/>
@@ -228,7 +228,7 @@
         <w:rPr>
           <w:rFonts w:asciiTheme="minorHAnsi" w:eastAsiaTheme="minorHAnsi" w:hAnsiTheme="minorHAnsi"/>
           <w:b/>
-          <w:sz w:val="12"/>
+          <w:sz w:val="2"/>
           <w:szCs w:val="24"/>
         </w:rPr>
         <w:br/>
@@ -241,7 +241,7 @@
         <w:rPr>
           <w:rFonts w:asciiTheme="minorHAnsi" w:eastAsiaTheme="minorHAnsi" w:hAnsiTheme="minorHAnsi"/>
           <w:b/>
-          <w:sz w:val="12"/>
+          <w:sz w:val="2"/>
           <w:szCs w:val="24"/>
         </w:rPr>
       </w:pPr>
@@ -554,7 +554,7 @@
         <w:rPr>
           <w:rFonts w:asciiTheme="minorHAnsi" w:eastAsiaTheme="minorHAnsi" w:hAnsiTheme="minorHAnsi"/>
           <w:b/>
-          <w:sz w:val="12"/>
+          <w:sz w:val="2"/>
           <w:szCs w:val="24"/>
         </w:rPr>
       </w:pPr>
@@ -585,7 +585,7 @@
       </w:tblGrid>
       <w:tr>
         <w:trPr>
-          <w:trHeight w:val="245"/>
+          <w:trHeight w:val="200" w:hRule="atLeast"/>
         </w:trPr>
         <w:tc>
           <w:tcPr>
@@ -782,7 +782,7 @@
       </w:tr>
       <w:tr>
         <w:trPr>
-          <w:trHeight w:val="837"/>
+          <w:trHeight w:val="300" w:hRule="atLeast"/>
         </w:trPr>
         <w:tc>
           <w:tcPr>
@@ -949,7 +949,7 @@
         <w:rPr>
           <w:rFonts w:asciiTheme="minorHAnsi" w:eastAsiaTheme="minorHAnsi" w:hAnsiTheme="minorHAnsi"/>
           <w:b/>
-          <w:sz w:val="12"/>
+          <w:sz w:val="2"/>
           <w:szCs w:val="24"/>
         </w:rPr>
       </w:pPr>
@@ -961,7 +961,7 @@
         <w:rPr>
           <w:rFonts w:asciiTheme="minorHAnsi" w:eastAsiaTheme="minorHAnsi" w:hAnsiTheme="minorHAnsi"/>
           <w:b/>
-          <w:sz w:val="12"/>
+          <w:sz w:val="2"/>
           <w:szCs w:val="24"/>
         </w:rPr>
       </w:pPr>
@@ -969,7 +969,7 @@
     <w:tbl>
       <w:tblPr>
         <w:tblStyle w:val="a7"/>
-        <w:tblpPr w:leftFromText="142" w:rightFromText="142" w:vertAnchor="text" w:horzAnchor="margin" w:tblpXSpec="center" w:tblpY="864"/>
+        <w:tblpPr w:leftFromText="142" w:rightFromText="142" w:vertAnchor="text" w:horzAnchor="margin" w:tblpXSpec="center" w:tblpY="100"/>
         <w:tblW w:w="0" w:type="auto"/>
         <w:tblLook w:val="04A0" w:firstRow="1" w:lastRow="0" w:firstColumn="1" w:lastColumn="0" w:noHBand="0" w:noVBand="1"/>
       </w:tblPr>
@@ -994,7 +994,7 @@
               <w:rPr>
                 <w:rFonts w:asciiTheme="minorHAnsi" w:eastAsiaTheme="minorHAnsi" w:hAnsiTheme="minorHAnsi"/>
                 <w:b/>
-                <w:sz w:val="12"/>
+                <w:sz w:val="2"/>
                 <w:szCs w:val="24"/>
               </w:rPr>
             </w:pPr>
@@ -1276,7 +1276,7 @@
         <w:rPr>
           <w:rFonts w:asciiTheme="minorHAnsi" w:eastAsiaTheme="minorHAnsi" w:hAnsiTheme="minorHAnsi"/>
           <w:b/>
-          <w:sz w:val="12"/>
+          <w:sz w:val="2"/>
           <w:szCs w:val="24"/>
         </w:rPr>
       </w:pPr>
@@ -1288,7 +1288,7 @@
         <w:rPr>
           <w:rFonts w:asciiTheme="minorHAnsi" w:eastAsiaTheme="minorHAnsi" w:hAnsiTheme="minorHAnsi"/>
           <w:b/>
-          <w:sz w:val="12"/>
+          <w:sz w:val="2"/>
           <w:szCs w:val="24"/>
         </w:rPr>
       </w:pPr>
@@ -1300,7 +1300,7 @@
         <w:rPr>
           <w:rFonts w:asciiTheme="minorHAnsi" w:eastAsiaTheme="minorHAnsi" w:hAnsiTheme="minorHAnsi"/>
           <w:b/>
-          <w:sz w:val="12"/>
+          <w:sz w:val="2"/>
           <w:szCs w:val="24"/>
         </w:rPr>
       </w:pPr>
@@ -1312,7 +1312,7 @@
         <w:rPr>
           <w:rFonts w:asciiTheme="minorHAnsi" w:eastAsiaTheme="minorHAnsi" w:hAnsiTheme="minorHAnsi"/>
           <w:b/>
-          <w:sz w:val="12"/>
+          <w:sz w:val="2"/>
           <w:szCs w:val="24"/>
         </w:rPr>
       </w:pPr>
@@ -1324,7 +1324,7 @@
         <w:rPr>
           <w:rFonts w:asciiTheme="minorHAnsi" w:eastAsiaTheme="minorHAnsi" w:hAnsiTheme="minorHAnsi"/>
           <w:b/>
-          <w:sz w:val="12"/>
+          <w:sz w:val="2"/>
           <w:szCs w:val="24"/>
         </w:rPr>
       </w:pPr>
@@ -1336,7 +1336,7 @@
         <w:rPr>
           <w:rFonts w:asciiTheme="minorHAnsi" w:eastAsiaTheme="minorHAnsi" w:hAnsiTheme="minorHAnsi"/>
           <w:b/>
-          <w:sz w:val="12"/>
+          <w:sz w:val="2"/>
           <w:szCs w:val="24"/>
         </w:rPr>
       </w:pPr>
@@ -1348,7 +1348,7 @@
         <w:rPr>
           <w:rFonts w:asciiTheme="minorHAnsi" w:eastAsiaTheme="minorHAnsi" w:hAnsiTheme="minorHAnsi"/>
           <w:b/>
-          <w:sz w:val="12"/>
+          <w:sz w:val="2"/>
           <w:szCs w:val="24"/>
         </w:rPr>
       </w:pPr>
@@ -1360,7 +1360,7 @@
         <w:rPr>
           <w:rFonts w:asciiTheme="minorHAnsi" w:eastAsiaTheme="minorHAnsi" w:hAnsiTheme="minorHAnsi"/>
           <w:b/>
-          <w:sz w:val="12"/>
+          <w:sz w:val="2"/>
           <w:szCs w:val="24"/>
         </w:rPr>
       </w:pPr>
@@ -1372,7 +1372,7 @@
         <w:rPr>
           <w:rFonts w:asciiTheme="minorHAnsi" w:eastAsiaTheme="minorHAnsi" w:hAnsiTheme="minorHAnsi"/>
           <w:b/>
-          <w:sz w:val="12"/>
+          <w:sz w:val="2"/>
           <w:szCs w:val="24"/>
         </w:rPr>
       </w:pPr>
@@ -1384,7 +1384,7 @@
         <w:rPr>
           <w:rFonts w:asciiTheme="minorHAnsi" w:eastAsiaTheme="minorHAnsi" w:hAnsiTheme="minorHAnsi"/>
           <w:b/>
-          <w:sz w:val="12"/>
+          <w:sz w:val="2"/>
           <w:szCs w:val="24"/>
         </w:rPr>
       </w:pPr>
@@ -1396,7 +1396,7 @@
         <w:rPr>
           <w:rFonts w:asciiTheme="minorHAnsi" w:eastAsiaTheme="minorHAnsi" w:hAnsiTheme="minorHAnsi"/>
           <w:b/>
-          <w:sz w:val="12"/>
+          <w:sz w:val="2"/>
           <w:szCs w:val="24"/>
         </w:rPr>
       </w:pPr>

--- a/public/templates/first-report-template.docx
+++ b/public/templates/first-report-template.docx
@@ -223,14 +223,6 @@
           <w:szCs w:val="24"/>
         </w:rPr>
         <w:br/>
-      </w:r>
-      <w:r>
-        <w:rPr>
-          <w:rFonts w:asciiTheme="minorHAnsi" w:eastAsiaTheme="minorHAnsi" w:hAnsiTheme="minorHAnsi"/>
-          <w:b/>
-          <w:sz w:val="2"/>
-          <w:szCs w:val="24"/>
-        </w:rPr>
         <w:br/>
       </w:r>
     </w:p>
@@ -286,57 +278,7 @@
           <w:sz w:val="36"/>
           <w:szCs w:val="24"/>
         </w:rPr>
-        <w:t>[</w:t>
-      </w:r>
-      <w:r>
-        <w:rPr>
-          <w:rFonts w:eastAsiaTheme="minorHAnsi" w:hint="eastAsia"/>
-          <w:b/>
-          <w:color w:val="262626" w:themeColor="text1" w:themeTint="D9"/>
-          <w:sz w:val="36"/>
-          <w:szCs w:val="24"/>
-        </w:rPr>
-        <w:t>1차</w:t>
-      </w:r>
-      <w:r>
-        <w:rPr>
-          <w:rFonts w:eastAsiaTheme="minorHAnsi" w:hint="eastAsia"/>
-          <w:b/>
-          <w:color w:val="262626" w:themeColor="text1" w:themeTint="D9"/>
-          <w:sz w:val="36"/>
-          <w:szCs w:val="24"/>
-        </w:rPr>
-        <w:t xml:space="preserve"> 점검</w:t>
-      </w:r>
-      <w:r>
-        <w:rPr>
-          <w:rFonts w:eastAsiaTheme="minorHAnsi" w:hint="eastAsia"/>
-          <w:b/>
-          <w:color w:val="262626" w:themeColor="text1" w:themeTint="D9"/>
-          <w:sz w:val="36"/>
-          <w:szCs w:val="24"/>
-        </w:rPr>
-        <w:t xml:space="preserve"> </w:t>
-      </w:r>
-      <w:r>
-        <w:rPr>
-          <w:rFonts w:eastAsiaTheme="minorHAnsi" w:hint="eastAsia"/>
-          <w:b/>
-          <w:color w:val="262626" w:themeColor="text1" w:themeTint="D9"/>
-          <w:sz w:val="36"/>
-          <w:szCs w:val="24"/>
-        </w:rPr>
-        <w:t>보고서</w:t>
-      </w:r>
-      <w:r>
-        <w:rPr>
-          <w:rFonts w:eastAsiaTheme="minorHAnsi" w:hint="eastAsia"/>
-          <w:b/>
-          <w:color w:val="262626" w:themeColor="text1" w:themeTint="D9"/>
-          <w:sz w:val="36"/>
-          <w:szCs w:val="24"/>
-        </w:rPr>
-        <w:t>]</w:t>
+        <w:t>[1차 점검 보고서]</w:t>
       </w:r>
       <w:r>
         <w:rPr>
@@ -359,7 +301,6 @@
           <w:szCs w:val="24"/>
         </w:rPr>
       </w:pPr>
-      <w:proofErr w:type="gramStart"/>
       <w:r>
         <w:rPr>
           <w:rFonts w:eastAsiaTheme="minorHAnsi" w:cs="굴림"/>
@@ -387,7 +328,6 @@
         </w:rPr>
         <w:t>입고</w:t>
       </w:r>
-      <w:proofErr w:type="gramEnd"/>
       <w:r>
         <w:rPr>
           <w:rFonts w:eastAsiaTheme="minorHAnsi" w:hint="eastAsia"/>
@@ -410,15 +350,7 @@
           <w:color w:val="262626" w:themeColor="text1" w:themeTint="D9"/>
           <w:sz w:val="28"/>
         </w:rPr>
-        <w:t>□</w:t>
-      </w:r>
-      <w:r>
-        <w:rPr>
-          <w:rFonts w:eastAsiaTheme="minorHAnsi" w:hint="eastAsia"/>
-          <w:color w:val="262626" w:themeColor="text1" w:themeTint="D9"/>
-          <w:sz w:val="28"/>
-        </w:rPr>
-        <w:t xml:space="preserve"> </w:t>
+        <w:t xml:space="preserve">□ </w:t>
       </w:r>
       <w:r>
         <w:rPr>
@@ -443,15 +375,7 @@
           <w:color w:val="262626" w:themeColor="text1" w:themeTint="D9"/>
           <w:sz w:val="28"/>
         </w:rPr>
-        <w:t xml:space="preserve"> </w:t>
-      </w:r>
-      <w:r>
-        <w:rPr>
-          <w:rFonts w:eastAsiaTheme="minorHAnsi"/>
-          <w:color w:val="262626" w:themeColor="text1" w:themeTint="D9"/>
-          <w:sz w:val="28"/>
-        </w:rPr>
-        <w:t xml:space="preserve"> </w:t>
+        <w:t xml:space="preserve">  </w:t>
       </w:r>
       <w:r>
         <w:rPr>
@@ -459,23 +383,7 @@
           <w:color w:val="262626" w:themeColor="text1" w:themeTint="D9"/>
           <w:sz w:val="28"/>
         </w:rPr>
-        <w:t>□</w:t>
-      </w:r>
-      <w:r>
-        <w:rPr>
-          <w:rFonts w:eastAsiaTheme="minorHAnsi" w:hint="eastAsia"/>
-          <w:color w:val="262626" w:themeColor="text1" w:themeTint="D9"/>
-          <w:sz w:val="28"/>
-        </w:rPr>
-        <w:t xml:space="preserve"> </w:t>
-      </w:r>
-      <w:r>
-        <w:rPr>
-          <w:rFonts w:eastAsiaTheme="minorHAnsi" w:hint="eastAsia"/>
-          <w:color w:val="262626" w:themeColor="text1" w:themeTint="D9"/>
-          <w:sz w:val="28"/>
-        </w:rPr>
-        <w:t xml:space="preserve"> </w:t>
+        <w:t xml:space="preserve">□  </w:t>
       </w:r>
       <w:r>
         <w:rPr>
@@ -619,7 +527,6 @@
                 <w:szCs w:val="20"/>
               </w:rPr>
             </w:pPr>
-            <w:proofErr w:type="spellStart"/>
             <w:r>
               <w:rPr>
                 <w:rFonts w:eastAsiaTheme="minorHAnsi" w:cs="굴림"/>
@@ -630,7 +537,6 @@
               </w:rPr>
               <w:t>점검자</w:t>
             </w:r>
-            <w:proofErr w:type="spellEnd"/>
           </w:p>
         </w:tc>
         <w:tc>
@@ -709,7 +615,6 @@
                 <w:szCs w:val="20"/>
               </w:rPr>
             </w:pPr>
-            <w:proofErr w:type="spellStart"/>
             <w:r>
               <w:rPr>
                 <w:rFonts w:eastAsiaTheme="minorHAnsi" w:cs="굴림"/>
@@ -728,18 +633,7 @@
                 <w:kern w:val="0"/>
                 <w:szCs w:val="20"/>
               </w:rPr>
-              <w:t>본부</w:t>
-            </w:r>
-            <w:proofErr w:type="spellEnd"/>
-            <w:r>
-              <w:rPr>
-                <w:rFonts w:eastAsiaTheme="minorHAnsi" w:cs="굴림" w:hint="eastAsia"/>
-                <w:b/>
-                <w:color w:val="262626" w:themeColor="text1" w:themeTint="D9"/>
-                <w:kern w:val="0"/>
-                <w:szCs w:val="20"/>
-              </w:rPr>
-              <w:t xml:space="preserve"> 확인</w:t>
+              <w:t>본부 확인</w:t>
             </w:r>
           </w:p>
         </w:tc>
@@ -1270,147 +1164,9 @@
       </w:tr>
     </w:tbl>
     <w:p>
-      <w:pPr>
-        <w:pStyle w:val="a6"/>
-        <w:wordWrap/>
-        <w:rPr>
-          <w:rFonts w:asciiTheme="minorHAnsi" w:eastAsiaTheme="minorHAnsi" w:hAnsiTheme="minorHAnsi"/>
-          <w:b/>
-          <w:sz w:val="2"/>
-          <w:szCs w:val="24"/>
-        </w:rPr>
-      </w:pPr>
-    </w:p>
-    <w:p>
-      <w:pPr>
-        <w:pStyle w:val="a6"/>
-        <w:wordWrap/>
-        <w:rPr>
-          <w:rFonts w:asciiTheme="minorHAnsi" w:eastAsiaTheme="minorHAnsi" w:hAnsiTheme="minorHAnsi"/>
-          <w:b/>
-          <w:sz w:val="2"/>
-          <w:szCs w:val="24"/>
-        </w:rPr>
-      </w:pPr>
-    </w:p>
-    <w:p>
-      <w:pPr>
-        <w:pStyle w:val="a6"/>
-        <w:wordWrap/>
-        <w:rPr>
-          <w:rFonts w:asciiTheme="minorHAnsi" w:eastAsiaTheme="minorHAnsi" w:hAnsiTheme="minorHAnsi"/>
-          <w:b/>
-          <w:sz w:val="2"/>
-          <w:szCs w:val="24"/>
-        </w:rPr>
-      </w:pPr>
-    </w:p>
-    <w:p>
-      <w:pPr>
-        <w:pStyle w:val="a6"/>
-        <w:wordWrap/>
-        <w:rPr>
-          <w:rFonts w:asciiTheme="minorHAnsi" w:eastAsiaTheme="minorHAnsi" w:hAnsiTheme="minorHAnsi"/>
-          <w:b/>
-          <w:sz w:val="2"/>
-          <w:szCs w:val="24"/>
-        </w:rPr>
-      </w:pPr>
-    </w:p>
-    <w:p>
-      <w:pPr>
-        <w:pStyle w:val="a6"/>
-        <w:wordWrap/>
-        <w:rPr>
-          <w:rFonts w:asciiTheme="minorHAnsi" w:eastAsiaTheme="minorHAnsi" w:hAnsiTheme="minorHAnsi"/>
-          <w:b/>
-          <w:sz w:val="2"/>
-          <w:szCs w:val="24"/>
-        </w:rPr>
-      </w:pPr>
-    </w:p>
-    <w:p>
-      <w:pPr>
-        <w:pStyle w:val="a6"/>
-        <w:wordWrap/>
-        <w:rPr>
-          <w:rFonts w:asciiTheme="minorHAnsi" w:eastAsiaTheme="minorHAnsi" w:hAnsiTheme="minorHAnsi"/>
-          <w:b/>
-          <w:sz w:val="2"/>
-          <w:szCs w:val="24"/>
-        </w:rPr>
-      </w:pPr>
-    </w:p>
-    <w:p>
-      <w:pPr>
-        <w:pStyle w:val="a6"/>
-        <w:wordWrap/>
-        <w:rPr>
-          <w:rFonts w:asciiTheme="minorHAnsi" w:eastAsiaTheme="minorHAnsi" w:hAnsiTheme="minorHAnsi"/>
-          <w:b/>
-          <w:sz w:val="2"/>
-          <w:szCs w:val="24"/>
-        </w:rPr>
-      </w:pPr>
-    </w:p>
-    <w:p>
-      <w:pPr>
-        <w:pStyle w:val="a6"/>
-        <w:wordWrap/>
-        <w:rPr>
-          <w:rFonts w:asciiTheme="minorHAnsi" w:eastAsiaTheme="minorHAnsi" w:hAnsiTheme="minorHAnsi"/>
-          <w:b/>
-          <w:sz w:val="2"/>
-          <w:szCs w:val="24"/>
-        </w:rPr>
-      </w:pPr>
-    </w:p>
-    <w:p>
-      <w:pPr>
-        <w:pStyle w:val="a6"/>
-        <w:wordWrap/>
-        <w:rPr>
-          <w:rFonts w:asciiTheme="minorHAnsi" w:eastAsiaTheme="minorHAnsi" w:hAnsiTheme="minorHAnsi"/>
-          <w:b/>
-          <w:sz w:val="2"/>
-          <w:szCs w:val="24"/>
-        </w:rPr>
-      </w:pPr>
-    </w:p>
-    <w:p>
-      <w:pPr>
-        <w:pStyle w:val="a6"/>
-        <w:wordWrap/>
-        <w:rPr>
-          <w:rFonts w:asciiTheme="minorHAnsi" w:eastAsiaTheme="minorHAnsi" w:hAnsiTheme="minorHAnsi"/>
-          <w:b/>
-          <w:sz w:val="2"/>
-          <w:szCs w:val="24"/>
-        </w:rPr>
-      </w:pPr>
-    </w:p>
-    <w:p>
-      <w:pPr>
-        <w:pStyle w:val="a6"/>
-        <w:wordWrap/>
-        <w:rPr>
-          <w:rFonts w:asciiTheme="minorHAnsi" w:eastAsiaTheme="minorHAnsi" w:hAnsiTheme="minorHAnsi"/>
-          <w:b/>
-          <w:sz w:val="2"/>
-          <w:szCs w:val="24"/>
-        </w:rPr>
-      </w:pPr>
-    </w:p>
-    <w:p>
-      <w:pPr>
-        <w:tabs>
-          <w:tab w:val="left" w:pos="993"/>
-        </w:tabs>
-        <w:spacing w:line="240" w:lineRule="auto"/>
-        <w:rPr>
-          <w:rFonts w:eastAsiaTheme="minorHAnsi"/>
-        </w:rPr>
-      </w:pPr>
+      <w:r>
+        <w:br w:type="page"/>
+      </w:r>
     </w:p>
     <w:tbl>
       <w:tblPr>
@@ -2115,17 +1871,7 @@
                 <w:kern w:val="0"/>
                 <w:szCs w:val="20"/>
               </w:rPr>
-              <w:t>{{#CHECK_MAIN_UNIT</w:t>
-            </w:r>
-            <w:proofErr w:type="gramStart"/>
-            <w:r>
-              <w:rPr>
-                <w:rFonts w:eastAsiaTheme="minorHAnsi" w:cs="굴림"/>
-                <w:color w:val="404040" w:themeColor="text1" w:themeTint="BF"/>
-                <w:kern w:val="0"/>
-                <w:szCs w:val="20"/>
-              </w:rPr>
-              <w:t>}}</w:t>
+              <w:t>{{#CHECK_MAIN_UNIT}}</w:t>
             </w:r>
             <w:r>
               <w:rPr>
@@ -2136,7 +1882,6 @@
               </w:rPr>
               <w:t>☑</w:t>
             </w:r>
-            <w:proofErr w:type="gramEnd"/>
             <w:r>
               <w:rPr>
                 <w:rFonts w:eastAsiaTheme="minorHAnsi" w:cs="굴림"/>
@@ -2183,17 +1928,7 @@
                 <w:kern w:val="0"/>
                 <w:szCs w:val="20"/>
               </w:rPr>
-              <w:t>{{#CHECK_ACU</w:t>
-            </w:r>
-            <w:proofErr w:type="gramStart"/>
-            <w:r>
-              <w:rPr>
-                <w:rFonts w:eastAsiaTheme="minorHAnsi" w:cs="굴림"/>
-                <w:color w:val="404040" w:themeColor="text1" w:themeTint="BF"/>
-                <w:kern w:val="0"/>
-                <w:szCs w:val="20"/>
-              </w:rPr>
-              <w:t>}}</w:t>
+              <w:t>{{#CHECK_ACU}}</w:t>
             </w:r>
             <w:r>
               <w:rPr>
@@ -2204,7 +1939,6 @@
               </w:rPr>
               <w:t>☑</w:t>
             </w:r>
-            <w:proofErr w:type="gramEnd"/>
             <w:r>
               <w:rPr>
                 <w:rFonts w:eastAsiaTheme="minorHAnsi" w:cs="굴림"/>
@@ -2251,17 +1985,7 @@
                 <w:kern w:val="0"/>
                 <w:szCs w:val="20"/>
               </w:rPr>
-              <w:t>{{#CHECK_PROBE</w:t>
-            </w:r>
-            <w:proofErr w:type="gramStart"/>
-            <w:r>
-              <w:rPr>
-                <w:rFonts w:eastAsiaTheme="minorHAnsi" w:cs="굴림"/>
-                <w:color w:val="404040" w:themeColor="text1" w:themeTint="BF"/>
-                <w:kern w:val="0"/>
-                <w:szCs w:val="20"/>
-              </w:rPr>
-              <w:t>}}</w:t>
+              <w:t>{{#CHECK_PROBE}}</w:t>
             </w:r>
             <w:r>
               <w:rPr>
@@ -2272,7 +1996,6 @@
               </w:rPr>
               <w:t>☑</w:t>
             </w:r>
-            <w:proofErr w:type="gramEnd"/>
             <w:r>
               <w:rPr>
                 <w:rFonts w:eastAsiaTheme="minorHAnsi" w:cs="굴림"/>
@@ -2319,17 +2042,7 @@
                 <w:kern w:val="0"/>
                 <w:szCs w:val="20"/>
               </w:rPr>
-              <w:t>{{#CHECK_PURGE</w:t>
-            </w:r>
-            <w:proofErr w:type="gramStart"/>
-            <w:r>
-              <w:rPr>
-                <w:rFonts w:eastAsiaTheme="minorHAnsi" w:cs="굴림"/>
-                <w:color w:val="404040" w:themeColor="text1" w:themeTint="BF"/>
-                <w:kern w:val="0"/>
-                <w:szCs w:val="20"/>
-              </w:rPr>
-              <w:t>}}</w:t>
+              <w:t>{{#CHECK_PURGE}}</w:t>
             </w:r>
             <w:r>
               <w:rPr>
@@ -2340,7 +2053,6 @@
               </w:rPr>
               <w:t>☑</w:t>
             </w:r>
-            <w:proofErr w:type="gramEnd"/>
             <w:r>
               <w:rPr>
                 <w:rFonts w:eastAsiaTheme="minorHAnsi" w:cs="굴림"/>
@@ -2790,7 +2502,6 @@
               </w:rPr>
               <w:t xml:space="preserve">. </w:t>
             </w:r>
-            <w:proofErr w:type="spellStart"/>
             <w:r>
               <w:rPr>
                 <w:rFonts w:eastAsiaTheme="minorHAnsi" w:cs="굴림" w:hint="eastAsia"/>
@@ -2798,25 +2509,7 @@
                 <w:kern w:val="0"/>
                 <w:szCs w:val="20"/>
               </w:rPr>
-              <w:t>계측기</w:t>
-            </w:r>
-            <w:proofErr w:type="spellEnd"/>
-            <w:r>
-              <w:rPr>
-                <w:rFonts w:eastAsiaTheme="minorHAnsi" w:cs="굴림" w:hint="eastAsia"/>
-                <w:color w:val="404040" w:themeColor="text1" w:themeTint="BF"/>
-                <w:kern w:val="0"/>
-                <w:szCs w:val="20"/>
-              </w:rPr>
-              <w:t xml:space="preserve"> 반출 점검을 </w:t>
-            </w:r>
-            <w:r>
-              <w:rPr>
-                <w:rFonts w:eastAsiaTheme="minorHAnsi" w:cs="굴림" w:hint="eastAsia"/>
-                <w:color w:val="404040" w:themeColor="text1" w:themeTint="BF"/>
-                <w:kern w:val="0"/>
-                <w:szCs w:val="20"/>
-              </w:rPr>
+              <w:t xml:space="preserve">계측기 반출 점검을 </w:t>
               <w:lastRenderedPageBreak/>
               <w:t>위해</w:t>
             </w:r>
@@ -2839,27 +2532,7 @@
                 <w:kern w:val="0"/>
                 <w:szCs w:val="20"/>
               </w:rPr>
-              <w:t xml:space="preserve">  </w:t>
-            </w:r>
-            <w:proofErr w:type="spellStart"/>
-            <w:r>
-              <w:rPr>
-                <w:rFonts w:eastAsiaTheme="minorHAnsi" w:cs="굴림" w:hint="eastAsia"/>
-                <w:color w:val="404040" w:themeColor="text1" w:themeTint="BF"/>
-                <w:kern w:val="0"/>
-                <w:szCs w:val="20"/>
-              </w:rPr>
-              <w:t>취외함</w:t>
-            </w:r>
-            <w:proofErr w:type="spellEnd"/>
-            <w:r>
-              <w:rPr>
-                <w:rFonts w:eastAsiaTheme="minorHAnsi" w:cs="굴림" w:hint="eastAsia"/>
-                <w:color w:val="404040" w:themeColor="text1" w:themeTint="BF"/>
-                <w:kern w:val="0"/>
-                <w:szCs w:val="20"/>
-              </w:rPr>
-              <w:t xml:space="preserve"> </w:t>
+              <w:t xml:space="preserve">  취외함 </w:t>
             </w:r>
           </w:p>
         </w:tc>
@@ -2892,7 +2565,6 @@
               <w:lastRenderedPageBreak/>
               <w:t xml:space="preserve">1. </w:t>
             </w:r>
-            <w:proofErr w:type="spellStart"/>
             <w:r>
               <w:rPr>
                 <w:rFonts w:eastAsiaTheme="minorHAnsi" w:cs="굴림" w:hint="eastAsia"/>
@@ -2900,25 +2572,7 @@
                 <w:kern w:val="0"/>
                 <w:szCs w:val="20"/>
               </w:rPr>
-              <w:t>계측기</w:t>
-            </w:r>
-            <w:proofErr w:type="spellEnd"/>
-            <w:r>
-              <w:rPr>
-                <w:rFonts w:eastAsiaTheme="minorHAnsi" w:cs="굴림" w:hint="eastAsia"/>
-                <w:color w:val="404040" w:themeColor="text1" w:themeTint="BF"/>
-                <w:kern w:val="0"/>
-                <w:szCs w:val="20"/>
-              </w:rPr>
-              <w:t xml:space="preserve"> 반출 점검 및 교정 </w:t>
-            </w:r>
-            <w:r>
-              <w:rPr>
-                <w:rFonts w:eastAsiaTheme="minorHAnsi" w:cs="굴림" w:hint="eastAsia"/>
-                <w:color w:val="404040" w:themeColor="text1" w:themeTint="BF"/>
-                <w:kern w:val="0"/>
-                <w:szCs w:val="20"/>
-              </w:rPr>
+              <w:t xml:space="preserve">계측기 반출 점검 및 교정 </w:t>
               <w:lastRenderedPageBreak/>
               <w:t>요청</w:t>
             </w:r>
@@ -2940,21 +2594,12 @@
           <w:b/>
         </w:rPr>
       </w:pPr>
-      <w:proofErr w:type="spellStart"/>
       <w:r>
         <w:rPr>
           <w:rFonts w:eastAsiaTheme="minorHAnsi" w:hint="eastAsia"/>
           <w:b/>
         </w:rPr>
-        <w:t>Ⅰ</w:t>
-      </w:r>
-      <w:proofErr w:type="spellEnd"/>
-      <w:r>
-        <w:rPr>
-          <w:rFonts w:eastAsiaTheme="minorHAnsi" w:hint="eastAsia"/>
-          <w:b/>
-        </w:rPr>
-        <w:t>. 기본 Check 항목</w:t>
+        <w:t>Ⅰ. 기본 Check 항목</w:t>
       </w:r>
     </w:p>
     <w:tbl>
@@ -3024,7 +2669,6 @@
                 <w:szCs w:val="20"/>
               </w:rPr>
             </w:pPr>
-            <w:proofErr w:type="spellStart"/>
             <w:r>
               <w:rPr>
                 <w:rFonts w:eastAsiaTheme="minorHAnsi" w:cs="굴림"/>
@@ -3035,7 +2679,6 @@
               </w:rPr>
               <w:t>측정가스</w:t>
             </w:r>
-            <w:proofErr w:type="spellEnd"/>
           </w:p>
         </w:tc>
         <w:tc>
@@ -3101,26 +2744,7 @@
                 <w:kern w:val="0"/>
                 <w:szCs w:val="20"/>
               </w:rPr>
-              <w:t>ain Unit</w:t>
-            </w:r>
-            <w:r>
-              <w:rPr>
-                <w:rFonts w:eastAsiaTheme="minorHAnsi" w:cs="굴림"/>
-                <w:color w:val="404040" w:themeColor="text1" w:themeTint="BF"/>
-                <w:kern w:val="0"/>
-                <w:szCs w:val="20"/>
-              </w:rPr>
-              <w:t xml:space="preserve">  </w:t>
-            </w:r>
-            <w:proofErr w:type="gramStart"/>
-            <w:r>
-              <w:rPr>
-                <w:rFonts w:eastAsiaTheme="minorHAnsi" w:cs="굴림"/>
-                <w:color w:val="404040" w:themeColor="text1" w:themeTint="BF"/>
-                <w:kern w:val="0"/>
-                <w:szCs w:val="20"/>
-              </w:rPr>
-              <w:t xml:space="preserve">  </w:t>
+              <w:t xml:space="preserve">ain Unit    </w:t>
             </w:r>
             <w:r>
               <w:rPr>
@@ -3132,11 +2756,7 @@
               <w:t xml:space="preserve"> </w:t>
             </w:r>
             <w:r>
-              <w:t>{</w:t>
-            </w:r>
-            <w:proofErr w:type="gramEnd"/>
-            <w:r>
-              <w:t>{#CHECK_MAIN_110V}}</w:t>
+              <w:t>{{#CHECK_MAIN_110V}}</w:t>
             </w:r>
             <w:r>
               <w:rPr>
@@ -3163,11 +2783,7 @@
               <w:textAlignment w:val="baseline"/>
             </w:pPr>
             <w:r>
-              <w:t>{{#CHECK_MAIN_220V</w:t>
-            </w:r>
-            <w:proofErr w:type="gramStart"/>
-            <w:r>
-              <w:t>}}</w:t>
+              <w:t>{{#CHECK_MAIN_220V}}</w:t>
             </w:r>
             <w:r>
               <w:rPr>
@@ -3175,7 +2791,6 @@
               </w:rPr>
               <w:t>☑</w:t>
             </w:r>
-            <w:proofErr w:type="gramEnd"/>
             <w:r>
               <w:t>{{/CHECK_MAIN_220V}}{{^CHECK_MAIN_220V}}</w:t>
             </w:r>
@@ -3260,11 +2875,7 @@
               <w:textAlignment w:val="baseline"/>
             </w:pPr>
             <w:r>
-              <w:t>{{#CHECK_PURGE_220V</w:t>
-            </w:r>
-            <w:proofErr w:type="gramStart"/>
-            <w:r>
-              <w:t>}}</w:t>
+              <w:t>{{#CHECK_PURGE_220V}}</w:t>
             </w:r>
             <w:r>
               <w:rPr>
@@ -3272,7 +2883,6 @@
               </w:rPr>
               <w:t>☑</w:t>
             </w:r>
-            <w:proofErr w:type="gramEnd"/>
             <w:r>
               <w:t>{{/CHECK_PURGE_220V}}{{^CHECK_PURGE_220V}}</w:t>
             </w:r>
@@ -3356,17 +2966,7 @@
                 <w:kern w:val="0"/>
                 <w:szCs w:val="20"/>
               </w:rPr>
-              <w:t>{{#CHECK_GAS_NOX</w:t>
-            </w:r>
-            <w:proofErr w:type="gramStart"/>
-            <w:r>
-              <w:rPr>
-                <w:rFonts w:eastAsiaTheme="minorHAnsi" w:cs="굴림"/>
-                <w:color w:val="404040" w:themeColor="text1" w:themeTint="BF"/>
-                <w:kern w:val="0"/>
-                <w:szCs w:val="20"/>
-              </w:rPr>
-              <w:t>}}</w:t>
+              <w:t>{{#CHECK_GAS_NOX}}</w:t>
             </w:r>
             <w:r>
               <w:rPr>
@@ -3377,7 +2977,6 @@
               </w:rPr>
               <w:t>☑</w:t>
             </w:r>
-            <w:proofErr w:type="gramEnd"/>
             <w:r>
               <w:rPr>
                 <w:rFonts w:eastAsiaTheme="minorHAnsi" w:cs="굴림"/>
@@ -3472,17 +3071,7 @@
                 <w:kern w:val="0"/>
                 <w:szCs w:val="20"/>
               </w:rPr>
-              <w:t>{{#CHECK_GAS_SO2</w:t>
-            </w:r>
-            <w:proofErr w:type="gramStart"/>
-            <w:r>
-              <w:rPr>
-                <w:rFonts w:eastAsiaTheme="minorHAnsi" w:cs="굴림"/>
-                <w:color w:val="404040" w:themeColor="text1" w:themeTint="BF"/>
-                <w:kern w:val="0"/>
-                <w:szCs w:val="20"/>
-              </w:rPr>
-              <w:t>}}</w:t>
+              <w:t>{{#CHECK_GAS_SO2}}</w:t>
             </w:r>
             <w:r>
               <w:rPr>
@@ -3493,7 +3082,6 @@
               </w:rPr>
               <w:t>☑</w:t>
             </w:r>
-            <w:proofErr w:type="gramEnd"/>
             <w:r>
               <w:rPr>
                 <w:rFonts w:eastAsiaTheme="minorHAnsi" w:cs="굴림"/>
@@ -3588,17 +3176,7 @@
                 <w:kern w:val="0"/>
                 <w:szCs w:val="20"/>
               </w:rPr>
-              <w:t>{{#CHECK_GAS_CO</w:t>
-            </w:r>
-            <w:proofErr w:type="gramStart"/>
-            <w:r>
-              <w:rPr>
-                <w:rFonts w:eastAsiaTheme="minorHAnsi" w:cs="굴림"/>
-                <w:color w:val="404040" w:themeColor="text1" w:themeTint="BF"/>
-                <w:kern w:val="0"/>
-                <w:szCs w:val="20"/>
-              </w:rPr>
-              <w:t>}}</w:t>
+              <w:t>{{#CHECK_GAS_CO}}</w:t>
             </w:r>
             <w:r>
               <w:rPr>
@@ -3609,7 +3187,6 @@
               </w:rPr>
               <w:t>☑</w:t>
             </w:r>
-            <w:proofErr w:type="gramEnd"/>
             <w:r>
               <w:rPr>
                 <w:rFonts w:eastAsiaTheme="minorHAnsi" w:cs="굴림"/>
@@ -3671,19 +3248,8 @@
                 <w:kern w:val="0"/>
                 <w:szCs w:val="20"/>
               </w:rPr>
-              <w:t xml:space="preserve">{{/CHECK_GAS_HCL}} </w:t>
-            </w:r>
-            <w:proofErr w:type="spellStart"/>
-            <w:r>
-              <w:rPr>
-                <w:rFonts w:eastAsiaTheme="minorHAnsi" w:cs="굴림"/>
-                <w:color w:val="404040" w:themeColor="text1" w:themeTint="BF"/>
-                <w:kern w:val="0"/>
-                <w:szCs w:val="20"/>
-              </w:rPr>
-              <w:t>HCl</w:t>
-            </w:r>
-            <w:proofErr w:type="spellEnd"/>
+              <w:t>{{/CHECK_GAS_HCL}} HCl</w:t>
+            </w:r>
           </w:p>
           <w:p>
             <w:pPr>
@@ -3715,17 +3281,7 @@
                 <w:kern w:val="0"/>
                 <w:szCs w:val="20"/>
               </w:rPr>
-              <w:t>{{#CHECK_GAS_O2</w:t>
-            </w:r>
-            <w:proofErr w:type="gramStart"/>
-            <w:r>
-              <w:rPr>
-                <w:rFonts w:eastAsiaTheme="minorHAnsi" w:cs="굴림"/>
-                <w:color w:val="404040" w:themeColor="text1" w:themeTint="BF"/>
-                <w:kern w:val="0"/>
-                <w:szCs w:val="20"/>
-              </w:rPr>
-              <w:t>}}</w:t>
+              <w:t>{{#CHECK_GAS_O2}}</w:t>
             </w:r>
             <w:r>
               <w:rPr>
@@ -3736,7 +3292,6 @@
               </w:rPr>
               <w:t>☑</w:t>
             </w:r>
-            <w:proofErr w:type="gramEnd"/>
             <w:r>
               <w:rPr>
                 <w:rFonts w:eastAsiaTheme="minorHAnsi" w:cs="굴림"/>
@@ -3745,14 +3300,6 @@
                 <w:szCs w:val="20"/>
               </w:rPr>
               <w:t>{{/CH</w:t>
-            </w:r>
-            <w:r>
-              <w:rPr>
-                <w:rFonts w:eastAsiaTheme="minorHAnsi" w:cs="굴림"/>
-                <w:color w:val="404040" w:themeColor="text1" w:themeTint="BF"/>
-                <w:kern w:val="0"/>
-                <w:szCs w:val="20"/>
-              </w:rPr>
               <w:lastRenderedPageBreak/>
               <w:t>ECK_GAS_O2}}{{^CHECK_GAS_O2}}</w:t>
             </w:r>
@@ -3918,17 +3465,7 @@
                 <w:kern w:val="0"/>
                 <w:szCs w:val="20"/>
               </w:rPr>
-              <w:t>{{#CHECK_INSTALL_BLR</w:t>
-            </w:r>
-            <w:proofErr w:type="gramStart"/>
-            <w:r>
-              <w:rPr>
-                <w:rFonts w:eastAsiaTheme="minorHAnsi" w:cs="굴림"/>
-                <w:color w:val="404040" w:themeColor="text1" w:themeTint="BF"/>
-                <w:kern w:val="0"/>
-                <w:szCs w:val="20"/>
-              </w:rPr>
-              <w:t>}}</w:t>
+              <w:t>{{#CHECK_INSTALL_BLR}}</w:t>
             </w:r>
             <w:r>
               <w:rPr>
@@ -3939,7 +3476,6 @@
               </w:rPr>
               <w:t>☑</w:t>
             </w:r>
-            <w:proofErr w:type="gramEnd"/>
             <w:r>
               <w:rPr>
                 <w:rFonts w:eastAsiaTheme="minorHAnsi" w:cs="굴림"/>
@@ -4036,17 +3572,7 @@
                 <w:kern w:val="0"/>
                 <w:szCs w:val="20"/>
               </w:rPr>
-              <w:t>{{#CHECK_INSTALL_ESP</w:t>
-            </w:r>
-            <w:proofErr w:type="gramStart"/>
-            <w:r>
-              <w:rPr>
-                <w:rFonts w:eastAsiaTheme="minorHAnsi" w:cs="굴림"/>
-                <w:color w:val="404040" w:themeColor="text1" w:themeTint="BF"/>
-                <w:kern w:val="0"/>
-                <w:szCs w:val="20"/>
-              </w:rPr>
-              <w:t>}}</w:t>
+              <w:t>{{#CHECK_INSTALL_ESP}}</w:t>
             </w:r>
             <w:r>
               <w:rPr>
@@ -4057,7 +3583,6 @@
               </w:rPr>
               <w:t>☑</w:t>
             </w:r>
-            <w:proofErr w:type="gramEnd"/>
             <w:r>
               <w:rPr>
                 <w:rFonts w:eastAsiaTheme="minorHAnsi" w:cs="굴림"/>
@@ -4154,17 +3679,7 @@
                 <w:kern w:val="0"/>
                 <w:szCs w:val="20"/>
               </w:rPr>
-              <w:t>{{#CHECK_INSTALL_TMS</w:t>
-            </w:r>
-            <w:proofErr w:type="gramStart"/>
-            <w:r>
-              <w:rPr>
-                <w:rFonts w:eastAsiaTheme="minorHAnsi" w:cs="굴림"/>
-                <w:color w:val="404040" w:themeColor="text1" w:themeTint="BF"/>
-                <w:kern w:val="0"/>
-                <w:szCs w:val="20"/>
-              </w:rPr>
-              <w:t>}}</w:t>
+              <w:t>{{#CHECK_INSTALL_TMS}}</w:t>
             </w:r>
             <w:r>
               <w:rPr>
@@ -4175,7 +3690,6 @@
               </w:rPr>
               <w:t>☑</w:t>
             </w:r>
-            <w:proofErr w:type="gramEnd"/>
             <w:r>
               <w:rPr>
                 <w:rFonts w:eastAsiaTheme="minorHAnsi" w:cs="굴림"/>
@@ -4305,23 +3819,13 @@
           <w:color w:val="auto"/>
         </w:rPr>
       </w:pPr>
-      <w:proofErr w:type="spellStart"/>
       <w:r>
         <w:rPr>
           <w:rFonts w:asciiTheme="minorHAnsi" w:eastAsiaTheme="minorHAnsi" w:hAnsiTheme="minorHAnsi" w:hint="eastAsia"/>
           <w:b/>
           <w:color w:val="auto"/>
         </w:rPr>
-        <w:t>Ⅱ</w:t>
-      </w:r>
-      <w:proofErr w:type="spellEnd"/>
-      <w:r>
-        <w:rPr>
-          <w:rFonts w:asciiTheme="minorHAnsi" w:eastAsiaTheme="minorHAnsi" w:hAnsiTheme="minorHAnsi" w:hint="eastAsia"/>
-          <w:b/>
-          <w:color w:val="auto"/>
-        </w:rPr>
-        <w:t xml:space="preserve">. </w:t>
+        <w:t xml:space="preserve">Ⅱ. </w:t>
       </w:r>
       <w:r>
         <w:rPr>
@@ -4535,7 +4039,6 @@
                 <w:szCs w:val="18"/>
               </w:rPr>
             </w:pPr>
-            <w:proofErr w:type="spellStart"/>
             <w:r>
               <w:rPr>
                 <w:rFonts w:eastAsiaTheme="minorHAnsi" w:cs="굴림"/>
@@ -4546,7 +4049,6 @@
               </w:rPr>
               <w:t>광학부</w:t>
             </w:r>
-            <w:proofErr w:type="spellEnd"/>
           </w:p>
         </w:tc>
         <w:tc>
@@ -4719,29 +4221,7 @@
                 <w:sz w:val="18"/>
                 <w:szCs w:val="18"/>
               </w:rPr>
-              <w:t xml:space="preserve">{{/CHECK_BEAMSPLITTER_NEED}} </w:t>
-            </w:r>
-            <w:proofErr w:type="spellStart"/>
-            <w:r>
-              <w:rPr>
-                <w:rFonts w:eastAsiaTheme="minorHAnsi" w:cs="굴림"/>
-                <w:color w:val="404040" w:themeColor="text1" w:themeTint="BF"/>
-                <w:kern w:val="0"/>
-                <w:sz w:val="18"/>
-                <w:szCs w:val="18"/>
-              </w:rPr>
-              <w:t>추가점검</w:t>
-            </w:r>
-            <w:proofErr w:type="spellEnd"/>
-            <w:r>
-              <w:rPr>
-                <w:rFonts w:eastAsiaTheme="minorHAnsi" w:cs="굴림"/>
-                <w:color w:val="404040" w:themeColor="text1" w:themeTint="BF"/>
-                <w:kern w:val="0"/>
-                <w:sz w:val="18"/>
-                <w:szCs w:val="18"/>
-              </w:rPr>
-              <w:t xml:space="preserve"> 필요</w:t>
+              <w:t>{{/CHECK_BEAMSPLITTER_NEED}} 추가점검 필요</w:t>
             </w:r>
           </w:p>
         </w:tc>
@@ -4972,27 +4452,7 @@
                 <w:kern w:val="0"/>
                 <w:szCs w:val="20"/>
               </w:rPr>
-              <w:t xml:space="preserve">{{/CHECK_FOCUSINGLENS_NEED}} </w:t>
-            </w:r>
-            <w:proofErr w:type="spellStart"/>
-            <w:r>
-              <w:rPr>
-                <w:rFonts w:eastAsiaTheme="minorHAnsi" w:cs="굴림"/>
-                <w:color w:val="404040" w:themeColor="text1" w:themeTint="BF"/>
-                <w:kern w:val="0"/>
-                <w:szCs w:val="20"/>
-              </w:rPr>
-              <w:t>추가점검</w:t>
-            </w:r>
-            <w:proofErr w:type="spellEnd"/>
-            <w:r>
-              <w:rPr>
-                <w:rFonts w:eastAsiaTheme="minorHAnsi" w:cs="굴림"/>
-                <w:color w:val="404040" w:themeColor="text1" w:themeTint="BF"/>
-                <w:kern w:val="0"/>
-                <w:szCs w:val="20"/>
-              </w:rPr>
-              <w:t xml:space="preserve"> 필요</w:t>
+              <w:t>{{/CHECK_FOCUSINGLENS_NEED}} 추가점검 필요</w:t>
             </w:r>
           </w:p>
         </w:tc>
@@ -5223,27 +4683,7 @@
                 <w:kern w:val="0"/>
                 <w:szCs w:val="20"/>
               </w:rPr>
-              <w:t xml:space="preserve">{{/CHECK_MUWINDOW_NEED}} </w:t>
-            </w:r>
-            <w:proofErr w:type="spellStart"/>
-            <w:r>
-              <w:rPr>
-                <w:rFonts w:eastAsiaTheme="minorHAnsi" w:cs="굴림"/>
-                <w:color w:val="404040" w:themeColor="text1" w:themeTint="BF"/>
-                <w:kern w:val="0"/>
-                <w:szCs w:val="20"/>
-              </w:rPr>
-              <w:t>추가점검</w:t>
-            </w:r>
-            <w:proofErr w:type="spellEnd"/>
-            <w:r>
-              <w:rPr>
-                <w:rFonts w:eastAsiaTheme="minorHAnsi" w:cs="굴림"/>
-                <w:color w:val="404040" w:themeColor="text1" w:themeTint="BF"/>
-                <w:kern w:val="0"/>
-                <w:szCs w:val="20"/>
-              </w:rPr>
-              <w:t xml:space="preserve"> 필요</w:t>
+              <w:t>{{/CHECK_MUWINDOW_NEED}} 추가점검 필요</w:t>
             </w:r>
           </w:p>
         </w:tc>
@@ -5349,15 +4789,6 @@
                 <w:szCs w:val="18"/>
               </w:rPr>
               <w:t>스펙트럼 형</w:t>
-            </w:r>
-            <w:r>
-              <w:rPr>
-                <w:rFonts w:eastAsiaTheme="minorHAnsi" w:cs="굴림" w:hint="eastAsia"/>
-                <w:color w:val="404040" w:themeColor="text1" w:themeTint="BF"/>
-                <w:kern w:val="0"/>
-                <w:sz w:val="18"/>
-                <w:szCs w:val="18"/>
-              </w:rPr>
               <w:lastRenderedPageBreak/>
               <w:t>상</w:t>
             </w:r>
@@ -5481,27 +4912,7 @@
                 <w:kern w:val="0"/>
                 <w:szCs w:val="20"/>
               </w:rPr>
-              <w:t xml:space="preserve">{{/CHECK_SPECTRUM_NEED}} </w:t>
-            </w:r>
-            <w:proofErr w:type="spellStart"/>
-            <w:r>
-              <w:rPr>
-                <w:rFonts w:eastAsiaTheme="minorHAnsi" w:cs="굴림"/>
-                <w:color w:val="404040" w:themeColor="text1" w:themeTint="BF"/>
-                <w:kern w:val="0"/>
-                <w:szCs w:val="20"/>
-              </w:rPr>
-              <w:t>추가점검</w:t>
-            </w:r>
-            <w:proofErr w:type="spellEnd"/>
-            <w:r>
-              <w:rPr>
-                <w:rFonts w:eastAsiaTheme="minorHAnsi" w:cs="굴림"/>
-                <w:color w:val="404040" w:themeColor="text1" w:themeTint="BF"/>
-                <w:kern w:val="0"/>
-                <w:szCs w:val="20"/>
-              </w:rPr>
-              <w:t xml:space="preserve"> 필요</w:t>
+              <w:t>{{/CHECK_SPECTRUM_NEED}} 추가점검 필요</w:t>
             </w:r>
           </w:p>
         </w:tc>
@@ -5717,27 +5128,7 @@
                 <w:kern w:val="0"/>
                 <w:szCs w:val="20"/>
               </w:rPr>
-              <w:t xml:space="preserve">{{/CHECK_SIGNAL_NEED}} </w:t>
-            </w:r>
-            <w:proofErr w:type="spellStart"/>
-            <w:r>
-              <w:rPr>
-                <w:rFonts w:eastAsiaTheme="minorHAnsi" w:cs="굴림"/>
-                <w:color w:val="404040" w:themeColor="text1" w:themeTint="BF"/>
-                <w:kern w:val="0"/>
-                <w:szCs w:val="20"/>
-              </w:rPr>
-              <w:t>추가점검</w:t>
-            </w:r>
-            <w:proofErr w:type="spellEnd"/>
-            <w:r>
-              <w:rPr>
-                <w:rFonts w:eastAsiaTheme="minorHAnsi" w:cs="굴림"/>
-                <w:color w:val="404040" w:themeColor="text1" w:themeTint="BF"/>
-                <w:kern w:val="0"/>
-                <w:szCs w:val="20"/>
-              </w:rPr>
-              <w:t xml:space="preserve"> 필요</w:t>
+              <w:t>{{/CHECK_SIGNAL_NEED}} 추가점검 필요</w:t>
             </w:r>
           </w:p>
         </w:tc>
@@ -5996,27 +5387,7 @@
                 <w:kern w:val="0"/>
                 <w:szCs w:val="20"/>
               </w:rPr>
-              <w:t xml:space="preserve">{{/CHECK_UVLAMP_NEED}} </w:t>
-            </w:r>
-            <w:proofErr w:type="spellStart"/>
-            <w:r>
-              <w:rPr>
-                <w:rFonts w:eastAsiaTheme="minorHAnsi" w:cs="굴림"/>
-                <w:color w:val="404040" w:themeColor="text1" w:themeTint="BF"/>
-                <w:kern w:val="0"/>
-                <w:szCs w:val="20"/>
-              </w:rPr>
-              <w:t>추가점검</w:t>
-            </w:r>
-            <w:proofErr w:type="spellEnd"/>
-            <w:r>
-              <w:rPr>
-                <w:rFonts w:eastAsiaTheme="minorHAnsi" w:cs="굴림"/>
-                <w:color w:val="404040" w:themeColor="text1" w:themeTint="BF"/>
-                <w:kern w:val="0"/>
-                <w:szCs w:val="20"/>
-              </w:rPr>
-              <w:t xml:space="preserve"> 필요</w:t>
+              <w:t>{{/CHECK_UVLAMP_NEED}} 추가점검 필요</w:t>
             </w:r>
           </w:p>
         </w:tc>
@@ -6252,27 +5623,7 @@
                 <w:kern w:val="0"/>
                 <w:szCs w:val="20"/>
               </w:rPr>
-              <w:t xml:space="preserve">{{/CHECK_DCOUTPUT_NEED}} </w:t>
-            </w:r>
-            <w:proofErr w:type="spellStart"/>
-            <w:r>
-              <w:rPr>
-                <w:rFonts w:eastAsiaTheme="minorHAnsi" w:cs="굴림"/>
-                <w:color w:val="404040" w:themeColor="text1" w:themeTint="BF"/>
-                <w:kern w:val="0"/>
-                <w:szCs w:val="20"/>
-              </w:rPr>
-              <w:t>추가점검</w:t>
-            </w:r>
-            <w:proofErr w:type="spellEnd"/>
-            <w:r>
-              <w:rPr>
-                <w:rFonts w:eastAsiaTheme="minorHAnsi" w:cs="굴림"/>
-                <w:color w:val="404040" w:themeColor="text1" w:themeTint="BF"/>
-                <w:kern w:val="0"/>
-                <w:szCs w:val="20"/>
-              </w:rPr>
-              <w:t xml:space="preserve"> 필요</w:t>
+              <w:t>{{/CHECK_DCOUTPUT_NEED}} 추가점검 필요</w:t>
             </w:r>
           </w:p>
         </w:tc>
@@ -6386,25 +5737,7 @@
                 <w:sz w:val="18"/>
                 <w:szCs w:val="18"/>
               </w:rPr>
-              <w:t xml:space="preserve">, </w:t>
-            </w:r>
-            <w:r>
-              <w:rPr>
-                <w:rFonts w:asciiTheme="minorHAnsi" w:eastAsiaTheme="minorHAnsi" w:hAnsiTheme="minorHAnsi"/>
-                <w:color w:val="404040" w:themeColor="text1" w:themeTint="BF"/>
-                <w:sz w:val="18"/>
-                <w:szCs w:val="18"/>
-              </w:rPr>
-              <w:t>12V</w:t>
-            </w:r>
-            <w:r>
-              <w:rPr>
-                <w:rFonts w:asciiTheme="minorHAnsi" w:eastAsiaTheme="minorHAnsi" w:hAnsiTheme="minorHAnsi"/>
-                <w:color w:val="404040" w:themeColor="text1" w:themeTint="BF"/>
-                <w:sz w:val="18"/>
-                <w:szCs w:val="18"/>
-              </w:rPr>
-              <w:t xml:space="preserve"> , 24V</w:t>
+              <w:t>, 12V , 24V</w:t>
             </w:r>
           </w:p>
         </w:tc>
@@ -6552,27 +5885,7 @@
                 <w:kern w:val="0"/>
                 <w:szCs w:val="20"/>
               </w:rPr>
-              <w:t xml:space="preserve">{{/CHECK_SMPS_NEED}} </w:t>
-            </w:r>
-            <w:proofErr w:type="spellStart"/>
-            <w:r>
-              <w:rPr>
-                <w:rFonts w:eastAsiaTheme="minorHAnsi" w:cs="굴림"/>
-                <w:color w:val="404040" w:themeColor="text1" w:themeTint="BF"/>
-                <w:kern w:val="0"/>
-                <w:szCs w:val="20"/>
-              </w:rPr>
-              <w:t>추가점검</w:t>
-            </w:r>
-            <w:proofErr w:type="spellEnd"/>
-            <w:r>
-              <w:rPr>
-                <w:rFonts w:eastAsiaTheme="minorHAnsi" w:cs="굴림"/>
-                <w:color w:val="404040" w:themeColor="text1" w:themeTint="BF"/>
-                <w:kern w:val="0"/>
-                <w:szCs w:val="20"/>
-              </w:rPr>
-              <w:t xml:space="preserve"> 필요</w:t>
+              <w:t>{{/CHECK_SMPS_NEED}} 추가점검 필요</w:t>
             </w:r>
           </w:p>
         </w:tc>
@@ -6808,27 +6121,7 @@
                 <w:kern w:val="0"/>
                 <w:szCs w:val="20"/>
               </w:rPr>
-              <w:t xml:space="preserve">{{/CHECK_WIRING_NEED}} </w:t>
-            </w:r>
-            <w:proofErr w:type="spellStart"/>
-            <w:r>
-              <w:rPr>
-                <w:rFonts w:eastAsiaTheme="minorHAnsi" w:cs="굴림"/>
-                <w:color w:val="404040" w:themeColor="text1" w:themeTint="BF"/>
-                <w:kern w:val="0"/>
-                <w:szCs w:val="20"/>
-              </w:rPr>
-              <w:t>추가점검</w:t>
-            </w:r>
-            <w:proofErr w:type="spellEnd"/>
-            <w:r>
-              <w:rPr>
-                <w:rFonts w:eastAsiaTheme="minorHAnsi" w:cs="굴림"/>
-                <w:color w:val="404040" w:themeColor="text1" w:themeTint="BF"/>
-                <w:kern w:val="0"/>
-                <w:szCs w:val="20"/>
-              </w:rPr>
-              <w:t xml:space="preserve"> 필요</w:t>
+              <w:t>{{/CHECK_WIRING_NEED}} 추가점검 필요</w:t>
             </w:r>
           </w:p>
         </w:tc>
@@ -6902,16 +6195,7 @@
                 <w:sz w:val="16"/>
                 <w:szCs w:val="16"/>
               </w:rPr>
-              <w:t xml:space="preserve">Main </w:t>
-            </w:r>
-            <w:r>
-              <w:rPr>
-                <w:rFonts w:asciiTheme="minorHAnsi" w:eastAsiaTheme="minorHAnsi" w:hAnsiTheme="minorHAnsi"/>
-                <w:color w:val="404040" w:themeColor="text1" w:themeTint="BF"/>
-                <w:sz w:val="16"/>
-                <w:szCs w:val="16"/>
-              </w:rPr>
-              <w:t>Control CPU Board</w:t>
+              <w:t>Main Control CPU Board</w:t>
             </w:r>
           </w:p>
         </w:tc>
@@ -7081,27 +6365,7 @@
                 <w:kern w:val="0"/>
                 <w:szCs w:val="20"/>
               </w:rPr>
-              <w:t xml:space="preserve">{{/CHECK_CPU_NEED}} </w:t>
-            </w:r>
-            <w:proofErr w:type="spellStart"/>
-            <w:r>
-              <w:rPr>
-                <w:rFonts w:eastAsiaTheme="minorHAnsi" w:cs="굴림"/>
-                <w:color w:val="404040" w:themeColor="text1" w:themeTint="BF"/>
-                <w:kern w:val="0"/>
-                <w:szCs w:val="20"/>
-              </w:rPr>
-              <w:t>추가점검</w:t>
-            </w:r>
-            <w:proofErr w:type="spellEnd"/>
-            <w:r>
-              <w:rPr>
-                <w:rFonts w:eastAsiaTheme="minorHAnsi" w:cs="굴림"/>
-                <w:color w:val="404040" w:themeColor="text1" w:themeTint="BF"/>
-                <w:kern w:val="0"/>
-                <w:szCs w:val="20"/>
-              </w:rPr>
-              <w:t xml:space="preserve"> 필요</w:t>
+              <w:t>{{/CHECK_CPU_NEED}} 추가점검 필요</w:t>
             </w:r>
           </w:p>
         </w:tc>
@@ -7174,16 +6438,7 @@
                 <w:sz w:val="18"/>
                 <w:szCs w:val="18"/>
               </w:rPr>
-              <w:t xml:space="preserve">냉각 </w:t>
-            </w:r>
-            <w:r>
-              <w:rPr>
-                <w:rFonts w:asciiTheme="minorHAnsi" w:eastAsiaTheme="minorHAnsi" w:hAnsiTheme="minorHAnsi" w:hint="eastAsia"/>
-                <w:color w:val="404040" w:themeColor="text1" w:themeTint="BF"/>
-                <w:sz w:val="18"/>
-                <w:szCs w:val="18"/>
-              </w:rPr>
-              <w:t>팬</w:t>
+              <w:t>냉각 팬</w:t>
             </w:r>
           </w:p>
         </w:tc>
@@ -7331,27 +6586,7 @@
                 <w:kern w:val="0"/>
                 <w:szCs w:val="20"/>
               </w:rPr>
-              <w:t xml:space="preserve">{{/CHECK_COOLINGFAN_OPERATION_NEED}} </w:t>
-            </w:r>
-            <w:proofErr w:type="spellStart"/>
-            <w:r>
-              <w:rPr>
-                <w:rFonts w:eastAsiaTheme="minorHAnsi" w:cs="굴림"/>
-                <w:color w:val="404040" w:themeColor="text1" w:themeTint="BF"/>
-                <w:kern w:val="0"/>
-                <w:szCs w:val="20"/>
-              </w:rPr>
-              <w:t>추가점검</w:t>
-            </w:r>
-            <w:proofErr w:type="spellEnd"/>
-            <w:r>
-              <w:rPr>
-                <w:rFonts w:eastAsiaTheme="minorHAnsi" w:cs="굴림"/>
-                <w:color w:val="404040" w:themeColor="text1" w:themeTint="BF"/>
-                <w:kern w:val="0"/>
-                <w:szCs w:val="20"/>
-              </w:rPr>
-              <w:t xml:space="preserve"> 필요</w:t>
+              <w:t>{{/CHECK_COOLINGFAN_OPERATION_NEED}} 추가점검 필요</w:t>
             </w:r>
           </w:p>
         </w:tc>
@@ -7418,7 +6653,6 @@
                 <w:szCs w:val="18"/>
               </w:rPr>
             </w:pPr>
-            <w:proofErr w:type="spellStart"/>
             <w:r>
               <w:rPr>
                 <w:rFonts w:asciiTheme="minorHAnsi" w:eastAsiaTheme="minorHAnsi" w:hAnsiTheme="minorHAnsi" w:hint="eastAsia"/>
@@ -7429,7 +6663,6 @@
               <w:lastRenderedPageBreak/>
               <w:t>프로브</w:t>
             </w:r>
-            <w:proofErr w:type="spellEnd"/>
           </w:p>
         </w:tc>
         <w:tc>
@@ -7576,27 +6809,7 @@
                 <w:kern w:val="0"/>
                 <w:szCs w:val="20"/>
               </w:rPr>
-              <w:t xml:space="preserve">{{/CHECK_PROBE_APPEARANCE_NEED}} </w:t>
-            </w:r>
-            <w:proofErr w:type="spellStart"/>
-            <w:r>
-              <w:rPr>
-                <w:rFonts w:eastAsiaTheme="minorHAnsi" w:cs="굴림"/>
-                <w:color w:val="404040" w:themeColor="text1" w:themeTint="BF"/>
-                <w:kern w:val="0"/>
-                <w:szCs w:val="20"/>
-              </w:rPr>
-              <w:t>추가점검</w:t>
-            </w:r>
-            <w:proofErr w:type="spellEnd"/>
-            <w:r>
-              <w:rPr>
-                <w:rFonts w:eastAsiaTheme="minorHAnsi" w:cs="굴림"/>
-                <w:color w:val="404040" w:themeColor="text1" w:themeTint="BF"/>
-                <w:kern w:val="0"/>
-                <w:szCs w:val="20"/>
-              </w:rPr>
-              <w:t xml:space="preserve"> 필요</w:t>
+              <w:t>{{/CHECK_PROBE_APPEARANCE_NEED}} 추가점검 필요</w:t>
             </w:r>
           </w:p>
         </w:tc>
@@ -7832,27 +7045,7 @@
                 <w:kern w:val="0"/>
                 <w:szCs w:val="20"/>
               </w:rPr>
-              <w:t xml:space="preserve">{{/CHECK_PROBE_TEMPSENSOR_NEED}} </w:t>
-            </w:r>
-            <w:proofErr w:type="spellStart"/>
-            <w:r>
-              <w:rPr>
-                <w:rFonts w:eastAsiaTheme="minorHAnsi" w:cs="굴림"/>
-                <w:color w:val="404040" w:themeColor="text1" w:themeTint="BF"/>
-                <w:kern w:val="0"/>
-                <w:szCs w:val="20"/>
-              </w:rPr>
-              <w:t>추가점검</w:t>
-            </w:r>
-            <w:proofErr w:type="spellEnd"/>
-            <w:r>
-              <w:rPr>
-                <w:rFonts w:eastAsiaTheme="minorHAnsi" w:cs="굴림"/>
-                <w:color w:val="404040" w:themeColor="text1" w:themeTint="BF"/>
-                <w:kern w:val="0"/>
-                <w:szCs w:val="20"/>
-              </w:rPr>
-              <w:t xml:space="preserve"> 필요</w:t>
+              <w:t>{{/CHECK_PROBE_TEMPSENSOR_NEED}} 추가점검 필요</w:t>
             </w:r>
           </w:p>
         </w:tc>
@@ -7939,7 +7132,6 @@
                 <w:szCs w:val="18"/>
               </w:rPr>
             </w:pPr>
-            <w:proofErr w:type="spellStart"/>
             <w:r>
               <w:rPr>
                 <w:rFonts w:asciiTheme="minorHAnsi" w:eastAsiaTheme="minorHAnsi" w:hAnsiTheme="minorHAnsi" w:hint="eastAsia"/>
@@ -7947,17 +7139,7 @@
                 <w:sz w:val="18"/>
                 <w:szCs w:val="18"/>
               </w:rPr>
-              <w:t>코너큐브</w:t>
-            </w:r>
-            <w:proofErr w:type="spellEnd"/>
-            <w:r>
-              <w:rPr>
-                <w:rFonts w:asciiTheme="minorHAnsi" w:eastAsiaTheme="minorHAnsi" w:hAnsiTheme="minorHAnsi" w:hint="eastAsia"/>
-                <w:color w:val="404040" w:themeColor="text1" w:themeTint="BF"/>
-                <w:sz w:val="18"/>
-                <w:szCs w:val="18"/>
-              </w:rPr>
-              <w:t xml:space="preserve"> 미러</w:t>
+              <w:t>코너큐브 미러</w:t>
             </w:r>
           </w:p>
         </w:tc>
@@ -8076,27 +7258,7 @@
                 <w:kern w:val="0"/>
                 <w:szCs w:val="20"/>
               </w:rPr>
-              <w:t xml:space="preserve">{{/CHECK_PROBE_CORNERMIRROR_NEED}} </w:t>
-            </w:r>
-            <w:proofErr w:type="spellStart"/>
-            <w:r>
-              <w:rPr>
-                <w:rFonts w:eastAsiaTheme="minorHAnsi" w:cs="굴림"/>
-                <w:color w:val="404040" w:themeColor="text1" w:themeTint="BF"/>
-                <w:kern w:val="0"/>
-                <w:szCs w:val="20"/>
-              </w:rPr>
-              <w:t>추가점검</w:t>
-            </w:r>
-            <w:proofErr w:type="spellEnd"/>
-            <w:r>
-              <w:rPr>
-                <w:rFonts w:eastAsiaTheme="minorHAnsi" w:cs="굴림"/>
-                <w:color w:val="404040" w:themeColor="text1" w:themeTint="BF"/>
-                <w:kern w:val="0"/>
-                <w:szCs w:val="20"/>
-              </w:rPr>
-              <w:t xml:space="preserve"> 필요</w:t>
+              <w:t>{{/CHECK_PROBE_CORNERMIRROR_NEED}} 추가점검 필요</w:t>
             </w:r>
           </w:p>
         </w:tc>
@@ -8162,21 +7324,12 @@
           <w:b/>
         </w:rPr>
       </w:pPr>
-      <w:proofErr w:type="spellStart"/>
       <w:r>
         <w:rPr>
           <w:rFonts w:eastAsiaTheme="minorHAnsi" w:hint="eastAsia"/>
           <w:b/>
         </w:rPr>
-        <w:t>Ⅲ</w:t>
-      </w:r>
-      <w:proofErr w:type="spellEnd"/>
-      <w:r>
-        <w:rPr>
-          <w:rFonts w:eastAsiaTheme="minorHAnsi" w:hint="eastAsia"/>
-          <w:b/>
-        </w:rPr>
-        <w:t xml:space="preserve">. 교체 </w:t>
+        <w:t xml:space="preserve">Ⅲ. 교체 </w:t>
       </w:r>
       <w:r>
         <w:rPr>
@@ -8397,7 +7550,6 @@
                 <w:szCs w:val="20"/>
               </w:rPr>
             </w:pPr>
-            <w:proofErr w:type="spellStart"/>
             <w:r>
               <w:rPr>
                 <w:rFonts w:eastAsiaTheme="minorHAnsi" w:cs="굴림" w:hint="eastAsia"/>
@@ -8407,7 +7559,6 @@
               </w:rPr>
               <w:t>점검내용</w:t>
             </w:r>
-            <w:proofErr w:type="spellEnd"/>
           </w:p>
         </w:tc>
       </w:tr>
@@ -8645,28 +7796,12 @@
           <w:b/>
         </w:rPr>
       </w:pPr>
-      <w:proofErr w:type="spellStart"/>
       <w:r>
         <w:rPr>
           <w:rFonts w:eastAsiaTheme="minorHAnsi" w:hint="eastAsia"/>
           <w:b/>
         </w:rPr>
-        <w:t>Ⅳ</w:t>
-      </w:r>
-      <w:proofErr w:type="spellEnd"/>
-      <w:r>
-        <w:rPr>
-          <w:rFonts w:eastAsiaTheme="minorHAnsi" w:hint="eastAsia"/>
-          <w:b/>
-        </w:rPr>
-        <w:t>. 기타 특이사항</w:t>
-      </w:r>
-      <w:r>
-        <w:rPr>
-          <w:rFonts w:eastAsiaTheme="minorHAnsi" w:hint="eastAsia"/>
-          <w:b/>
-        </w:rPr>
-        <w:t xml:space="preserve"> </w:t>
+        <w:t xml:space="preserve">Ⅳ. 기타 특이사항 </w:t>
       </w:r>
       <w:r>
         <w:rPr>
@@ -8885,27 +8020,7 @@
                       <w:kern w:val="0"/>
                       <w:szCs w:val="20"/>
                     </w:rPr>
-                    <w:t xml:space="preserve"> 상태, AO 신호, DO </w:t>
-                  </w:r>
-                  <w:proofErr w:type="gramStart"/>
-                  <w:r>
-                    <w:rPr>
-                      <w:rFonts w:eastAsiaTheme="minorHAnsi" w:cs="굴림"/>
-                      <w:color w:val="404040" w:themeColor="text1" w:themeTint="BF"/>
-                      <w:kern w:val="0"/>
-                      <w:szCs w:val="20"/>
-                    </w:rPr>
-                    <w:t>신호 :</w:t>
-                  </w:r>
-                  <w:proofErr w:type="gramEnd"/>
-                  <w:r>
-                    <w:rPr>
-                      <w:rFonts w:eastAsiaTheme="minorHAnsi" w:cs="굴림"/>
-                      <w:color w:val="404040" w:themeColor="text1" w:themeTint="BF"/>
-                      <w:kern w:val="0"/>
-                      <w:szCs w:val="20"/>
-                    </w:rPr>
-                    <w:t xml:space="preserve"> {{CPU_STATUS}}</w:t>
+                    <w:t xml:space="preserve"> 상태, AO 신호, DO 신호 : {{CPU_STATUS}}</w:t>
                   </w:r>
                 </w:p>
               </w:tc>
@@ -8927,7 +8042,6 @@
                       <w:szCs w:val="20"/>
                     </w:rPr>
                   </w:pPr>
-                  <w:proofErr w:type="spellStart"/>
                   <w:r>
                     <w:rPr>
                       <w:rFonts w:eastAsiaTheme="minorHAnsi" w:cs="굴림" w:hint="eastAsia"/>
@@ -8935,17 +8049,7 @@
                       <w:kern w:val="0"/>
                       <w:szCs w:val="20"/>
                     </w:rPr>
-                    <w:t>광학부품</w:t>
-                  </w:r>
-                  <w:proofErr w:type="spellEnd"/>
-                  <w:r>
-                    <w:rPr>
-                      <w:rFonts w:eastAsiaTheme="minorHAnsi" w:cs="굴림" w:hint="eastAsia"/>
-                      <w:color w:val="404040" w:themeColor="text1" w:themeTint="BF"/>
-                      <w:kern w:val="0"/>
-                      <w:szCs w:val="20"/>
-                    </w:rPr>
-                    <w:t xml:space="preserve"> </w:t>
+                    <w:t xml:space="preserve">광학부품 </w:t>
                   </w:r>
                   <w:r>
                     <w:rPr>
@@ -9026,27 +8130,7 @@
                       <w:kern w:val="0"/>
                       <w:szCs w:val="20"/>
                     </w:rPr>
-                    <w:t xml:space="preserve"> </w:t>
-                  </w:r>
-                  <w:proofErr w:type="gramStart"/>
-                  <w:r>
-                    <w:rPr>
-                      <w:rFonts w:eastAsiaTheme="minorHAnsi" w:cs="굴림"/>
-                      <w:color w:val="404040" w:themeColor="text1" w:themeTint="BF"/>
-                      <w:kern w:val="0"/>
-                      <w:szCs w:val="20"/>
-                    </w:rPr>
-                    <w:t>상태 :</w:t>
-                  </w:r>
-                  <w:proofErr w:type="gramEnd"/>
-                  <w:r>
-                    <w:rPr>
-                      <w:rFonts w:eastAsiaTheme="minorHAnsi" w:cs="굴림"/>
-                      <w:color w:val="404040" w:themeColor="text1" w:themeTint="BF"/>
-                      <w:kern w:val="0"/>
-                      <w:szCs w:val="20"/>
-                    </w:rPr>
-                    <w:t xml:space="preserve"> {{OPTICS_CONTAMINATION}}</w:t>
+                    <w:t xml:space="preserve"> 상태 : {{OPTICS_CONTAMINATION}}</w:t>
                   </w:r>
                 </w:p>
               </w:tc>
@@ -9068,7 +8152,6 @@
                       <w:szCs w:val="20"/>
                     </w:rPr>
                   </w:pPr>
-                  <w:proofErr w:type="spellStart"/>
                   <w:r>
                     <w:rPr>
                       <w:rFonts w:eastAsiaTheme="minorHAnsi" w:cs="굴림" w:hint="eastAsia"/>
@@ -9076,17 +8159,7 @@
                       <w:kern w:val="0"/>
                       <w:szCs w:val="20"/>
                     </w:rPr>
-                    <w:t>광학부품</w:t>
-                  </w:r>
-                  <w:proofErr w:type="spellEnd"/>
-                  <w:r>
-                    <w:rPr>
-                      <w:rFonts w:eastAsiaTheme="minorHAnsi" w:cs="굴림" w:hint="eastAsia"/>
-                      <w:color w:val="404040" w:themeColor="text1" w:themeTint="BF"/>
-                      <w:kern w:val="0"/>
-                      <w:szCs w:val="20"/>
-                    </w:rPr>
-                    <w:t xml:space="preserve"> </w:t>
+                    <w:t xml:space="preserve">광학부품 </w:t>
                   </w:r>
                   <w:r>
                     <w:rPr>
@@ -9160,27 +8233,7 @@
                       <w:kern w:val="0"/>
                       <w:szCs w:val="20"/>
                     </w:rPr>
-                    <w:t xml:space="preserve"> </w:t>
-                  </w:r>
-                  <w:proofErr w:type="gramStart"/>
-                  <w:r>
-                    <w:rPr>
-                      <w:rFonts w:eastAsiaTheme="minorHAnsi" w:cs="굴림"/>
-                      <w:color w:val="404040" w:themeColor="text1" w:themeTint="BF"/>
-                      <w:kern w:val="0"/>
-                      <w:szCs w:val="20"/>
-                    </w:rPr>
-                    <w:t>상태 :</w:t>
-                  </w:r>
-                  <w:proofErr w:type="gramEnd"/>
-                  <w:r>
-                    <w:rPr>
-                      <w:rFonts w:eastAsiaTheme="minorHAnsi" w:cs="굴림"/>
-                      <w:color w:val="404040" w:themeColor="text1" w:themeTint="BF"/>
-                      <w:kern w:val="0"/>
-                      <w:szCs w:val="20"/>
-                    </w:rPr>
-                    <w:t xml:space="preserve"> {{BEAMSPLITTER_CONTAMINATION}}</w:t>
+                    <w:t xml:space="preserve"> 상태 : {{BEAMSPLITTER_CONTAMINATION}}</w:t>
                   </w:r>
                 </w:p>
               </w:tc>
@@ -9257,17 +8310,7 @@
                       <w:kern w:val="0"/>
                       <w:szCs w:val="20"/>
                     </w:rPr>
-                    <w:t xml:space="preserve"> </w:t>
-                  </w:r>
-                  <w:proofErr w:type="gramStart"/>
-                  <w:r>
-                    <w:rPr>
-                      <w:rFonts w:eastAsiaTheme="minorHAnsi" w:cs="굴림" w:hint="eastAsia"/>
-                      <w:color w:val="404040" w:themeColor="text1" w:themeTint="BF"/>
-                      <w:kern w:val="0"/>
-                      <w:szCs w:val="20"/>
-                    </w:rPr>
-                    <w:t xml:space="preserve">용도 </w:t>
+                    <w:t xml:space="preserve"> 용도 </w:t>
                   </w:r>
                   <w:r>
                     <w:rPr>
@@ -9276,19 +8319,8 @@
                       <w:kern w:val="0"/>
                       <w:szCs w:val="20"/>
                     </w:rPr>
-                    <w:t>:</w:t>
+                    <w:t xml:space="preserve">: </w:t>
                   </w:r>
-                  <w:proofErr w:type="gramEnd"/>
-                  <w:r>
-                    <w:rPr>
-                      <w:rFonts w:eastAsiaTheme="minorHAnsi" w:cs="굴림"/>
-                      <w:color w:val="404040" w:themeColor="text1" w:themeTint="BF"/>
-                      <w:kern w:val="0"/>
-                      <w:szCs w:val="20"/>
-                    </w:rPr>
-                    <w:t xml:space="preserve"> </w:t>
-                  </w:r>
-                  <w:proofErr w:type="spellStart"/>
                   <w:r>
                     <w:rPr>
                       <w:rFonts w:eastAsiaTheme="minorHAnsi" w:cs="굴림" w:hint="eastAsia"/>
@@ -9296,17 +8328,7 @@
                       <w:kern w:val="0"/>
                       <w:szCs w:val="20"/>
                     </w:rPr>
-                    <w:t>프로브에서</w:t>
-                  </w:r>
-                  <w:proofErr w:type="spellEnd"/>
-                  <w:r>
-                    <w:rPr>
-                      <w:rFonts w:eastAsiaTheme="minorHAnsi" w:cs="굴림" w:hint="eastAsia"/>
-                      <w:color w:val="404040" w:themeColor="text1" w:themeTint="BF"/>
-                      <w:kern w:val="0"/>
-                      <w:szCs w:val="20"/>
-                    </w:rPr>
-                    <w:t xml:space="preserve"> 반사된 광원을 </w:t>
+                    <w:t xml:space="preserve">프로브에서 반사된 광원을 </w:t>
                   </w:r>
                   <w:r>
                     <w:rPr>
@@ -9316,27 +8338,7 @@
                       <w:sz w:val="18"/>
                       <w:szCs w:val="18"/>
                     </w:rPr>
-                    <w:t>분광기</w:t>
-                  </w:r>
-                  <w:r>
-                    <w:rPr>
-                      <w:rFonts w:eastAsiaTheme="minorHAnsi" w:cs="굴림" w:hint="eastAsia"/>
-                      <w:color w:val="404040" w:themeColor="text1" w:themeTint="BF"/>
-                      <w:kern w:val="0"/>
-                      <w:sz w:val="18"/>
-                      <w:szCs w:val="18"/>
-                    </w:rPr>
-                    <w:t xml:space="preserve"> </w:t>
-                  </w:r>
-                  <w:r>
-                    <w:rPr>
-                      <w:rFonts w:eastAsiaTheme="minorHAnsi" w:cs="굴림" w:hint="eastAsia"/>
-                      <w:color w:val="404040" w:themeColor="text1" w:themeTint="BF"/>
-                      <w:kern w:val="0"/>
-                      <w:sz w:val="18"/>
-                      <w:szCs w:val="18"/>
-                    </w:rPr>
-                    <w:t>(</w:t>
+                    <w:t>분광기 (</w:t>
                   </w:r>
                   <w:r>
                     <w:rPr>
@@ -9354,43 +8356,7 @@
                       <w:kern w:val="0"/>
                       <w:szCs w:val="20"/>
                     </w:rPr>
-                    <w:t>로</w:t>
-                  </w:r>
-                  <w:r>
-                    <w:rPr>
-                      <w:rFonts w:eastAsiaTheme="minorHAnsi" w:cs="굴림" w:hint="eastAsia"/>
-                      <w:color w:val="404040" w:themeColor="text1" w:themeTint="BF"/>
-                      <w:kern w:val="0"/>
-                      <w:szCs w:val="20"/>
-                    </w:rPr>
-                    <w:t xml:space="preserve"> </w:t>
-                  </w:r>
-                  <w:r>
-                    <w:rPr>
-                      <w:rFonts w:eastAsiaTheme="minorHAnsi" w:cs="굴림" w:hint="eastAsia"/>
-                      <w:color w:val="404040" w:themeColor="text1" w:themeTint="BF"/>
-                      <w:kern w:val="0"/>
-                      <w:szCs w:val="20"/>
-                    </w:rPr>
-                    <w:t>보내주는</w:t>
-                  </w:r>
-                  <w:r>
-                    <w:rPr>
-                      <w:rFonts w:eastAsiaTheme="minorHAnsi" w:cs="굴림" w:hint="eastAsia"/>
-                      <w:color w:val="404040" w:themeColor="text1" w:themeTint="BF"/>
-                      <w:kern w:val="0"/>
-                      <w:szCs w:val="20"/>
-                    </w:rPr>
-                    <w:t xml:space="preserve"> </w:t>
-                  </w:r>
-                  <w:r>
-                    <w:rPr>
-                      <w:rFonts w:eastAsiaTheme="minorHAnsi" w:cs="굴림" w:hint="eastAsia"/>
-                      <w:color w:val="404040" w:themeColor="text1" w:themeTint="BF"/>
-                      <w:kern w:val="0"/>
-                      <w:szCs w:val="20"/>
-                    </w:rPr>
-                    <w:t xml:space="preserve">렌즈 </w:t>
+                    <w:t xml:space="preserve">로 보내주는 렌즈 </w:t>
                   </w:r>
                 </w:p>
                 <w:p>
@@ -9414,7 +8380,6 @@
                     </w:rPr>
                     <w:t xml:space="preserve">2) </w:t>
                   </w:r>
-                  <w:proofErr w:type="gramStart"/>
                   <w:r>
                     <w:rPr>
                       <w:rFonts w:eastAsiaTheme="minorHAnsi" w:cs="굴림" w:hint="eastAsia"/>
@@ -9431,17 +8396,7 @@
                       <w:kern w:val="0"/>
                       <w:szCs w:val="20"/>
                     </w:rPr>
-                    <w:t>:</w:t>
-                  </w:r>
-                  <w:proofErr w:type="gramEnd"/>
-                  <w:r>
-                    <w:rPr>
-                      <w:rFonts w:eastAsiaTheme="minorHAnsi" w:cs="굴림"/>
-                      <w:color w:val="404040" w:themeColor="text1" w:themeTint="BF"/>
-                      <w:kern w:val="0"/>
-                      <w:szCs w:val="20"/>
-                    </w:rPr>
-                    <w:t xml:space="preserve"> </w:t>
+                    <w:t xml:space="preserve">: </w:t>
                   </w:r>
                   <w:r>
                     <w:rPr>
@@ -9548,7 +8503,6 @@
                       <w:szCs w:val="20"/>
                     </w:rPr>
                   </w:pPr>
-                  <w:proofErr w:type="gramStart"/>
                   <w:r>
                     <w:rPr>
                       <w:rFonts w:eastAsiaTheme="minorHAnsi" w:cs="굴림" w:hint="eastAsia"/>
@@ -9565,17 +8519,7 @@
                       <w:kern w:val="0"/>
                       <w:szCs w:val="20"/>
                     </w:rPr>
-                    <w:t xml:space="preserve"> :</w:t>
-                  </w:r>
-                  <w:proofErr w:type="gramEnd"/>
-                  <w:r>
-                    <w:rPr>
-                      <w:rFonts w:eastAsiaTheme="minorHAnsi" w:cs="굴림"/>
-                      <w:color w:val="404040" w:themeColor="text1" w:themeTint="BF"/>
-                      <w:kern w:val="0"/>
-                      <w:szCs w:val="20"/>
-                    </w:rPr>
-                    <w:t xml:space="preserve"> {{SPECTROMETER_STATUS}}</w:t>
+                    <w:t xml:space="preserve"> : {{SPECTROMETER_STATUS}}</w:t>
                   </w:r>
                 </w:p>
               </w:tc>
@@ -9627,17 +8571,7 @@
                       <w:kern w:val="0"/>
                       <w:szCs w:val="20"/>
                     </w:rPr>
-                    <w:t xml:space="preserve">1) </w:t>
-                  </w:r>
-                  <w:proofErr w:type="gramStart"/>
-                  <w:r>
-                    <w:rPr>
-                      <w:rFonts w:eastAsiaTheme="minorHAnsi" w:cs="굴림" w:hint="eastAsia"/>
-                      <w:color w:val="404040" w:themeColor="text1" w:themeTint="BF"/>
-                      <w:kern w:val="0"/>
-                      <w:szCs w:val="20"/>
-                    </w:rPr>
-                    <w:t xml:space="preserve">용도 </w:t>
+                    <w:t xml:space="preserve">1) 용도 </w:t>
                   </w:r>
                   <w:r>
                     <w:rPr>
@@ -9646,19 +8580,8 @@
                       <w:kern w:val="0"/>
                       <w:szCs w:val="20"/>
                     </w:rPr>
-                    <w:t>:</w:t>
+                    <w:t xml:space="preserve">: </w:t>
                   </w:r>
-                  <w:proofErr w:type="gramEnd"/>
-                  <w:r>
-                    <w:rPr>
-                      <w:rFonts w:eastAsiaTheme="minorHAnsi" w:cs="굴림"/>
-                      <w:color w:val="404040" w:themeColor="text1" w:themeTint="BF"/>
-                      <w:kern w:val="0"/>
-                      <w:szCs w:val="20"/>
-                    </w:rPr>
-                    <w:t xml:space="preserve"> </w:t>
-                  </w:r>
-                  <w:proofErr w:type="spellStart"/>
                   <w:r>
                     <w:rPr>
                       <w:rFonts w:eastAsiaTheme="minorHAnsi" w:cs="굴림" w:hint="eastAsia"/>
@@ -9666,37 +8589,7 @@
                       <w:kern w:val="0"/>
                       <w:szCs w:val="20"/>
                     </w:rPr>
-                    <w:t>프로브에서</w:t>
-                  </w:r>
-                  <w:proofErr w:type="spellEnd"/>
-                  <w:r>
-                    <w:rPr>
-                      <w:rFonts w:eastAsiaTheme="minorHAnsi" w:cs="굴림" w:hint="eastAsia"/>
-                      <w:color w:val="404040" w:themeColor="text1" w:themeTint="BF"/>
-                      <w:kern w:val="0"/>
-                      <w:szCs w:val="20"/>
-                    </w:rPr>
-                    <w:t xml:space="preserve"> 반사된 광원을 받아 빛의 </w:t>
-                  </w:r>
-                  <w:proofErr w:type="spellStart"/>
-                  <w:r>
-                    <w:rPr>
-                      <w:rFonts w:eastAsiaTheme="minorHAnsi" w:cs="굴림" w:hint="eastAsia"/>
-                      <w:color w:val="404040" w:themeColor="text1" w:themeTint="BF"/>
-                      <w:kern w:val="0"/>
-                      <w:szCs w:val="20"/>
-                    </w:rPr>
-                    <w:t>흡광된</w:t>
-                  </w:r>
-                  <w:proofErr w:type="spellEnd"/>
-                  <w:r>
-                    <w:rPr>
-                      <w:rFonts w:eastAsiaTheme="minorHAnsi" w:cs="굴림" w:hint="eastAsia"/>
-                      <w:color w:val="404040" w:themeColor="text1" w:themeTint="BF"/>
-                      <w:kern w:val="0"/>
-                      <w:szCs w:val="20"/>
-                    </w:rPr>
-                    <w:t xml:space="preserve"> 스펙트럼을 분석하여 </w:t>
+                    <w:t xml:space="preserve">프로브에서 반사된 광원을 받아 빛의 흡광된 스펙트럼을 분석하여 </w:t>
                   </w:r>
                   <w:r>
                     <w:rPr>
@@ -9714,16 +8607,7 @@
                       <w:kern w:val="0"/>
                       <w:szCs w:val="20"/>
                     </w:rPr>
-                    <w:t xml:space="preserve">에 </w:t>
-                  </w:r>
-                  <w:r>
-                    <w:rPr>
-                      <w:rFonts w:eastAsiaTheme="minorHAnsi" w:cs="굴림" w:hint="eastAsia"/>
-                      <w:color w:val="404040" w:themeColor="text1" w:themeTint="BF"/>
-                      <w:kern w:val="0"/>
-                      <w:szCs w:val="20"/>
-                    </w:rPr>
-                    <w:t>신호를 보내는 용도</w:t>
+                    <w:t>에 신호를 보내는 용도</w:t>
                   </w:r>
                 </w:p>
                 <w:p>
@@ -9745,17 +8629,7 @@
                       <w:kern w:val="0"/>
                       <w:szCs w:val="20"/>
                     </w:rPr>
-                    <w:t xml:space="preserve">2) </w:t>
-                  </w:r>
-                  <w:proofErr w:type="gramStart"/>
-                  <w:r>
-                    <w:rPr>
-                      <w:rFonts w:eastAsiaTheme="minorHAnsi" w:cs="굴림" w:hint="eastAsia"/>
-                      <w:color w:val="404040" w:themeColor="text1" w:themeTint="BF"/>
-                      <w:kern w:val="0"/>
-                      <w:szCs w:val="20"/>
-                    </w:rPr>
-                    <w:t>점검결과</w:t>
+                    <w:t>2) 점검결과</w:t>
                   </w:r>
                   <w:r>
                     <w:rPr>
@@ -9764,17 +8638,7 @@
                       <w:kern w:val="0"/>
                       <w:szCs w:val="20"/>
                     </w:rPr>
-                    <w:t xml:space="preserve"> :</w:t>
-                  </w:r>
-                  <w:proofErr w:type="gramEnd"/>
-                  <w:r>
-                    <w:rPr>
-                      <w:rFonts w:eastAsiaTheme="minorHAnsi" w:cs="굴림"/>
-                      <w:color w:val="404040" w:themeColor="text1" w:themeTint="BF"/>
-                      <w:kern w:val="0"/>
-                      <w:szCs w:val="20"/>
-                    </w:rPr>
-                    <w:t xml:space="preserve"> {{SPECTROMETER_COMMENT}}</w:t>
+                    <w:t xml:space="preserve"> : {{SPECTROMETER_COMMENT}}</w:t>
                   </w:r>
                 </w:p>
                 <w:p>
@@ -9928,27 +8792,7 @@
                       <w:kern w:val="0"/>
                       <w:szCs w:val="20"/>
                     </w:rPr>
-                    <w:t xml:space="preserve"> </w:t>
-                  </w:r>
-                  <w:proofErr w:type="gramStart"/>
-                  <w:r>
-                    <w:rPr>
-                      <w:rFonts w:eastAsiaTheme="minorHAnsi" w:cs="굴림"/>
-                      <w:color w:val="404040" w:themeColor="text1" w:themeTint="BF"/>
-                      <w:kern w:val="0"/>
-                      <w:szCs w:val="20"/>
-                    </w:rPr>
-                    <w:t>상태 :</w:t>
-                  </w:r>
-                  <w:proofErr w:type="gramEnd"/>
-                  <w:r>
-                    <w:rPr>
-                      <w:rFonts w:eastAsiaTheme="minorHAnsi" w:cs="굴림"/>
-                      <w:color w:val="404040" w:themeColor="text1" w:themeTint="BF"/>
-                      <w:kern w:val="0"/>
-                      <w:szCs w:val="20"/>
-                    </w:rPr>
-                    <w:t xml:space="preserve"> {{COOLINGFAN_STATUS}}</w:t>
+                    <w:t xml:space="preserve"> 상태 : {{COOLINGFAN_STATUS}}</w:t>
                   </w:r>
                 </w:p>
               </w:tc>
@@ -10096,38 +8940,7 @@
                       <w:kern w:val="0"/>
                       <w:szCs w:val="20"/>
                     </w:rPr>
-                    <w:t xml:space="preserve">, 단선, </w:t>
-                  </w:r>
-                  <w:proofErr w:type="spellStart"/>
-                  <w:proofErr w:type="gramStart"/>
-                  <w:r>
-                    <w:rPr>
-                      <w:rFonts w:eastAsiaTheme="minorHAnsi" w:cs="굴림"/>
-                      <w:color w:val="404040" w:themeColor="text1" w:themeTint="BF"/>
-                      <w:kern w:val="0"/>
-                      <w:szCs w:val="20"/>
-                    </w:rPr>
-                    <w:t>연결상태</w:t>
-                  </w:r>
-                  <w:proofErr w:type="spellEnd"/>
-                  <w:r>
-                    <w:rPr>
-                      <w:rFonts w:eastAsiaTheme="minorHAnsi" w:cs="굴림"/>
-                      <w:color w:val="404040" w:themeColor="text1" w:themeTint="BF"/>
-                      <w:kern w:val="0"/>
-                      <w:szCs w:val="20"/>
-                    </w:rPr>
-                    <w:t xml:space="preserve"> :</w:t>
-                  </w:r>
-                  <w:proofErr w:type="gramEnd"/>
-                  <w:r>
-                    <w:rPr>
-                      <w:rFonts w:eastAsiaTheme="minorHAnsi" w:cs="굴림"/>
-                      <w:color w:val="404040" w:themeColor="text1" w:themeTint="BF"/>
-                      <w:kern w:val="0"/>
-                      <w:szCs w:val="20"/>
-                    </w:rPr>
-                    <w:t xml:space="preserve"> {{WIRING_STATUS}}</w:t>
+                    <w:t>, 단선, 연결상태 : {{WIRING_STATUS}}</w:t>
                   </w:r>
                 </w:p>
               </w:tc>
@@ -10161,7 +8974,6 @@
                 <w:szCs w:val="20"/>
               </w:rPr>
             </w:pPr>
-            <w:proofErr w:type="spellStart"/>
             <w:r>
               <w:rPr>
                 <w:rFonts w:eastAsiaTheme="minorHAnsi" w:cs="굴림" w:hint="eastAsia"/>
@@ -10169,26 +8981,7 @@
                 <w:kern w:val="0"/>
                 <w:szCs w:val="20"/>
               </w:rPr>
-              <w:t>프로브</w:t>
-            </w:r>
-            <w:proofErr w:type="spellEnd"/>
-            <w:r>
-              <w:rPr>
-                <w:rFonts w:eastAsiaTheme="minorHAnsi" w:cs="굴림" w:hint="eastAsia"/>
-                <w:color w:val="404040" w:themeColor="text1" w:themeTint="BF"/>
-                <w:kern w:val="0"/>
-                <w:szCs w:val="20"/>
-              </w:rPr>
-              <w:t xml:space="preserve"> </w:t>
-            </w:r>
-            <w:r>
-              <w:rPr>
-                <w:rFonts w:eastAsiaTheme="minorHAnsi" w:cs="굴림" w:hint="eastAsia"/>
-                <w:color w:val="404040" w:themeColor="text1" w:themeTint="BF"/>
-                <w:kern w:val="0"/>
-                <w:szCs w:val="20"/>
-              </w:rPr>
-              <w:t>점검</w:t>
+              <w:t>프로브 점검</w:t>
             </w:r>
           </w:p>
           <w:tbl>
@@ -10386,7 +9179,6 @@
                       <w:szCs w:val="20"/>
                     </w:rPr>
                   </w:pPr>
-                  <w:proofErr w:type="spellStart"/>
                   <w:r>
                     <w:rPr>
                       <w:rFonts w:eastAsiaTheme="minorHAnsi" w:cs="굴림" w:hint="eastAsia"/>
@@ -10394,17 +9186,7 @@
                       <w:kern w:val="0"/>
                       <w:szCs w:val="20"/>
                     </w:rPr>
-                    <w:t>프로브</w:t>
-                  </w:r>
-                  <w:proofErr w:type="spellEnd"/>
-                  <w:r>
-                    <w:rPr>
-                      <w:rFonts w:eastAsiaTheme="minorHAnsi" w:cs="굴림" w:hint="eastAsia"/>
-                      <w:color w:val="404040" w:themeColor="text1" w:themeTint="BF"/>
-                      <w:kern w:val="0"/>
-                      <w:szCs w:val="20"/>
-                    </w:rPr>
-                    <w:t xml:space="preserve"> 길이</w:t>
+                    <w:t>프로브 길이</w:t>
                   </w:r>
                 </w:p>
               </w:tc>
@@ -10453,7 +9235,6 @@
                       <w:szCs w:val="20"/>
                     </w:rPr>
                   </w:pPr>
-                  <w:proofErr w:type="spellStart"/>
                   <w:r>
                     <w:rPr>
                       <w:rFonts w:eastAsiaTheme="minorHAnsi" w:cs="굴림" w:hint="eastAsia"/>
@@ -10463,7 +9244,6 @@
                     </w:rPr>
                     <w:t>측정구간</w:t>
                   </w:r>
-                  <w:proofErr w:type="spellEnd"/>
                 </w:p>
               </w:tc>
               <w:tc>
@@ -10511,7 +9291,6 @@
                       <w:szCs w:val="20"/>
                     </w:rPr>
                   </w:pPr>
-                  <w:proofErr w:type="spellStart"/>
                   <w:r>
                     <w:rPr>
                       <w:rFonts w:eastAsiaTheme="minorHAnsi" w:cs="굴림" w:hint="eastAsia"/>
@@ -10521,7 +9300,6 @@
                     </w:rPr>
                     <w:t>가스방향</w:t>
                   </w:r>
-                  <w:proofErr w:type="spellEnd"/>
                 </w:p>
               </w:tc>
               <w:tc>
@@ -10804,27 +9582,7 @@
                       <w:kern w:val="0"/>
                       <w:szCs w:val="20"/>
                     </w:rPr>
-                    <w:t xml:space="preserve">분광기 </w:t>
-                  </w:r>
-                  <w:proofErr w:type="spellStart"/>
-                  <w:r>
-                    <w:rPr>
-                      <w:rFonts w:eastAsiaTheme="minorHAnsi" w:cs="굴림" w:hint="eastAsia"/>
-                      <w:color w:val="404040" w:themeColor="text1" w:themeTint="BF"/>
-                      <w:kern w:val="0"/>
-                      <w:szCs w:val="20"/>
-                    </w:rPr>
-                    <w:t>얼라인</w:t>
-                  </w:r>
-                  <w:proofErr w:type="spellEnd"/>
-                  <w:r>
-                    <w:rPr>
-                      <w:rFonts w:eastAsiaTheme="minorHAnsi" w:cs="굴림" w:hint="eastAsia"/>
-                      <w:color w:val="404040" w:themeColor="text1" w:themeTint="BF"/>
-                      <w:kern w:val="0"/>
-                      <w:szCs w:val="20"/>
-                    </w:rPr>
-                    <w:t xml:space="preserve"> 확인</w:t>
+                    <w:t>분광기 얼라인 확인</w:t>
                   </w:r>
                 </w:p>
               </w:tc>
@@ -10904,7 +9662,6 @@
                       <w:szCs w:val="20"/>
                     </w:rPr>
                   </w:pPr>
-                  <w:proofErr w:type="spellStart"/>
                   <w:r>
                     <w:rPr>
                       <w:rFonts w:eastAsiaTheme="minorHAnsi" w:cs="굴림" w:hint="eastAsia"/>
@@ -10912,37 +9669,7 @@
                       <w:kern w:val="0"/>
                       <w:szCs w:val="20"/>
                     </w:rPr>
-                    <w:t>프로브</w:t>
-                  </w:r>
-                  <w:proofErr w:type="spellEnd"/>
-                  <w:r>
-                    <w:rPr>
-                      <w:rFonts w:eastAsiaTheme="minorHAnsi" w:cs="굴림" w:hint="eastAsia"/>
-                      <w:color w:val="404040" w:themeColor="text1" w:themeTint="BF"/>
-                      <w:kern w:val="0"/>
-                      <w:szCs w:val="20"/>
-                    </w:rPr>
-                    <w:t xml:space="preserve"> </w:t>
-                  </w:r>
-                  <w:proofErr w:type="spellStart"/>
-                  <w:r>
-                    <w:rPr>
-                      <w:rFonts w:eastAsiaTheme="minorHAnsi" w:cs="굴림" w:hint="eastAsia"/>
-                      <w:color w:val="404040" w:themeColor="text1" w:themeTint="BF"/>
-                      <w:kern w:val="0"/>
-                      <w:szCs w:val="20"/>
-                    </w:rPr>
-                    <w:t>얼라인먼트</w:t>
-                  </w:r>
-                  <w:proofErr w:type="spellEnd"/>
-                  <w:r>
-                    <w:rPr>
-                      <w:rFonts w:eastAsiaTheme="minorHAnsi" w:cs="굴림" w:hint="eastAsia"/>
-                      <w:color w:val="404040" w:themeColor="text1" w:themeTint="BF"/>
-                      <w:kern w:val="0"/>
-                      <w:szCs w:val="20"/>
-                    </w:rPr>
-                    <w:t xml:space="preserve"> 확인</w:t>
+                    <w:t>프로브 얼라인먼트 확인</w:t>
                   </w:r>
                 </w:p>
               </w:tc>
@@ -11022,7 +9749,6 @@
                       <w:szCs w:val="20"/>
                     </w:rPr>
                   </w:pPr>
-                  <w:proofErr w:type="spellStart"/>
                   <w:r>
                     <w:rPr>
                       <w:rFonts w:eastAsiaTheme="minorHAnsi" w:cs="굴림" w:hint="eastAsia"/>
@@ -11030,17 +9756,7 @@
                       <w:kern w:val="0"/>
                       <w:szCs w:val="20"/>
                     </w:rPr>
-                    <w:t>표준가스</w:t>
-                  </w:r>
-                  <w:proofErr w:type="spellEnd"/>
-                  <w:r>
-                    <w:rPr>
-                      <w:rFonts w:eastAsiaTheme="minorHAnsi" w:cs="굴림" w:hint="eastAsia"/>
-                      <w:color w:val="404040" w:themeColor="text1" w:themeTint="BF"/>
-                      <w:kern w:val="0"/>
-                      <w:szCs w:val="20"/>
-                    </w:rPr>
-                    <w:t xml:space="preserve"> 교정</w:t>
+                    <w:t>표준가스 교정</w:t>
                   </w:r>
                 </w:p>
               </w:tc>
@@ -11471,19 +10187,7 @@
         <w:rPr>
           <w:rFonts w:eastAsiaTheme="minorHAnsi"/>
         </w:rPr>
-        <w:t>{{#OPTICAL_PHOTOS</w:t>
-      </w:r>
-      <w:r>
-        <w:rPr>
-          <w:rFonts w:eastAsiaTheme="minorHAnsi"/>
-        </w:rPr>
-        <w:t>_ROWS</w:t>
-      </w:r>
-      <w:r>
-        <w:rPr>
-          <w:rFonts w:eastAsiaTheme="minorHAnsi"/>
-        </w:rPr>
-        <w:t>}}</w:t>
+        <w:t>{{#OPTICAL_PHOTOS_ROWS}}</w:t>
       </w:r>
     </w:p>
     <w:tbl>
@@ -11630,19 +10334,7 @@
         <w:rPr>
           <w:rFonts w:asciiTheme="minorHAnsi" w:eastAsiaTheme="minorHAnsi" w:hAnsiTheme="minorHAnsi"/>
         </w:rPr>
-        <w:t>{{/OPTICAL_PHOTOS</w:t>
-      </w:r>
-      <w:r>
-        <w:rPr>
-          <w:rFonts w:asciiTheme="minorHAnsi" w:eastAsiaTheme="minorHAnsi" w:hAnsiTheme="minorHAnsi"/>
-        </w:rPr>
-        <w:t>_ROWS</w:t>
-      </w:r>
-      <w:r>
-        <w:rPr>
-          <w:rFonts w:asciiTheme="minorHAnsi" w:eastAsiaTheme="minorHAnsi" w:hAnsiTheme="minorHAnsi"/>
-        </w:rPr>
-        <w:t>}}</w:t>
+        <w:t>{{/OPTICAL_PHOTOS_ROWS}}</w:t>
       </w:r>
     </w:p>
     <w:p>
@@ -11728,34 +10420,7 @@
                 <w:color w:val="404040" w:themeColor="text1" w:themeTint="BF"/>
                 <w:sz w:val="22"/>
               </w:rPr>
-              <w:t>기타</w:t>
-            </w:r>
-            <w:r>
-              <w:rPr>
-                <w:rFonts w:eastAsiaTheme="minorHAnsi" w:hint="eastAsia"/>
-                <w:b/>
-                <w:color w:val="404040" w:themeColor="text1" w:themeTint="BF"/>
-                <w:sz w:val="22"/>
-              </w:rPr>
-              <w:t xml:space="preserve"> </w:t>
-            </w:r>
-            <w:r>
-              <w:rPr>
-                <w:rFonts w:eastAsiaTheme="minorHAnsi" w:hint="eastAsia"/>
-                <w:b/>
-                <w:color w:val="404040" w:themeColor="text1" w:themeTint="BF"/>
-                <w:sz w:val="22"/>
-              </w:rPr>
-              <w:t>부품</w:t>
-            </w:r>
-            <w:r>
-              <w:rPr>
-                <w:rFonts w:eastAsiaTheme="minorHAnsi" w:hint="eastAsia"/>
-                <w:b/>
-                <w:color w:val="404040" w:themeColor="text1" w:themeTint="BF"/>
-                <w:sz w:val="22"/>
-              </w:rPr>
-              <w:t xml:space="preserve"> </w:t>
+              <w:t xml:space="preserve">기타 부품 </w:t>
             </w:r>
             <w:r>
               <w:rPr>
@@ -11763,23 +10428,7 @@
                 <w:b/>
                 <w:sz w:val="22"/>
               </w:rPr>
-              <w:t>점검</w:t>
-            </w:r>
-            <w:r>
-              <w:rPr>
-                <w:rFonts w:eastAsiaTheme="minorHAnsi" w:hint="eastAsia"/>
-                <w:b/>
-                <w:sz w:val="22"/>
-              </w:rPr>
-              <w:t xml:space="preserve"> </w:t>
-            </w:r>
-            <w:r>
-              <w:rPr>
-                <w:rFonts w:eastAsiaTheme="minorHAnsi" w:hint="eastAsia"/>
-                <w:b/>
-                <w:sz w:val="22"/>
-              </w:rPr>
-              <w:t>사진</w:t>
+              <w:t>점검 사진</w:t>
             </w:r>
           </w:p>
         </w:tc>
@@ -11796,19 +10445,7 @@
         <w:rPr>
           <w:rFonts w:asciiTheme="minorHAnsi" w:eastAsiaTheme="minorHAnsi" w:hAnsiTheme="minorHAnsi"/>
         </w:rPr>
-        <w:t>{{#ELECTRICAL_PHOTOS</w:t>
-      </w:r>
-      <w:r>
-        <w:rPr>
-          <w:rFonts w:asciiTheme="minorHAnsi" w:eastAsiaTheme="minorHAnsi" w:hAnsiTheme="minorHAnsi"/>
-        </w:rPr>
-        <w:t>_ROWS</w:t>
-      </w:r>
-      <w:r>
-        <w:rPr>
-          <w:rFonts w:asciiTheme="minorHAnsi" w:eastAsiaTheme="minorHAnsi" w:hAnsiTheme="minorHAnsi"/>
-        </w:rPr>
-        <w:t>}}</w:t>
+        <w:t>{{#ELECTRICAL_PHOTOS_ROWS}}</w:t>
       </w:r>
     </w:p>
     <w:tbl>
@@ -11955,19 +10592,7 @@
         <w:rPr>
           <w:rFonts w:asciiTheme="minorHAnsi" w:eastAsiaTheme="minorHAnsi" w:hAnsiTheme="minorHAnsi"/>
         </w:rPr>
-        <w:t>{{/ELECTRICAL_PHOTOS</w:t>
-      </w:r>
-      <w:r>
-        <w:rPr>
-          <w:rFonts w:asciiTheme="minorHAnsi" w:eastAsiaTheme="minorHAnsi" w:hAnsiTheme="minorHAnsi"/>
-        </w:rPr>
-        <w:t>_ROWS</w:t>
-      </w:r>
-      <w:r>
-        <w:rPr>
-          <w:rFonts w:asciiTheme="minorHAnsi" w:eastAsiaTheme="minorHAnsi" w:hAnsiTheme="minorHAnsi"/>
-        </w:rPr>
-        <w:t>}}</w:t>
+        <w:t>{{/ELECTRICAL_PHOTOS_ROWS}}</w:t>
       </w:r>
     </w:p>
     <w:p>
@@ -12018,7 +10643,6 @@
                 <w:szCs w:val="22"/>
               </w:rPr>
             </w:pPr>
-            <w:proofErr w:type="spellStart"/>
             <w:r>
               <w:rPr>
                 <w:rFonts w:eastAsiaTheme="minorHAnsi" w:hint="eastAsia"/>
@@ -12027,7 +10651,6 @@
               </w:rPr>
               <w:t>프로브</w:t>
             </w:r>
-            <w:proofErr w:type="spellEnd"/>
             <w:r>
               <w:rPr>
                 <w:rFonts w:eastAsiaTheme="minorHAnsi"/>
@@ -12042,23 +10665,7 @@
                 <w:b/>
                 <w:sz w:val="22"/>
               </w:rPr>
-              <w:t>점검</w:t>
-            </w:r>
-            <w:r>
-              <w:rPr>
-                <w:rFonts w:eastAsiaTheme="minorHAnsi" w:hint="eastAsia"/>
-                <w:b/>
-                <w:sz w:val="22"/>
-              </w:rPr>
-              <w:t xml:space="preserve"> </w:t>
-            </w:r>
-            <w:r>
-              <w:rPr>
-                <w:rFonts w:eastAsiaTheme="minorHAnsi" w:hint="eastAsia"/>
-                <w:b/>
-                <w:sz w:val="22"/>
-              </w:rPr>
-              <w:t>사진</w:t>
+              <w:t>점검 사진</w:t>
             </w:r>
           </w:p>
         </w:tc>
@@ -12075,19 +10682,7 @@
         <w:rPr>
           <w:rFonts w:asciiTheme="minorHAnsi" w:eastAsiaTheme="minorHAnsi" w:hAnsiTheme="minorHAnsi"/>
         </w:rPr>
-        <w:t>{{#PROBE_PHOTOS</w:t>
-      </w:r>
-      <w:r>
-        <w:rPr>
-          <w:rFonts w:asciiTheme="minorHAnsi" w:eastAsiaTheme="minorHAnsi" w:hAnsiTheme="minorHAnsi"/>
-        </w:rPr>
-        <w:t>_ROWS</w:t>
-      </w:r>
-      <w:r>
-        <w:rPr>
-          <w:rFonts w:asciiTheme="minorHAnsi" w:eastAsiaTheme="minorHAnsi" w:hAnsiTheme="minorHAnsi"/>
-        </w:rPr>
-        <w:t>}}</w:t>
+        <w:t>{{#PROBE_PHOTOS_ROWS}}</w:t>
       </w:r>
     </w:p>
     <w:tbl>
@@ -12234,19 +10829,7 @@
         <w:rPr>
           <w:rFonts w:asciiTheme="minorHAnsi" w:eastAsiaTheme="minorHAnsi" w:hAnsiTheme="minorHAnsi"/>
         </w:rPr>
-        <w:t>{{/PROBE_PHOTOS</w:t>
-      </w:r>
-      <w:r>
-        <w:rPr>
-          <w:rFonts w:asciiTheme="minorHAnsi" w:eastAsiaTheme="minorHAnsi" w:hAnsiTheme="minorHAnsi"/>
-        </w:rPr>
-        <w:t>_ROWS</w:t>
-      </w:r>
-      <w:r>
-        <w:rPr>
-          <w:rFonts w:asciiTheme="minorHAnsi" w:eastAsiaTheme="minorHAnsi" w:hAnsiTheme="minorHAnsi"/>
-        </w:rPr>
-        <w:t>}}</w:t>
+        <w:t>{{/PROBE_PHOTOS_ROWS}}</w:t>
       </w:r>
     </w:p>
     <w:p>
@@ -12313,19 +10896,7 @@
         <w:rPr>
           <w:rFonts w:asciiTheme="minorHAnsi" w:eastAsiaTheme="minorHAnsi" w:hAnsiTheme="minorHAnsi"/>
         </w:rPr>
-        <w:t>{{#OTHER_PHOTOS</w:t>
-      </w:r>
-      <w:r>
-        <w:rPr>
-          <w:rFonts w:asciiTheme="minorHAnsi" w:eastAsiaTheme="minorHAnsi" w:hAnsiTheme="minorHAnsi"/>
-        </w:rPr>
-        <w:t>_ROWS</w:t>
-      </w:r>
-      <w:r>
-        <w:rPr>
-          <w:rFonts w:asciiTheme="minorHAnsi" w:eastAsiaTheme="minorHAnsi" w:hAnsiTheme="minorHAnsi"/>
-        </w:rPr>
-        <w:t>}}</w:t>
+        <w:t>{{#OTHER_PHOTOS_ROWS}}</w:t>
       </w:r>
     </w:p>
     <w:tbl>
@@ -12470,19 +11041,7 @@
         <w:rPr>
           <w:rFonts w:asciiTheme="minorHAnsi" w:eastAsiaTheme="minorHAnsi" w:hAnsiTheme="minorHAnsi"/>
         </w:rPr>
-        <w:t>{{/OTHER_PHOTOS</w:t>
-      </w:r>
-      <w:r>
-        <w:rPr>
-          <w:rFonts w:asciiTheme="minorHAnsi" w:eastAsiaTheme="minorHAnsi" w:hAnsiTheme="minorHAnsi"/>
-        </w:rPr>
-        <w:t>_ROWS</w:t>
-      </w:r>
-      <w:r>
-        <w:rPr>
-          <w:rFonts w:asciiTheme="minorHAnsi" w:eastAsiaTheme="minorHAnsi" w:hAnsiTheme="minorHAnsi"/>
-        </w:rPr>
-        <w:t>}}</w:t>
+        <w:t>{{/OTHER_PHOTOS_ROWS}}</w:t>
       </w:r>
     </w:p>
     <w:p>

--- a/public/templates/first-report-template.docx
+++ b/public/templates/first-report-template.docx
@@ -240,7 +240,7 @@
     </w:p>
     <w:p>
       <w:pPr>
-        <w:spacing w:line="240" w:lineRule="auto"/>
+        <w:spacing w:before="600" w:line="240" w:lineRule="auto"/>
         <w:jc w:val="center"/>
         <w:rPr>
           <w:rFonts w:eastAsiaTheme="minorHAnsi"/>
@@ -863,7 +863,7 @@
     <w:tbl>
       <w:tblPr>
         <w:tblStyle w:val="a7"/>
-        <w:tblpPr w:leftFromText="142" w:rightFromText="142" w:vertAnchor="text" w:horzAnchor="margin" w:tblpXSpec="center" w:tblpY="100"/>
+        <w:tblpPr w:leftFromText="142" w:rightFromText="142" w:vertAnchor="text" w:horzAnchor="margin" w:tblpXSpec="center" w:tblpY="400"/>
         <w:tblW w:w="0" w:type="auto"/>
         <w:tblLook w:val="04A0" w:firstRow="1" w:lastRow="0" w:firstColumn="1" w:lastColumn="0" w:noHBand="0" w:noVBand="1"/>
       </w:tblPr>

--- a/public/templates/first-report-template.docx
+++ b/public/templates/first-report-template.docx
@@ -240,7 +240,7 @@
     </w:p>
     <w:p>
       <w:pPr>
-        <w:spacing w:before="600" w:line="240" w:lineRule="auto"/>
+        <w:spacing w:before="1200" w:line="240" w:lineRule="auto"/>
         <w:jc w:val="center"/>
         <w:rPr>
           <w:rFonts w:eastAsiaTheme="minorHAnsi"/>
@@ -469,7 +469,7 @@
     </w:p>
     <w:tbl>
       <w:tblPr>
-        <w:tblW w:w="9211" w:type="dxa"/>
+        <w:tblW w:w="7369" w:type="dxa"/>
         <w:tblBorders>
           <w:top w:val="single" w:sz="2" w:space="0" w:color="000000"/>
           <w:left w:val="single" w:sz="2" w:space="0" w:color="000000"/>
@@ -482,13 +482,14 @@
           <w:bottom w:w="15" w:type="dxa"/>
           <w:right w:w="15" w:type="dxa"/>
         </w:tblCellMar>
+        <w:jc w:val="center"/>
         <w:tblLook w:val="04A0" w:firstRow="1" w:lastRow="0" w:firstColumn="1" w:lastColumn="0" w:noHBand="0" w:noVBand="1"/>
       </w:tblPr>
       <w:tblGrid>
-        <w:gridCol w:w="2148"/>
-        <w:gridCol w:w="2181"/>
-        <w:gridCol w:w="2402"/>
-        <w:gridCol w:w="2480"/>
+        <w:gridCol w:w="1720"/>
+        <w:gridCol w:w="1745"/>
+        <w:gridCol w:w="1920"/>
+        <w:gridCol w:w="1984"/>
       </w:tblGrid>
       <w:tr>
         <w:trPr>
@@ -849,7 +850,7 @@
     </w:p>
     <w:p>
       <w:pPr>
-        <w:spacing w:before="200" w:after="0"/>
+        <w:spacing w:before="500" w:after="0"/>
         <w:pStyle w:val="a6"/>
         <w:wordWrap/>
         <w:rPr>

--- a/public/templates/first-report-template.docx
+++ b/public/templates/first-report-template.docx
@@ -865,6 +865,7 @@
       <w:tblPr>
         <w:tblStyle w:val="a7"/>
         <w:tblW w:w="0" w:type="auto"/>
+        <w:jc w:val="center"/>
         <w:tblLook w:val="04A0" w:firstRow="1" w:lastRow="0" w:firstColumn="1" w:lastColumn="0" w:noHBand="0" w:noVBand="1"/>
       </w:tblPr>
       <w:tblGrid>
@@ -1362,6 +1363,7 @@
           </w:tcPr>
           <w:p>
             <w:pPr>
+              <w:spacing w:before="0" w:after="0" w:line="200" w:lineRule="auto"/>
               <w:jc w:val="left"/>
               <w:textAlignment w:val="baseline"/>
             </w:pPr>
@@ -1413,6 +1415,7 @@
           </w:p>
           <w:p>
             <w:pPr>
+              <w:spacing w:before="0" w:after="0" w:line="200" w:lineRule="auto"/>
               <w:jc w:val="left"/>
               <w:textAlignment w:val="baseline"/>
             </w:pPr>
@@ -1464,6 +1467,7 @@
           </w:p>
           <w:p>
             <w:pPr>
+              <w:spacing w:before="0" w:after="0" w:line="200" w:lineRule="auto"/>
               <w:jc w:val="left"/>
               <w:textAlignment w:val="baseline"/>
             </w:pPr>
@@ -1515,6 +1519,7 @@
           </w:p>
           <w:p>
             <w:pPr>
+              <w:spacing w:before="0" w:after="0" w:line="200" w:lineRule="auto"/>
               <w:jc w:val="left"/>
               <w:textAlignment w:val="baseline"/>
             </w:pPr>
@@ -1566,6 +1571,7 @@
           </w:p>
           <w:p>
             <w:pPr>
+              <w:spacing w:before="0" w:after="0" w:line="200" w:lineRule="auto"/>
               <w:jc w:val="left"/>
               <w:textAlignment w:val="baseline"/>
             </w:pPr>
@@ -1617,6 +1623,7 @@
           </w:p>
           <w:p>
             <w:pPr>
+              <w:spacing w:before="0" w:after="0" w:line="200" w:lineRule="auto"/>
               <w:jc w:val="left"/>
               <w:textAlignment w:val="baseline"/>
             </w:pPr>
@@ -1668,6 +1675,7 @@
           </w:p>
           <w:p>
             <w:pPr>
+              <w:spacing w:before="0" w:after="0" w:line="200" w:lineRule="auto"/>
               <w:jc w:val="left"/>
               <w:textAlignment w:val="baseline"/>
             </w:pPr>
@@ -1719,6 +1727,7 @@
           </w:p>
           <w:p>
             <w:pPr>
+              <w:spacing w:before="0" w:after="0" w:line="200" w:lineRule="auto"/>
               <w:jc w:val="left"/>
               <w:textAlignment w:val="baseline"/>
             </w:pPr>
@@ -1770,6 +1779,7 @@
           </w:p>
           <w:p>
             <w:pPr>
+              <w:spacing w:before="0" w:after="0" w:line="200" w:lineRule="auto"/>
               <w:jc w:val="left"/>
               <w:textAlignment w:val="baseline"/>
             </w:pPr>
@@ -1855,6 +1865,7 @@
           </w:tcPr>
           <w:p>
             <w:pPr>
+              <w:spacing w:before="0" w:after="0" w:line="200" w:lineRule="auto"/>
               <w:jc w:val="left"/>
               <w:textAlignment w:val="baseline"/>
               <w:rPr>
@@ -1912,6 +1923,7 @@
           </w:p>
           <w:p>
             <w:pPr>
+              <w:spacing w:before="0" w:after="0" w:line="200" w:lineRule="auto"/>
               <w:jc w:val="left"/>
               <w:textAlignment w:val="baseline"/>
               <w:rPr>
@@ -1969,6 +1981,7 @@
           </w:p>
           <w:p>
             <w:pPr>
+              <w:spacing w:before="0" w:after="0" w:line="200" w:lineRule="auto"/>
               <w:jc w:val="left"/>
               <w:textAlignment w:val="baseline"/>
               <w:rPr>
@@ -2026,6 +2039,7 @@
           </w:p>
           <w:p>
             <w:pPr>
+              <w:spacing w:before="0" w:after="0" w:line="200" w:lineRule="auto"/>
               <w:jc w:val="left"/>
               <w:textAlignment w:val="baseline"/>
               <w:rPr>
@@ -2083,6 +2097,7 @@
           </w:p>
           <w:p>
             <w:pPr>
+              <w:spacing w:before="0" w:after="0" w:line="200" w:lineRule="auto"/>
               <w:jc w:val="left"/>
               <w:textAlignment w:val="baseline"/>
               <w:rPr>
@@ -2143,6 +2158,7 @@
           <w:p>
             <w:pPr>
               <w:wordWrap/>
+              <w:spacing w:before="0" w:after="0" w:line="200" w:lineRule="auto"/>
               <w:jc w:val="left"/>
               <w:textAlignment w:val="baseline"/>
               <w:rPr>
@@ -2295,6 +2311,7 @@
           <w:p>
             <w:pPr>
               <w:wordWrap/>
+              <w:spacing w:before="0" w:after="0" w:line="200" w:lineRule="auto"/>
               <w:jc w:val="left"/>
               <w:textAlignment w:val="baseline"/>
               <w:rPr>
@@ -2353,6 +2370,7 @@
           <w:p>
             <w:pPr>
               <w:wordWrap/>
+              <w:spacing w:before="0" w:after="0" w:line="200" w:lineRule="auto"/>
               <w:jc w:val="left"/>
               <w:textAlignment w:val="baseline"/>
               <w:rPr>
@@ -2411,6 +2429,7 @@
           <w:p>
             <w:pPr>
               <w:wordWrap/>
+              <w:spacing w:before="0" w:after="0" w:line="200" w:lineRule="auto"/>
               <w:jc w:val="left"/>
               <w:textAlignment w:val="baseline"/>
               <w:rPr>
@@ -2475,6 +2494,7 @@
           </w:tcPr>
           <w:p>
             <w:pPr>
+              <w:spacing w:before="0" w:after="0" w:line="200" w:lineRule="auto"/>
               <w:jc w:val="left"/>
               <w:textAlignment w:val="baseline"/>
               <w:rPr>
@@ -2516,6 +2536,7 @@
           </w:p>
           <w:p>
             <w:pPr>
+              <w:spacing w:before="0" w:after="0" w:line="200" w:lineRule="auto"/>
               <w:jc w:val="left"/>
               <w:textAlignment w:val="baseline"/>
               <w:rPr>
@@ -2546,6 +2567,7 @@
             <w:pPr>
               <w:wordWrap/>
               <w:spacing w:line="276" w:lineRule="auto"/>
+              <w:spacing w:before="0" w:after="0" w:line="200" w:lineRule="auto"/>
               <w:jc w:val="left"/>
               <w:textAlignment w:val="baseline"/>
               <w:rPr>
@@ -2725,6 +2747,7 @@
           </w:tcPr>
           <w:p>
             <w:pPr>
+              <w:spacing w:before="0" w:after="0" w:line="200" w:lineRule="auto"/>
               <w:jc w:val="left"/>
               <w:textAlignment w:val="baseline"/>
             </w:pPr>
@@ -2779,6 +2802,7 @@
           </w:p>
           <w:p>
             <w:pPr>
+              <w:spacing w:before="0" w:after="0" w:line="200" w:lineRule="auto"/>
               <w:jc w:val="left"/>
               <w:textAlignment w:val="baseline"/>
             </w:pPr>
@@ -2806,12 +2830,14 @@
           </w:p>
           <w:p>
             <w:pPr>
+              <w:spacing w:before="0" w:after="0" w:line="200" w:lineRule="auto"/>
               <w:jc w:val="left"/>
               <w:textAlignment w:val="baseline"/>
             </w:pPr>
           </w:p>
           <w:p>
             <w:pPr>
+              <w:spacing w:before="0" w:after="0" w:line="200" w:lineRule="auto"/>
               <w:jc w:val="left"/>
               <w:textAlignment w:val="baseline"/>
               <w:rPr>
@@ -2871,6 +2897,7 @@
           </w:p>
           <w:p>
             <w:pPr>
+              <w:spacing w:before="0" w:after="0" w:line="200" w:lineRule="auto"/>
               <w:jc w:val="left"/>
               <w:textAlignment w:val="baseline"/>
             </w:pPr>
@@ -2898,6 +2925,7 @@
           </w:p>
           <w:p>
             <w:pPr>
+              <w:spacing w:before="0" w:after="0" w:line="200" w:lineRule="auto"/>
               <w:jc w:val="left"/>
               <w:textAlignment w:val="baseline"/>
               <w:rPr>
@@ -2938,6 +2966,7 @@
           </w:tcPr>
           <w:p>
             <w:pPr>
+              <w:spacing w:before="0" w:after="0" w:line="200" w:lineRule="auto"/>
               <w:jc w:val="left"/>
               <w:textAlignment w:val="baseline"/>
               <w:rPr>
@@ -2950,6 +2979,7 @@
           </w:p>
           <w:p>
             <w:pPr>
+              <w:spacing w:before="0" w:after="0" w:line="200" w:lineRule="auto"/>
               <w:jc w:val="left"/>
               <w:textAlignment w:val="baseline"/>
               <w:rPr>
@@ -3043,6 +3073,7 @@
           </w:p>
           <w:p>
             <w:pPr>
+              <w:spacing w:before="0" w:after="0" w:line="200" w:lineRule="auto"/>
               <w:jc w:val="left"/>
               <w:textAlignment w:val="baseline"/>
               <w:rPr>
@@ -3055,6 +3086,7 @@
           </w:p>
           <w:p>
             <w:pPr>
+              <w:spacing w:before="0" w:after="0" w:line="200" w:lineRule="auto"/>
               <w:jc w:val="left"/>
               <w:textAlignment w:val="baseline"/>
               <w:rPr>
@@ -3148,6 +3180,7 @@
           </w:p>
           <w:p>
             <w:pPr>
+              <w:spacing w:before="0" w:after="0" w:line="200" w:lineRule="auto"/>
               <w:jc w:val="left"/>
               <w:textAlignment w:val="baseline"/>
               <w:rPr>
@@ -3160,6 +3193,7 @@
           </w:p>
           <w:p>
             <w:pPr>
+              <w:spacing w:before="0" w:after="0" w:line="200" w:lineRule="auto"/>
               <w:jc w:val="left"/>
               <w:textAlignment w:val="baseline"/>
               <w:rPr>
@@ -3253,6 +3287,7 @@
           </w:p>
           <w:p>
             <w:pPr>
+              <w:spacing w:before="0" w:after="0" w:line="200" w:lineRule="auto"/>
               <w:jc w:val="left"/>
               <w:textAlignment w:val="baseline"/>
               <w:rPr>
@@ -3265,6 +3300,7 @@
           </w:p>
           <w:p>
             <w:pPr>
+              <w:spacing w:before="0" w:after="0" w:line="200" w:lineRule="auto"/>
               <w:jc w:val="left"/>
               <w:textAlignment w:val="baseline"/>
               <w:rPr>
@@ -3360,6 +3396,7 @@
           </w:p>
           <w:p>
             <w:pPr>
+              <w:spacing w:before="0" w:after="0" w:line="200" w:lineRule="auto"/>
               <w:jc w:val="left"/>
               <w:textAlignment w:val="baseline"/>
               <w:rPr>
@@ -3372,6 +3409,7 @@
           </w:p>
           <w:p>
             <w:pPr>
+              <w:spacing w:before="0" w:after="0" w:line="200" w:lineRule="auto"/>
               <w:jc w:val="left"/>
               <w:textAlignment w:val="baseline"/>
               <w:rPr>
@@ -3436,6 +3474,7 @@
           <w:p>
             <w:pPr>
               <w:wordWrap/>
+              <w:spacing w:before="0" w:after="0" w:line="200" w:lineRule="auto"/>
               <w:jc w:val="left"/>
               <w:textAlignment w:val="baseline"/>
               <w:rPr>
@@ -3449,6 +3488,7 @@
           <w:p>
             <w:pPr>
               <w:wordWrap/>
+              <w:spacing w:before="0" w:after="0" w:line="200" w:lineRule="auto"/>
               <w:jc w:val="left"/>
               <w:textAlignment w:val="baseline"/>
               <w:rPr>
@@ -3543,6 +3583,7 @@
           <w:p>
             <w:pPr>
               <w:wordWrap/>
+              <w:spacing w:before="0" w:after="0" w:line="200" w:lineRule="auto"/>
               <w:jc w:val="left"/>
               <w:textAlignment w:val="baseline"/>
               <w:rPr>
@@ -3556,6 +3597,7 @@
           <w:p>
             <w:pPr>
               <w:wordWrap/>
+              <w:spacing w:before="0" w:after="0" w:line="200" w:lineRule="auto"/>
               <w:jc w:val="left"/>
               <w:textAlignment w:val="baseline"/>
               <w:rPr>
@@ -3650,6 +3692,7 @@
           <w:p>
             <w:pPr>
               <w:wordWrap/>
+              <w:spacing w:before="0" w:after="0" w:line="200" w:lineRule="auto"/>
               <w:jc w:val="left"/>
               <w:textAlignment w:val="baseline"/>
               <w:rPr>
@@ -3663,6 +3706,7 @@
           <w:p>
             <w:pPr>
               <w:wordWrap/>
+              <w:spacing w:before="0" w:after="0" w:line="200" w:lineRule="auto"/>
               <w:jc w:val="left"/>
               <w:textAlignment w:val="baseline"/>
               <w:rPr>
@@ -3721,6 +3765,7 @@
           <w:p>
             <w:pPr>
               <w:wordWrap/>
+              <w:spacing w:before="0" w:after="0" w:line="200" w:lineRule="auto"/>
               <w:jc w:val="left"/>
               <w:textAlignment w:val="baseline"/>
               <w:rPr>
@@ -3734,6 +3779,7 @@
           <w:p>
             <w:pPr>
               <w:wordWrap/>
+              <w:spacing w:before="0" w:after="0" w:line="200" w:lineRule="auto"/>
               <w:jc w:val="left"/>
               <w:textAlignment w:val="baseline"/>
               <w:rPr>
@@ -4100,6 +4146,7 @@
           </w:tcPr>
           <w:p>
             <w:pPr>
+              <w:spacing w:before="0" w:after="0" w:line="200" w:lineRule="auto"/>
               <w:jc w:val="left"/>
               <w:textAlignment w:val="baseline"/>
               <w:rPr>
@@ -4163,6 +4210,7 @@
           </w:p>
           <w:p>
             <w:pPr>
+              <w:spacing w:before="0" w:after="0" w:line="200" w:lineRule="auto"/>
               <w:jc w:val="left"/>
               <w:textAlignment w:val="baseline"/>
               <w:rPr>
@@ -4342,6 +4390,7 @@
           </w:tcPr>
           <w:p>
             <w:pPr>
+              <w:spacing w:before="0" w:after="0" w:line="200" w:lineRule="auto"/>
               <w:jc w:val="left"/>
               <w:textAlignment w:val="baseline"/>
               <w:rPr>
@@ -4399,6 +4448,7 @@
           </w:p>
           <w:p>
             <w:pPr>
+              <w:spacing w:before="0" w:after="0" w:line="200" w:lineRule="auto"/>
               <w:jc w:val="left"/>
               <w:textAlignment w:val="baseline"/>
               <w:rPr>
@@ -4573,6 +4623,7 @@
           </w:tcPr>
           <w:p>
             <w:pPr>
+              <w:spacing w:before="0" w:after="0" w:line="200" w:lineRule="auto"/>
               <w:jc w:val="left"/>
               <w:textAlignment w:val="baseline"/>
               <w:rPr>
@@ -4630,6 +4681,7 @@
           </w:p>
           <w:p>
             <w:pPr>
+              <w:spacing w:before="0" w:after="0" w:line="200" w:lineRule="auto"/>
               <w:jc w:val="left"/>
               <w:textAlignment w:val="baseline"/>
               <w:rPr>
@@ -4801,6 +4853,7 @@
           </w:tcPr>
           <w:p>
             <w:pPr>
+              <w:spacing w:before="0" w:after="0" w:line="200" w:lineRule="auto"/>
               <w:jc w:val="left"/>
               <w:textAlignment w:val="baseline"/>
               <w:rPr>
@@ -4859,6 +4912,7 @@
           </w:p>
           <w:p>
             <w:pPr>
+              <w:spacing w:before="0" w:after="0" w:line="200" w:lineRule="auto"/>
               <w:jc w:val="left"/>
               <w:textAlignment w:val="baseline"/>
               <w:rPr>
@@ -5018,6 +5072,7 @@
           </w:tcPr>
           <w:p>
             <w:pPr>
+              <w:spacing w:before="0" w:after="0" w:line="200" w:lineRule="auto"/>
               <w:jc w:val="left"/>
               <w:textAlignment w:val="baseline"/>
               <w:rPr>
@@ -5075,6 +5130,7 @@
           </w:p>
           <w:p>
             <w:pPr>
+              <w:spacing w:before="0" w:after="0" w:line="200" w:lineRule="auto"/>
               <w:jc w:val="left"/>
               <w:textAlignment w:val="baseline"/>
               <w:rPr>
@@ -5277,6 +5333,7 @@
           </w:tcPr>
           <w:p>
             <w:pPr>
+              <w:spacing w:before="0" w:after="0" w:line="200" w:lineRule="auto"/>
               <w:jc w:val="left"/>
               <w:textAlignment w:val="baseline"/>
               <w:rPr>
@@ -5334,6 +5391,7 @@
           </w:p>
           <w:p>
             <w:pPr>
+              <w:spacing w:before="0" w:after="0" w:line="200" w:lineRule="auto"/>
               <w:jc w:val="left"/>
               <w:textAlignment w:val="baseline"/>
               <w:rPr>
@@ -7940,6 +7998,7 @@
             <w:pPr>
               <w:wordWrap/>
               <w:spacing w:after="0" w:line="240" w:lineRule="auto"/>
+              <w:spacing w:before="0" w:after="0" w:line="200" w:lineRule="auto"/>
               <w:jc w:val="left"/>
               <w:textAlignment w:val="baseline"/>
               <w:rPr>
@@ -8950,6 +9009,7 @@
             <w:pPr>
               <w:wordWrap/>
               <w:spacing w:after="0" w:line="240" w:lineRule="auto"/>
+              <w:spacing w:before="0" w:after="0" w:line="200" w:lineRule="auto"/>
               <w:jc w:val="left"/>
               <w:textAlignment w:val="baseline"/>
               <w:rPr>
@@ -8965,6 +9025,7 @@
               <w:wordWrap/>
               <w:spacing w:after="0" w:line="240" w:lineRule="auto"/>
               <w:ind w:firstLineChars="50" w:firstLine="100"/>
+              <w:spacing w:before="0" w:after="0" w:line="200" w:lineRule="auto"/>
               <w:jc w:val="left"/>
               <w:textAlignment w:val="baseline"/>
               <w:rPr>
@@ -9335,6 +9396,7 @@
             <w:pPr>
               <w:wordWrap/>
               <w:spacing w:after="0" w:line="240" w:lineRule="auto"/>
+              <w:spacing w:before="0" w:after="0" w:line="200" w:lineRule="auto"/>
               <w:jc w:val="left"/>
               <w:textAlignment w:val="baseline"/>
               <w:rPr>
@@ -9349,6 +9411,7 @@
             <w:pPr>
               <w:wordWrap/>
               <w:spacing w:after="0" w:line="240" w:lineRule="auto"/>
+              <w:spacing w:before="0" w:after="0" w:line="200" w:lineRule="auto"/>
               <w:jc w:val="left"/>
               <w:textAlignment w:val="baseline"/>
               <w:rPr>
@@ -9363,6 +9426,7 @@
             <w:pPr>
               <w:wordWrap/>
               <w:spacing w:after="0" w:line="240" w:lineRule="auto"/>
+              <w:spacing w:before="0" w:after="0" w:line="200" w:lineRule="auto"/>
               <w:jc w:val="left"/>
               <w:textAlignment w:val="baseline"/>
               <w:rPr>
@@ -9794,6 +9858,7 @@
             <w:pPr>
               <w:wordWrap/>
               <w:spacing w:after="0" w:line="240" w:lineRule="auto"/>
+              <w:spacing w:before="0" w:after="0" w:line="200" w:lineRule="auto"/>
               <w:jc w:val="left"/>
               <w:textAlignment w:val="baseline"/>
               <w:rPr>
@@ -9808,6 +9873,7 @@
             <w:pPr>
               <w:wordWrap/>
               <w:spacing w:after="0" w:line="240" w:lineRule="auto"/>
+              <w:spacing w:before="0" w:after="0" w:line="200" w:lineRule="auto"/>
               <w:jc w:val="left"/>
               <w:textAlignment w:val="baseline"/>
               <w:rPr>

--- a/public/templates/first-report-template.docx
+++ b/public/templates/first-report-template.docx
@@ -706,6 +706,7 @@
                 <w:kern w:val="0"/>
                 <w:szCs w:val="20"/>
               </w:rPr>
+              <w:jc w:val="center"/>
             </w:pPr>
             <w:r>
               <w:rPr>
@@ -850,7 +851,7 @@
     </w:p>
     <w:p>
       <w:pPr>
-        <w:spacing w:before="500" w:after="0"/>
+        <w:spacing w:before="1400" w:after="0"/>
         <w:pStyle w:val="a6"/>
         <w:wordWrap/>
         <w:rPr>

--- a/public/templates/first-report-template.docx
+++ b/public/templates/first-report-template.docx
@@ -810,7 +810,14 @@
               <w:bottom w:val="single" w:sz="2" w:space="0" w:color="000000"/>
               <w:right w:val="single" w:sz="2" w:space="0" w:color="000000"/>
             </w:tcBorders>
+            <w:tcMar>
+              <w:top w:w="28" w:type="dxa"/>
+              <w:left w:w="102" w:type="dxa"/>
+              <w:bottom w:w="28" w:type="dxa"/>
+              <w:right w:w="102" w:type="dxa"/>
+            </w:tcMar>
             <w:vAlign w:val="center"/>
+            <w:hideMark/>
           </w:tcPr>
           <w:p>
             <w:pPr>
